--- a/Optical_Papers_260131.docx
+++ b/Optical_Papers_260131.docx
@@ -548,6 +548,910 @@
     </w:p>
     <w:p>
       <w:pPr>
+        <w:pStyle w:val="Heading2"/>
+      </w:pPr>
+      <w:r/>
+      <w:r>
+        <w:rPr>
+          <w:rFonts w:ascii="Times New Roman" w:hAnsi="Times New Roman" w:eastAsia="宋体"/>
+          <w:b/>
+          <w:color w:val="000000"/>
+          <w:sz w:val="24"/>
+        </w:rPr>
+        <w:t>偏振旋转估计辅助的双偏振 QAM 信号的无载波相位恢复</w:t>
+      </w:r>
+    </w:p>
+    <w:p>
+      <w:r>
+        <w:rPr>
+          <w:rFonts w:ascii="Times New Roman" w:hAnsi="Times New Roman" w:eastAsia="宋体"/>
+          <w:b/>
+          <w:color w:val="003264"/>
+          <w:sz w:val="24"/>
+        </w:rPr>
+        <w:t>Carrier-free phase retrieval of dual-polarization QAM signals aided by polarization rotation estimation</w:t>
+      </w:r>
+    </w:p>
+    <w:p>
+      <w:r>
+        <w:rPr>
+          <w:rFonts w:ascii="Times New Roman" w:hAnsi="Times New Roman" w:eastAsia="宋体"/>
+          <w:sz w:val="21"/>
+        </w:rPr>
+        <w:t>作者: Xiaoxue Gan, Meng Xiang, Jie Xu, Gai Zhou, Songnian Fu, Yuwen Qin</w:t>
+        <w:br/>
+      </w:r>
+      <w:r>
+        <w:rPr>
+          <w:rFonts w:ascii="Times New Roman" w:hAnsi="Times New Roman" w:eastAsia="宋体"/>
+          <w:sz w:val="21"/>
+        </w:rPr>
+        <w:t xml:space="preserve">时间: 2026-01-22 | </w:t>
+      </w:r>
+      <w:r>
+        <w:t xml:space="preserve">链接: </w:t>
+      </w:r>
+      <w:hyperlink r:id="rId37">
+        <w:r>
+          <w:rPr>
+            <w:rFonts w:ascii="Times New Roman" w:hAnsi="Times New Roman" w:eastAsia="宋体"/>
+            <w:color w:val="0000FF"/>
+            <w:sz w:val="21"/>
+            <w:u w:val="single"/>
+          </w:rPr>
+          <w:t>https://doi.org/10.1364/oe.583629</w:t>
+        </w:r>
+      </w:hyperlink>
+    </w:p>
+    <w:p>
+      <w:pPr>
+        <w:spacing w:before="120"/>
+      </w:pPr>
+      <w:r>
+        <w:rPr>
+          <w:rFonts w:ascii="Times New Roman" w:hAnsi="Times New Roman" w:eastAsia="宋体"/>
+          <w:b/>
+          <w:sz w:val="21"/>
+        </w:rPr>
+        <w:t>中文摘要:</w:t>
+      </w:r>
+    </w:p>
+    <w:p>
+      <w:pPr>
+        <w:ind w:firstLine="360"/>
+      </w:pPr>
+      <w:r>
+        <w:rPr>
+          <w:rFonts w:ascii="Times New Roman" w:hAnsi="Times New Roman" w:eastAsia="宋体"/>
+          <w:sz w:val="21"/>
+        </w:rPr>
+        <w:t>通过无载波相位恢复 (CF-PR) 恢复偏振复用 QAM 信号仍然是一项重大挑战，因为它需要基于唯一的强度测量来准确估计标准单模光纤 (SSMF) 的 2 × 2 传输矩阵。在本文中，我们提出并通过实验演示了一种双偏振 CF-PR (DP-CF-PR) 接收器，该接收器仅基于强度检测来重建 DP-QAM 信号。通过将迭代场重建与训练序列辅助偏振旋转矩阵估计相结合，该方案有效地减轻了交叉偏振耦合，并实现了 DP-QAM 信号的全场恢复。数值模拟显示，在可变光信噪比 (OSNR) 值和各种调制格式下，偏振旋转角和相位差估计误差低于 0.18 rad。基于超过 80 km SSMF 的 32GBaud DP-QPSK/16QAM 信号传输的实验验证保持了出色的相位重建精度和 BER 性能，在 OSNR 值分别为 17.4 dB 和 27.5 dB 时实现了 20% 软判决 FEC (20% SD-FEC) 阈值。因此，所提出的DP-CF-PR架构为基于直接检测的双偏振光场恢复提供了一种实用且经济高效的解决方案，显示出短距离和节能光互连的强大潜力。</w:t>
+      </w:r>
+    </w:p>
+    <w:p>
+      <w:pPr>
+        <w:spacing w:before="120"/>
+      </w:pPr>
+      <w:r>
+        <w:rPr>
+          <w:rFonts w:ascii="Times New Roman" w:hAnsi="Times New Roman" w:eastAsia="宋体"/>
+          <w:b/>
+          <w:sz w:val="21"/>
+        </w:rPr>
+        <w:t>English Abstract:</w:t>
+      </w:r>
+    </w:p>
+    <w:p>
+      <w:r>
+        <w:rPr>
+          <w:rFonts w:ascii="Times New Roman" w:hAnsi="Times New Roman" w:eastAsia="宋体"/>
+          <w:sz w:val="21"/>
+        </w:rPr>
+        <w:t>Recovering polarization-multiplexed QAM signals through carrier-free phase retrieval (CF-PR) remains a significant challenge, as it requires accurate estimation of the 2 × 2 transfer matrix of standard single mode fiber (SSMF) based on the only intensity measurements. In this paper, we propose and experimentally demonstrate a dual-polarization CF-PR (DP-CF-PR) receiver that reconstructs DP-QAM signals based solely on intensity detection. By integrating iterative field reconstruction with training-sequence assisted polarization rotation matrix estimation, the proposed scheme effectively mitigates cross-polarization coupling and enables the full-field recovery of DP-QAM signals. Numerical simulations show the polarization rotation angle and phase difference estimation errors below 0.18 rad under the variable optical signal-to-noise (OSNR) values and various modulation formats. Experimental validation based on 32GBaud DP-QPSK/16QAM signals transmission over 80 km SSMF holds excellent accuracy of phase reconstruction and BER performance, achieving the 20% soft-decision FEC (20% SD-FEC) threshold at OSNR values of 17.4 dB and 27.5 dB, respectively. The proposed DP-CF-PR architecture therefore, offers a practical and cost-efficient solution for dual-polarization optical field recovery based on direct detection, showing strong potential for short-reach and energy-efficient optical interconnects.</w:t>
+      </w:r>
+    </w:p>
+    <w:p>
+      <w:r>
+        <w:rPr>
+          <w:rFonts w:ascii="Times New Roman" w:hAnsi="Times New Roman" w:eastAsia="宋体"/>
+          <w:sz w:val="21"/>
+        </w:rPr>
+        <w:t>__________________________________________________</w:t>
+      </w:r>
+    </w:p>
+    <w:p>
+      <w:pPr>
+        <w:pStyle w:val="Heading2"/>
+      </w:pPr>
+      <w:r/>
+      <w:r>
+        <w:rPr>
+          <w:rFonts w:ascii="Times New Roman" w:hAnsi="Times New Roman" w:eastAsia="宋体"/>
+          <w:b/>
+          <w:color w:val="000000"/>
+          <w:sz w:val="24"/>
+        </w:rPr>
+        <w:t>氧化石墨烯功能化侧面抛光采样光纤光栅生物传感器，用于高灵敏检测 SARS-CoV-2 刺突蛋白</w:t>
+      </w:r>
+    </w:p>
+    <w:p>
+      <w:r>
+        <w:rPr>
+          <w:rFonts w:ascii="Times New Roman" w:hAnsi="Times New Roman" w:eastAsia="宋体"/>
+          <w:b/>
+          <w:color w:val="003264"/>
+          <w:sz w:val="24"/>
+        </w:rPr>
+        <w:t>Graphene oxide functionalized side-polished sampled fiber grating biosensor for highly sensitive detection of SARS-CoV-2 spike protein</w:t>
+      </w:r>
+    </w:p>
+    <w:p>
+      <w:r>
+        <w:rPr>
+          <w:rFonts w:ascii="Times New Roman" w:hAnsi="Times New Roman" w:eastAsia="宋体"/>
+          <w:sz w:val="21"/>
+        </w:rPr>
+        <w:t>作者: Bo Wang, Jinshuo Li, Shanren Liu, Mengmeng Gao, Qianhua Li, Qi Guo, Yongsen Yu</w:t>
+        <w:br/>
+      </w:r>
+      <w:r>
+        <w:rPr>
+          <w:rFonts w:ascii="Times New Roman" w:hAnsi="Times New Roman" w:eastAsia="宋体"/>
+          <w:sz w:val="21"/>
+        </w:rPr>
+        <w:t xml:space="preserve">时间: 2026-01-16 | </w:t>
+      </w:r>
+      <w:r>
+        <w:t xml:space="preserve">链接: </w:t>
+      </w:r>
+      <w:hyperlink r:id="rId38">
+        <w:r>
+          <w:rPr>
+            <w:rFonts w:ascii="Times New Roman" w:hAnsi="Times New Roman" w:eastAsia="宋体"/>
+            <w:color w:val="0000FF"/>
+            <w:sz w:val="21"/>
+            <w:u w:val="single"/>
+          </w:rPr>
+          <w:t>https://doi.org/10.1364/oe.584834</w:t>
+        </w:r>
+      </w:hyperlink>
+    </w:p>
+    <w:p>
+      <w:pPr>
+        <w:spacing w:before="120"/>
+      </w:pPr>
+      <w:r>
+        <w:rPr>
+          <w:rFonts w:ascii="Times New Roman" w:hAnsi="Times New Roman" w:eastAsia="宋体"/>
+          <w:b/>
+          <w:sz w:val="21"/>
+        </w:rPr>
+        <w:t>中文摘要:</w:t>
+      </w:r>
+    </w:p>
+    <w:p>
+      <w:pPr>
+        <w:ind w:firstLine="360"/>
+      </w:pPr>
+      <w:r>
+        <w:rPr>
+          <w:rFonts w:ascii="Times New Roman" w:hAnsi="Times New Roman" w:eastAsia="宋体"/>
+          <w:sz w:val="21"/>
+        </w:rPr>
+        <w:t>提出了一种氧化石墨烯功能化侧面抛光采样光纤光栅（GO-SPSFG）生物传感器，用于高灵敏度检测严重急性呼吸综合征冠状病毒2（SARS-CoV-2）。该传感结构是通过飞秒激光逐行扫描技术和精密机械侧面抛光相结合获得的。所制作的采样光栅表现出布拉格光栅和长周期光栅的特性，可有效解耦传感测量中的温度。通过对光栅区域周围的包层进行不对称抛光并形成具有优化的残余包层厚度的D形光纤结构，可以进一步增强所产生的倏逝场。侧面抛光的纤维表面进一步用氧化石墨烯进行修饰，由于其丰富的含氧官能团以及较大的比表面积，可为生物分子固定化提供有效的结合位点。这种方法不仅显着提高了灵敏度，而且成功消除了生物分子检测的温度干扰。事实证明，当侧面抛光光纤的剩余厚度为 70 μm 时，传感器对 SARS-CoV-2 刺突蛋白的检测限可低至 0.055 nM。该生物传感器在医疗诊断、环境病毒监测、生物医学研究、食品安全筛查和生物安全预警系统等方面具有广泛的应用潜力。</w:t>
+      </w:r>
+    </w:p>
+    <w:p>
+      <w:pPr>
+        <w:spacing w:before="120"/>
+      </w:pPr>
+      <w:r>
+        <w:rPr>
+          <w:rFonts w:ascii="Times New Roman" w:hAnsi="Times New Roman" w:eastAsia="宋体"/>
+          <w:b/>
+          <w:sz w:val="21"/>
+        </w:rPr>
+        <w:t>English Abstract:</w:t>
+      </w:r>
+    </w:p>
+    <w:p>
+      <w:r>
+        <w:rPr>
+          <w:rFonts w:ascii="Times New Roman" w:hAnsi="Times New Roman" w:eastAsia="宋体"/>
+          <w:sz w:val="21"/>
+        </w:rPr>
+        <w:t>A graphene oxide functionalized side-polished sampled fiber grating (GO-SPSFG) biosensor is proposed for highly sensitive detection of the severe acute respiratory syndrome coronavirus 2 (SARS-CoV-2). The sensing structure is obtained by combining femtosecond laser line-by-line scanning technology and precise mechanical side-polishing. The fabricated sampled grating exhibits characteristics of both Bragg gratings and long-period gratings for effectively decoupling temperature in the sensing measurement. The generated evanescent field can be further enhanced by asymmetrically polishing the cladding surrounding the grating region and forming a D-shaped fiber structure with optimized residual cladding thickness. The side-polished fiber surface is further modified with graphene oxide, which can provide effective binding sites for biomolecule immobilization due to its abundant oxygen-containing functional groups as well as a large specific surface area. This approach not only significantly improves the sensitivity but also successfully eliminates temperature interference for biomolecule detection. It has been demonstrated that when the residual thickness of the side polished fiber is 70 μm, the sensor achieves a detection limit as low as 0.055 nM for the SARS-CoV-2 spike protein. This biosensor holds broad application potential in medical diagnostics, environmental virus monitoring, biomedical research, food safety screening, and biosecurity warning systems.</w:t>
+      </w:r>
+    </w:p>
+    <w:p>
+      <w:r>
+        <w:rPr>
+          <w:rFonts w:ascii="Times New Roman" w:hAnsi="Times New Roman" w:eastAsia="宋体"/>
+          <w:sz w:val="21"/>
+        </w:rPr>
+        <w:t>__________________________________________________</w:t>
+      </w:r>
+    </w:p>
+    <w:p>
+      <w:pPr>
+        <w:pStyle w:val="Heading2"/>
+      </w:pPr>
+      <w:r/>
+      <w:r>
+        <w:rPr>
+          <w:rFonts w:ascii="Times New Roman" w:hAnsi="Times New Roman" w:eastAsia="宋体"/>
+          <w:b/>
+          <w:color w:val="000000"/>
+          <w:sz w:val="24"/>
+        </w:rPr>
+        <w:t>使用 PaCMAP 算法对矢量涡旋光束进行偏振状态分类</w:t>
+      </w:r>
+    </w:p>
+    <w:p>
+      <w:r>
+        <w:rPr>
+          <w:rFonts w:ascii="Times New Roman" w:hAnsi="Times New Roman" w:eastAsia="宋体"/>
+          <w:b/>
+          <w:color w:val="003264"/>
+          <w:sz w:val="24"/>
+        </w:rPr>
+        <w:t>Polarization state classification of vector vortex beams using the PaCMAP algorithm</w:t>
+      </w:r>
+    </w:p>
+    <w:p>
+      <w:r>
+        <w:rPr>
+          <w:rFonts w:ascii="Times New Roman" w:hAnsi="Times New Roman" w:eastAsia="宋体"/>
+          <w:sz w:val="21"/>
+        </w:rPr>
+        <w:t>作者: Feng Zhang, Zhi Liu, Qiaochu Yang, Peng Lin, Wanzhuo Ma, Liben He, Huanyu Qian, Keyan Dong, Shiming Gao</w:t>
+        <w:br/>
+      </w:r>
+      <w:r>
+        <w:rPr>
+          <w:rFonts w:ascii="Times New Roman" w:hAnsi="Times New Roman" w:eastAsia="宋体"/>
+          <w:sz w:val="21"/>
+        </w:rPr>
+        <w:t xml:space="preserve">时间: 2026-01-29 | </w:t>
+      </w:r>
+      <w:r>
+        <w:t xml:space="preserve">链接: </w:t>
+      </w:r>
+      <w:hyperlink r:id="rId39">
+        <w:r>
+          <w:rPr>
+            <w:rFonts w:ascii="Times New Roman" w:hAnsi="Times New Roman" w:eastAsia="宋体"/>
+            <w:color w:val="0000FF"/>
+            <w:sz w:val="21"/>
+            <w:u w:val="single"/>
+          </w:rPr>
+          <w:t>https://doi.org/10.1364/oe.582330</w:t>
+        </w:r>
+      </w:hyperlink>
+    </w:p>
+    <w:p>
+      <w:pPr>
+        <w:spacing w:before="120"/>
+      </w:pPr>
+      <w:r>
+        <w:rPr>
+          <w:rFonts w:ascii="Times New Roman" w:hAnsi="Times New Roman" w:eastAsia="宋体"/>
+          <w:b/>
+          <w:sz w:val="21"/>
+        </w:rPr>
+        <w:t>中文摘要:</w:t>
+      </w:r>
+    </w:p>
+    <w:p>
+      <w:pPr>
+        <w:ind w:firstLine="360"/>
+      </w:pPr>
+      <w:r>
+        <w:rPr>
+          <w:rFonts w:ascii="Times New Roman" w:hAnsi="Times New Roman" w:eastAsia="宋体"/>
+          <w:sz w:val="21"/>
+        </w:rPr>
+        <w:t>矢量涡旋光束 (VVB) 以其各向异性波前和偏振分布为特征，提供多种光场自由度。这些特性赋予VVB在光通信、量子技术、高分辨率成像、光镊等领域的巨大应用潜力。准确识别 VVB 的模式和偏振分布对其成功应用至关重要。然而，现有的用于对 VVB 状态进行分类的主成分分析 (PCA) 方法的性能在受干扰的环境中显着恶化。为了应对这一挑战，本文提出了一种基于成对控制流形逼近投影（PaCMAP）的联合算法，用于在复杂噪声环境中对 VVB 进行分类和识别。实验验证了该算法对VVB状态的分类性能。结果表明，基于PaCMAP的联合算法显着增强了VVB偏振态的分类，从而为矢量涡旋光的开发和应用提供了可靠的方法。</w:t>
+      </w:r>
+    </w:p>
+    <w:p>
+      <w:pPr>
+        <w:spacing w:before="120"/>
+      </w:pPr>
+      <w:r>
+        <w:rPr>
+          <w:rFonts w:ascii="Times New Roman" w:hAnsi="Times New Roman" w:eastAsia="宋体"/>
+          <w:b/>
+          <w:sz w:val="21"/>
+        </w:rPr>
+        <w:t>English Abstract:</w:t>
+      </w:r>
+    </w:p>
+    <w:p>
+      <w:r>
+        <w:rPr>
+          <w:rFonts w:ascii="Times New Roman" w:hAnsi="Times New Roman" w:eastAsia="宋体"/>
+          <w:sz w:val="21"/>
+        </w:rPr>
+        <w:t>Vector vortex beams (VVBs), characterized by their anisotropic wavefront and polarization distributions, offer a multitude of optical field degrees of freedom. These properties endow VVBs with significant potential for applications in optical communication, quantum technology, high-resolution imaging, optical tweezers, and other fields. Accurate identification of the modes and polarization distributions of VVBs is crucial for their successful application. However, the performance of existing principal component analysis (PCA) methods for classifying the states of VVBs deteriorates markedly in disturbed environments. To address this challenge, this paper proposes a joint algorithm based on pairwise controlled manifold approximation projection (PaCMAP) for classifying and recognizing VVBs in complex noise environments. The classification performance of this algorithm on the states of VVBs is experimentally verified. Results indicate that the PaCMAP-based joint algorithm significantly enhances the classification of VVBs’ polarization states, thereby providing a reliable method for the development and application of vector vortex light.</w:t>
+      </w:r>
+    </w:p>
+    <w:p>
+      <w:r>
+        <w:rPr>
+          <w:rFonts w:ascii="Times New Roman" w:hAnsi="Times New Roman" w:eastAsia="宋体"/>
+          <w:sz w:val="21"/>
+        </w:rPr>
+        <w:t>__________________________________________________</w:t>
+      </w:r>
+    </w:p>
+    <w:p>
+      <w:pPr>
+        <w:pStyle w:val="Heading2"/>
+      </w:pPr>
+      <w:r/>
+      <w:r>
+        <w:rPr>
+          <w:rFonts w:ascii="Times New Roman" w:hAnsi="Times New Roman" w:eastAsia="宋体"/>
+          <w:b/>
+          <w:color w:val="000000"/>
+          <w:sz w:val="24"/>
+        </w:rPr>
+        <w:t>掺杂对全无机CsGeBr 3-x I x电子和光学性能的影响</w:t>
+      </w:r>
+    </w:p>
+    <w:p>
+      <w:r>
+        <w:rPr>
+          <w:rFonts w:ascii="Times New Roman" w:hAnsi="Times New Roman" w:eastAsia="宋体"/>
+          <w:b/>
+          <w:color w:val="003264"/>
+          <w:sz w:val="24"/>
+        </w:rPr>
+        <w:t>Doping effect on the electronic and optical properties of all-inorganic CsGeBr 3-x I x</w:t>
+      </w:r>
+    </w:p>
+    <w:p>
+      <w:r>
+        <w:rPr>
+          <w:rFonts w:ascii="Times New Roman" w:hAnsi="Times New Roman" w:eastAsia="宋体"/>
+          <w:sz w:val="21"/>
+        </w:rPr>
+        <w:t>作者: Youming Huang, Xinyu Wang, Xu Li, Zhihao Liu, Fengfei Wang, Wenjing Yu, Yuemei Sun, Liangjun Zhai</w:t>
+        <w:br/>
+      </w:r>
+      <w:r>
+        <w:rPr>
+          <w:rFonts w:ascii="Times New Roman" w:hAnsi="Times New Roman" w:eastAsia="宋体"/>
+          <w:sz w:val="21"/>
+        </w:rPr>
+        <w:t xml:space="preserve">时间: 2026-01-21 | </w:t>
+      </w:r>
+      <w:r>
+        <w:t xml:space="preserve">链接: </w:t>
+      </w:r>
+      <w:hyperlink r:id="rId40">
+        <w:r>
+          <w:rPr>
+            <w:rFonts w:ascii="Times New Roman" w:hAnsi="Times New Roman" w:eastAsia="宋体"/>
+            <w:color w:val="0000FF"/>
+            <w:sz w:val="21"/>
+            <w:u w:val="single"/>
+          </w:rPr>
+          <w:t>https://doi.org/10.1364/oe.582440</w:t>
+        </w:r>
+      </w:hyperlink>
+    </w:p>
+    <w:p>
+      <w:pPr>
+        <w:spacing w:before="120"/>
+      </w:pPr>
+      <w:r>
+        <w:rPr>
+          <w:rFonts w:ascii="Times New Roman" w:hAnsi="Times New Roman" w:eastAsia="宋体"/>
+          <w:b/>
+          <w:sz w:val="21"/>
+        </w:rPr>
+        <w:t>中文摘要:</w:t>
+      </w:r>
+    </w:p>
+    <w:p>
+      <w:pPr>
+        <w:ind w:firstLine="360"/>
+      </w:pPr>
+      <w:r>
+        <w:rPr>
+          <w:rFonts w:ascii="Times New Roman" w:hAnsi="Times New Roman" w:eastAsia="宋体"/>
+          <w:sz w:val="21"/>
+        </w:rPr>
+        <w:t>金属卤化物钙钛矿的激子效应作为其光电和光伏特性的重要指标已被广泛研究。在这里，我们通过第一原理方法研究了掺杂对 CsGeBr 3- x I x ( x = 0,1, 2, 3) 电子和光学性质的影响。观察到计算出的带隙和带边电子有效质量随着掺杂比例的增加而减小，这表明高效太阳能电池的电荷传输特性得到增强。考虑到卤化物钙钛矿的激子效应，我们进一步研究了 CsGeBr 3- x I x 的吸收光谱，包括电子-空穴相互作用。我们的结果表明混合卤化物钙钛矿具有明显的激子共振和低激子结合能。这项研究将掺杂铁电卤化物钙钛矿确立为一类新型功能材料，其特点是理想的带隙、低激子结合能和强光吸收，为先进的光电和光伏应用提供了平台。</w:t>
+      </w:r>
+    </w:p>
+    <w:p>
+      <w:pPr>
+        <w:spacing w:before="120"/>
+      </w:pPr>
+      <w:r>
+        <w:rPr>
+          <w:rFonts w:ascii="Times New Roman" w:hAnsi="Times New Roman" w:eastAsia="宋体"/>
+          <w:b/>
+          <w:sz w:val="21"/>
+        </w:rPr>
+        <w:t>English Abstract:</w:t>
+      </w:r>
+    </w:p>
+    <w:p>
+      <w:r>
+        <w:rPr>
+          <w:rFonts w:ascii="Times New Roman" w:hAnsi="Times New Roman" w:eastAsia="宋体"/>
+          <w:sz w:val="21"/>
+        </w:rPr>
+        <w:t>The excitonic effect of metal halide perovskites as an important indicator on their optoelectronic and photovoltaic characteristics has been widely studied. Here, we investigate doping effects on the electronic and optical properties of CsGeBr 3- x I x ( x = 0,1, 2, 3) by first-principles methods. The calculated band gap and electron effective mass at the band-edge are observed to decrease with increasing doping proportion, suggesting enhanced charge transport properties for efficient solar cells. Considering the excitonic effect in halide perovskites, we further investigate the absorption spectra of CsGeBr 3- x I x , including the electron–hole interactions. Our results show the pronounced excitonic resonances and low exciton binding energies in mixed halide perovskites. This study establishes doped ferroelectric halide perovskites as a novel class of functional materials, characterized by an ideal band gap, low exciton binding energy, and strong optical absorption, providing a platform for advanced optoelectronic and photovoltaic applications.</w:t>
+      </w:r>
+    </w:p>
+    <w:p>
+      <w:r>
+        <w:rPr>
+          <w:rFonts w:ascii="Times New Roman" w:hAnsi="Times New Roman" w:eastAsia="宋体"/>
+          <w:sz w:val="21"/>
+        </w:rPr>
+        <w:t>__________________________________________________</w:t>
+      </w:r>
+    </w:p>
+    <w:p>
+      <w:pPr>
+        <w:pStyle w:val="Heading2"/>
+      </w:pPr>
+      <w:r/>
+      <w:r>
+        <w:rPr>
+          <w:rFonts w:ascii="Times New Roman" w:hAnsi="Times New Roman" w:eastAsia="宋体"/>
+          <w:b/>
+          <w:color w:val="000000"/>
+          <w:sz w:val="24"/>
+        </w:rPr>
+        <w:t>基于偏振表示和稀疏自注意力的偏振形状</w:t>
+      </w:r>
+    </w:p>
+    <w:p>
+      <w:r>
+        <w:rPr>
+          <w:rFonts w:ascii="Times New Roman" w:hAnsi="Times New Roman" w:eastAsia="宋体"/>
+          <w:b/>
+          <w:color w:val="003264"/>
+          <w:sz w:val="24"/>
+        </w:rPr>
+        <w:t>Shape from polarization based on a polarization representation and sparse self-attention</w:t>
+      </w:r>
+    </w:p>
+    <w:p>
+      <w:r>
+        <w:rPr>
+          <w:rFonts w:ascii="Times New Roman" w:hAnsi="Times New Roman" w:eastAsia="宋体"/>
+          <w:sz w:val="21"/>
+        </w:rPr>
+        <w:t>作者: Zhenhua Wan, Jiayue Wu, Kaiang Li, Zhichao Yu, Kaichun Zhao</w:t>
+        <w:br/>
+      </w:r>
+      <w:r>
+        <w:rPr>
+          <w:rFonts w:ascii="Times New Roman" w:hAnsi="Times New Roman" w:eastAsia="宋体"/>
+          <w:sz w:val="21"/>
+        </w:rPr>
+        <w:t xml:space="preserve">时间: 2026-01-22 | </w:t>
+      </w:r>
+      <w:r>
+        <w:t xml:space="preserve">链接: </w:t>
+      </w:r>
+      <w:hyperlink r:id="rId41">
+        <w:r>
+          <w:rPr>
+            <w:rFonts w:ascii="Times New Roman" w:hAnsi="Times New Roman" w:eastAsia="宋体"/>
+            <w:color w:val="0000FF"/>
+            <w:sz w:val="21"/>
+            <w:u w:val="single"/>
+          </w:rPr>
+          <w:t>https://doi.org/10.1364/oe.584588</w:t>
+        </w:r>
+      </w:hyperlink>
+    </w:p>
+    <w:p>
+      <w:pPr>
+        <w:spacing w:before="120"/>
+      </w:pPr>
+      <w:r>
+        <w:rPr>
+          <w:rFonts w:ascii="Times New Roman" w:hAnsi="Times New Roman" w:eastAsia="宋体"/>
+          <w:b/>
+          <w:sz w:val="21"/>
+        </w:rPr>
+        <w:t>中文摘要:</w:t>
+      </w:r>
+    </w:p>
+    <w:p>
+      <w:pPr>
+        <w:ind w:firstLine="360"/>
+      </w:pPr>
+      <w:r>
+        <w:rPr>
+          <w:rFonts w:ascii="Times New Roman" w:hAnsi="Times New Roman" w:eastAsia="宋体"/>
+          <w:sz w:val="21"/>
+        </w:rPr>
+        <w:t>表面法线的准确估计在 3D 重建任务中起着至关重要的作用。基于物理的偏振形状 (SfP) 方法面临许多限制，例如难以处理混合反射和局部模糊性。相比之下，基于深度学习的 SfP 方法在准确性和适用性方面都优于基于物理的方法。然而，基于学习的 SfP 方法在利用全局上下文信息和物理先验知识方面仍然存在缺陷。为了进一步提高形状恢复的准确性，我们提出了一种新颖的基于学习的极化方法形状，该方法将物理先验与稀疏自注意力相结合。首先，我们引入基于斯托克斯向量的偏振信息表示，以增强物理先验的有效利用。随后，我们将稀疏自注意力机制与双层路由结合起来，以改善我们的网络对全局上下文信息的感知，并更好地解决局部极化模糊性。进一步采用空间和通道注意机制来优化特征融合，增强捕获高频细节的能力。最后，在公共 DeepSfP 数据集和自建数据集上进行的实验表明，我们的方法在所有评估指标上都优于最先进的 SfP 方法，并在 DeepSfP 数据集上实现了 12.06 ∘ 的平均角度误差。通过引入一种假设的新颖的偏振表示、稀疏自注意力和特征融合技术，我们的方法显着提高了正常估计的准确性，为 SfP 任务提供了有前景的技术支持。</w:t>
+      </w:r>
+    </w:p>
+    <w:p>
+      <w:pPr>
+        <w:spacing w:before="120"/>
+      </w:pPr>
+      <w:r>
+        <w:rPr>
+          <w:rFonts w:ascii="Times New Roman" w:hAnsi="Times New Roman" w:eastAsia="宋体"/>
+          <w:b/>
+          <w:sz w:val="21"/>
+        </w:rPr>
+        <w:t>English Abstract:</w:t>
+      </w:r>
+    </w:p>
+    <w:p>
+      <w:r>
+        <w:rPr>
+          <w:rFonts w:ascii="Times New Roman" w:hAnsi="Times New Roman" w:eastAsia="宋体"/>
+          <w:sz w:val="21"/>
+        </w:rPr>
+        <w:t>Accurate estimation of surface normals plays a crucial role in 3D reconstruction tasks. Physics-based shape from polarization (SfP) methods face numerous limitations, such as difficulty in handling mixed reflections and local ambiguities. In contrast, deep learning-based SfP methods surpass physics-based approaches in both accuracy and applicability. However, learning-based SfP methods still exhibit deficiencies in leveraging global context information and physical prior knowledge. To further enhance the accuracy of shape recovery, we propose what is believed to be a novel learning-based shape from polarization method that combines physical priors with sparse self-attention. First, we introduce the representation of polarization information based on Stokes vectors to enhance the efficient utilization of physical priors. Subsequently, we incorporate a sparse self-attention mechanism with bi-level routing to improve our network’s perception of global contextual information and better resolve local polarization ambiguities. Spatial and channel attention mechanisms are further employed to optimize feature fusion, enhancing the ability to capture high-frequency details. Finally, experiments conducted on the public DeepSfP dataset and the self-built dataset demonstrate that our method outperforms state-of-the-art SfP methods on all evaluation metrics and achieves a mean angular error of 12.06 ∘ on the DeepSfP dataset. By introducing a supposed novel polarization representation, sparse self-attention, and feature fusion techniques, our method significantly enhances the accuracy of normal estimation, providing promising technical support for the SfP task.</w:t>
+      </w:r>
+    </w:p>
+    <w:p>
+      <w:r>
+        <w:rPr>
+          <w:rFonts w:ascii="Times New Roman" w:hAnsi="Times New Roman" w:eastAsia="宋体"/>
+          <w:sz w:val="21"/>
+        </w:rPr>
+        <w:t>__________________________________________________</w:t>
+      </w:r>
+    </w:p>
+    <w:p>
+      <w:pPr>
+        <w:pStyle w:val="Heading2"/>
+      </w:pPr>
+      <w:r/>
+      <w:r>
+        <w:rPr>
+          <w:rFonts w:ascii="Times New Roman" w:hAnsi="Times New Roman" w:eastAsia="宋体"/>
+          <w:b/>
+          <w:color w:val="000000"/>
+          <w:sz w:val="24"/>
+        </w:rPr>
+        <w:t>通过 KXe 准分子中间态光学泵浦的近红外（769–770 nm）K 原子激光</w:t>
+      </w:r>
+    </w:p>
+    <w:p>
+      <w:r>
+        <w:rPr>
+          <w:rFonts w:ascii="Times New Roman" w:hAnsi="Times New Roman" w:eastAsia="宋体"/>
+          <w:b/>
+          <w:color w:val="003264"/>
+          <w:sz w:val="24"/>
+        </w:rPr>
+        <w:t>Near-infrared (769–770 nm) K atomic laser optically pumped through KXe excimer intermediate states</w:t>
+      </w:r>
+    </w:p>
+    <w:p>
+      <w:r>
+        <w:rPr>
+          <w:rFonts w:ascii="Times New Roman" w:hAnsi="Times New Roman" w:eastAsia="宋体"/>
+          <w:sz w:val="21"/>
+        </w:rPr>
+        <w:t>作者: Kavita Desai Kabelitz, Andrey E. Mironov, J. Gary Eden</w:t>
+        <w:br/>
+      </w:r>
+      <w:r>
+        <w:rPr>
+          <w:rFonts w:ascii="Times New Roman" w:hAnsi="Times New Roman" w:eastAsia="宋体"/>
+          <w:sz w:val="21"/>
+        </w:rPr>
+        <w:t xml:space="preserve">时间: 2026-01-23 | </w:t>
+      </w:r>
+      <w:r>
+        <w:t xml:space="preserve">链接: </w:t>
+      </w:r>
+      <w:hyperlink r:id="rId42">
+        <w:r>
+          <w:rPr>
+            <w:rFonts w:ascii="Times New Roman" w:hAnsi="Times New Roman" w:eastAsia="宋体"/>
+            <w:color w:val="0000FF"/>
+            <w:sz w:val="21"/>
+            <w:u w:val="single"/>
+          </w:rPr>
+          <w:t>https://doi.org/10.1364/oe.583458</w:t>
+        </w:r>
+      </w:hyperlink>
+    </w:p>
+    <w:p>
+      <w:pPr>
+        <w:spacing w:before="120"/>
+      </w:pPr>
+      <w:r>
+        <w:rPr>
+          <w:rFonts w:ascii="Times New Roman" w:hAnsi="Times New Roman" w:eastAsia="宋体"/>
+          <w:b/>
+          <w:sz w:val="21"/>
+        </w:rPr>
+        <w:t>中文摘要:</w:t>
+      </w:r>
+    </w:p>
+    <w:p>
+      <w:pPr>
+        <w:ind w:firstLine="360"/>
+      </w:pPr>
+      <w:r>
+        <w:rPr>
+          <w:rFonts w:ascii="Times New Roman" w:hAnsi="Times New Roman" w:eastAsia="宋体"/>
+          <w:sz w:val="21"/>
+        </w:rPr>
+        <w:t>通过填充 KXe 准分子的离解 B 2 Σ 1/2 + 或弱结合 A 2 Π 3/2 态，在宽度 &gt;1.2 THz (&gt;40 cm -1 ) 的连续光谱区域内对 K/Xe 蒸气混合物进行光泵浦，可在原子钾的 D 1 线上 (4 p 2 P 1/2 → 4 s 2 S 1/2 ) 产生激光。随后受激分子的解离填充了 K 原子的 4 p 2 P 3/2 和 4 p 2 P 1/2 能级，后者是 769.9 nm 共振线激光器的上能级。已经实现了自旋轨道分裂 4 p 2 P 3/2 − 4 p 2 P 1/2 态之间 57.7 cm -1 间隙的~60%的激光发射，并且当在谐振器的单程泵浦配置中在 D 2 线（766.5 nm）附近泵浦 K/Xe 混合物时，获得了高达~35 µJ 的单脉冲能量。 KXe 准分子提供的量子效率 (&gt;99%) 和宽泵浦接受带宽使这种混合原子/分子光解离激光器能够通过自由运行的半导体激光器阵列进行泵浦。</w:t>
+      </w:r>
+    </w:p>
+    <w:p>
+      <w:pPr>
+        <w:spacing w:before="120"/>
+      </w:pPr>
+      <w:r>
+        <w:rPr>
+          <w:rFonts w:ascii="Times New Roman" w:hAnsi="Times New Roman" w:eastAsia="宋体"/>
+          <w:b/>
+          <w:sz w:val="21"/>
+        </w:rPr>
+        <w:t>English Abstract:</w:t>
+      </w:r>
+    </w:p>
+    <w:p>
+      <w:r>
+        <w:rPr>
+          <w:rFonts w:ascii="Times New Roman" w:hAnsi="Times New Roman" w:eastAsia="宋体"/>
+          <w:sz w:val="21"/>
+        </w:rPr>
+        <w:t>Photopumping of K/Xe vapor mixtures over a continuous spectral region &gt;1.2 THz (&gt;40 cm −1 ) in breadth yields lasing on the D 1 line of atomic potassium (4 p 2 P 1/2 → 4 s 2 S 1/2 ) by populating the dissociative B 2 Σ 1/2 + or weakly bound A 2 Π 3/2 states of the KXe excimer molecule. Subsequent dissociation of the excited molecule populates the 4 p 2 P 3/2 and 4 p 2 P 1/2 levels of the K atom, the latter of which is the upper level for the 769.9 nm resonance line laser. Lasing over ∼60% of the 57.7 cm −1 gap lying between the spin-orbit split 4 p 2 P 3/2 − 4 p 2 P 1/2 states has been achieved, and single-pulse energies up to ∼35 µJ have been obtained when pumping the K/Xe mixture in the vicinity of the D 2 line (766.5 nm) in a single-pass pumping configuration of the resonator. The quantum efficiency (&gt;99%) and broad pump-acceptance bandwidth afforded by the KXe excimer lend this hybrid atomic/molecular photodissociation laser to pumping with free-running semiconductor laser arrays.</w:t>
+      </w:r>
+    </w:p>
+    <w:p>
+      <w:r>
+        <w:rPr>
+          <w:rFonts w:ascii="Times New Roman" w:hAnsi="Times New Roman" w:eastAsia="宋体"/>
+          <w:sz w:val="21"/>
+        </w:rPr>
+        <w:t>__________________________________________________</w:t>
+      </w:r>
+    </w:p>
+    <w:p>
+      <w:pPr>
+        <w:pStyle w:val="Heading2"/>
+      </w:pPr>
+      <w:r/>
+      <w:r>
+        <w:rPr>
+          <w:rFonts w:ascii="Times New Roman" w:hAnsi="Times New Roman" w:eastAsia="宋体"/>
+          <w:b/>
+          <w:color w:val="000000"/>
+          <w:sz w:val="24"/>
+        </w:rPr>
+        <w:t>基于超表面的斜入射波耦合表面波</w:t>
+      </w:r>
+    </w:p>
+    <w:p>
+      <w:r>
+        <w:rPr>
+          <w:rFonts w:ascii="Times New Roman" w:hAnsi="Times New Roman" w:eastAsia="宋体"/>
+          <w:b/>
+          <w:color w:val="003264"/>
+          <w:sz w:val="24"/>
+        </w:rPr>
+        <w:t>Coupling surface waves from an oblique incident wave based on a metasurface</w:t>
+      </w:r>
+    </w:p>
+    <w:p>
+      <w:r>
+        <w:rPr>
+          <w:rFonts w:ascii="Times New Roman" w:hAnsi="Times New Roman" w:eastAsia="宋体"/>
+          <w:sz w:val="21"/>
+        </w:rPr>
+        <w:t>作者: Guoxiang Dong, Bo Xiao, Hongyang Qu, Anxue Zhang, Xiaoming Chen</w:t>
+        <w:br/>
+      </w:r>
+      <w:r>
+        <w:rPr>
+          <w:rFonts w:ascii="Times New Roman" w:hAnsi="Times New Roman" w:eastAsia="宋体"/>
+          <w:sz w:val="21"/>
+        </w:rPr>
+        <w:t xml:space="preserve">时间: 2026-01-29 | </w:t>
+      </w:r>
+      <w:r>
+        <w:t xml:space="preserve">链接: </w:t>
+      </w:r>
+      <w:hyperlink r:id="rId43">
+        <w:r>
+          <w:rPr>
+            <w:rFonts w:ascii="Times New Roman" w:hAnsi="Times New Roman" w:eastAsia="宋体"/>
+            <w:color w:val="0000FF"/>
+            <w:sz w:val="21"/>
+            <w:u w:val="single"/>
+          </w:rPr>
+          <w:t>https://doi.org/10.1364/oe.583376</w:t>
+        </w:r>
+      </w:hyperlink>
+    </w:p>
+    <w:p>
+      <w:pPr>
+        <w:spacing w:before="120"/>
+      </w:pPr>
+      <w:r>
+        <w:rPr>
+          <w:rFonts w:ascii="Times New Roman" w:hAnsi="Times New Roman" w:eastAsia="宋体"/>
+          <w:b/>
+          <w:sz w:val="21"/>
+        </w:rPr>
+        <w:t>中文摘要:</w:t>
+      </w:r>
+    </w:p>
+    <w:p>
+      <w:pPr>
+        <w:ind w:firstLine="360"/>
+      </w:pPr>
+      <w:r>
+        <w:rPr>
+          <w:rFonts w:ascii="Times New Roman" w:hAnsi="Times New Roman" w:eastAsia="宋体"/>
+          <w:sz w:val="21"/>
+        </w:rPr>
+        <w:t>在这项工作中，我们实现了一种将入射斜波完全转换为表面波的方法。通过控制耦合表面波的幅度，可以灵活设计表面波在超表面上的方向和功率分布。首先，以+40°和–40°入射的TE偏振高斯波作为设计实例，展示了对耦合表面波的方向和功率的精确控制，从而验证了所提出的斜入射下表面波耦合超表面的设计方法。其次，通过使用以 0°、+20° 和 +50° 入射的 TE 偏振高斯波，我们进一步证明了超表面在广泛的入射角范围内耦合表面波的能力。最后，利用亚波长晶胞实现了超表面的阻抗分布，并制作了表面波耦合超表面的物理原型。数值模拟和实验测量都证实了该设计方法在同时控制斜入射下耦合表面波的方向和功率方面的有效性。</w:t>
+      </w:r>
+    </w:p>
+    <w:p>
+      <w:pPr>
+        <w:spacing w:before="120"/>
+      </w:pPr>
+      <w:r>
+        <w:rPr>
+          <w:rFonts w:ascii="Times New Roman" w:hAnsi="Times New Roman" w:eastAsia="宋体"/>
+          <w:b/>
+          <w:sz w:val="21"/>
+        </w:rPr>
+        <w:t>English Abstract:</w:t>
+      </w:r>
+    </w:p>
+    <w:p>
+      <w:r>
+        <w:rPr>
+          <w:rFonts w:ascii="Times New Roman" w:hAnsi="Times New Roman" w:eastAsia="宋体"/>
+          <w:sz w:val="21"/>
+        </w:rPr>
+        <w:t>In this work, we achieve a method for the complete conversion of incident oblique waves into surface waves. By controlling the amplitudes of the coupled surface waves, both the direction and power distribution of the surface waves on the metasurface can be flexibly designed. First, using TE-polarized Gaussian waves incident at +40° and –40° as design examples, we demonstrate precise control over the direction and power of the coupled surface waves, thereby validating the proposed method for designing surface wave coupling metasurfaces under oblique incidence. Second, by using TE-polarized Gaussian waves incident at 0°, +20°, and +50°, we further demonstrate the capability of the metasurface to couple surface waves across a broad range of incidence angles. Finally, the impedance profile of the metasurface is implemented using subwavelength unit cells, and a physical prototype of the surface wave coupling metasurface is fabricated. Both numerical simulations and experimental measurements confirm the effectiveness of the design approach in simultaneously controlling the direction and power of coupled surface waves under oblique incidence.</w:t>
+      </w:r>
+    </w:p>
+    <w:p>
+      <w:r>
+        <w:rPr>
+          <w:rFonts w:ascii="Times New Roman" w:hAnsi="Times New Roman" w:eastAsia="宋体"/>
+          <w:sz w:val="21"/>
+        </w:rPr>
+        <w:t>__________________________________________________</w:t>
+      </w:r>
+    </w:p>
+    <w:p>
+      <w:pPr>
+        <w:pStyle w:val="Heading2"/>
+      </w:pPr>
+      <w:r/>
+      <w:r>
+        <w:rPr>
+          <w:rFonts w:ascii="Times New Roman" w:hAnsi="Times New Roman" w:eastAsia="宋体"/>
+          <w:b/>
+          <w:color w:val="000000"/>
+          <w:sz w:val="24"/>
+        </w:rPr>
+        <w:t>SBS 抑制 2.82 kW、10.34 GHz 光纤放大器，通过并行 LFSR 结构使用实时 p 可调相位调制</w:t>
+      </w:r>
+    </w:p>
+    <w:p>
+      <w:r>
+        <w:rPr>
+          <w:rFonts w:ascii="Times New Roman" w:hAnsi="Times New Roman" w:eastAsia="宋体"/>
+          <w:b/>
+          <w:color w:val="003264"/>
+          <w:sz w:val="24"/>
+        </w:rPr>
+        <w:t>SBS suppressed 2.82 kW, 10.34 GHz fiber amplifier using real-time p-tunable phase modulation via parallel LFSR structures</w:t>
+      </w:r>
+    </w:p>
+    <w:p>
+      <w:r>
+        <w:rPr>
+          <w:rFonts w:ascii="Times New Roman" w:hAnsi="Times New Roman" w:eastAsia="宋体"/>
+          <w:sz w:val="21"/>
+        </w:rPr>
+        <w:t>作者: Qianhe Shao, Yifeng Yang, He Wang, Qingyu Liang, Jun Zhou, Junqing Meng</w:t>
+        <w:br/>
+      </w:r>
+      <w:r>
+        <w:rPr>
+          <w:rFonts w:ascii="Times New Roman" w:hAnsi="Times New Roman" w:eastAsia="宋体"/>
+          <w:sz w:val="21"/>
+        </w:rPr>
+        <w:t xml:space="preserve">时间: 2026-01-23 | </w:t>
+      </w:r>
+      <w:r>
+        <w:t xml:space="preserve">链接: </w:t>
+      </w:r>
+      <w:hyperlink r:id="rId44">
+        <w:r>
+          <w:rPr>
+            <w:rFonts w:ascii="Times New Roman" w:hAnsi="Times New Roman" w:eastAsia="宋体"/>
+            <w:color w:val="0000FF"/>
+            <w:sz w:val="21"/>
+            <w:u w:val="single"/>
+          </w:rPr>
+          <w:t>https://doi.org/10.1364/oe.582832</w:t>
+        </w:r>
+      </w:hyperlink>
+    </w:p>
+    <w:p>
+      <w:pPr>
+        <w:spacing w:before="120"/>
+      </w:pPr>
+      <w:r>
+        <w:rPr>
+          <w:rFonts w:ascii="Times New Roman" w:hAnsi="Times New Roman" w:eastAsia="宋体"/>
+          <w:b/>
+          <w:sz w:val="21"/>
+        </w:rPr>
+        <w:t>中文摘要:</w:t>
+      </w:r>
+    </w:p>
+    <w:p>
+      <w:pPr>
+        <w:ind w:firstLine="360"/>
+      </w:pPr>
+      <w:r>
+        <w:rPr>
+          <w:rFonts w:ascii="Times New Roman" w:hAnsi="Times New Roman" w:eastAsia="宋体"/>
+          <w:sz w:val="21"/>
+        </w:rPr>
+        <w:t>高功率窄线宽连续波光纤激光器的功率缩放受到受激布里渊散射（SBS）的限制。虽然反演概率可调（p 可调）序列调制提供动态频谱控制以增强 SBS 抑制，但其实际实现却因依赖于复杂、昂贵的任意波形发生器 (AWG) 或基于传统现场可编程门阵列 (FPGA) 的传统实现的显着硬件复杂性（特别是苛刻的逻辑资源要求）而受到阻碍。这项工作介绍了我们认为是一种新颖的、硬件高效的方法来克服这些限制。我们提出了一种具有比较器概率调整功能的硬件高效并行线性反馈移位寄存器 (LFSR) 架构，可在 10 GHz 时钟速率下实现实时、精确的 p 值控制，从而显着降低成本和复杂性。同时，我们建立了基于时变三波耦合方程的定量声光子动力学模型，求解p可调调制下信号激光光子、声子和斯托克斯波之间的非线性相互作用。该模型可实现系统优化，从理论上预测并通过实验确认 p = 0.58 时的最大 SBS 阈值增强。利用这一优化参数，我们的系统实现了 2.82 kW 输出功率和 10.34 GHz FWHM 线宽。与使用伪随机二进制序列 (PRBS) 调制的系统（在 ∼10 GHz FWHM 线宽下实现 2.46 kW）相比，输出功率增加了 13%。这种集成的硬件理论解决方案为高功率窄线宽光纤激光器中的SBS抑制提供了一种实用且有效的方法，从而实现更高的功率缩放和稳定的运行。</w:t>
+      </w:r>
+    </w:p>
+    <w:p>
+      <w:pPr>
+        <w:spacing w:before="120"/>
+      </w:pPr>
+      <w:r>
+        <w:rPr>
+          <w:rFonts w:ascii="Times New Roman" w:hAnsi="Times New Roman" w:eastAsia="宋体"/>
+          <w:b/>
+          <w:sz w:val="21"/>
+        </w:rPr>
+        <w:t>English Abstract:</w:t>
+      </w:r>
+    </w:p>
+    <w:p>
+      <w:r>
+        <w:rPr>
+          <w:rFonts w:ascii="Times New Roman" w:hAnsi="Times New Roman" w:eastAsia="宋体"/>
+          <w:sz w:val="21"/>
+        </w:rPr>
+        <w:t>Power scaling of high-power narrow-linewidth continuous-wave fiber lasers is limited by stimulated Brillouin scattering (SBS). While inversion probability-tunable (p-tunable) sequence modulation offers dynamic spectral control for enhanced SBS suppression, its practical implementation has been hindered by reliance on complex, expensive arbitrary waveform generators (AWG) or significant hardware complexity (particularly demanding logic resource requirements) of conventional field-programmable gate array (FPGA)-based implementations. This work introduces what we believe to be a novel, hardware-efficient approach to overcome these limitations. We present a hardware-efficient parallel linear feedback shift register (LFSR) architecture with comparator probability adjustment, enabling real-time, precise p-value control at 10 GHz clock rates, significantly reducing cost and complexity. Concurrently, we establish a quantitative acoustic-photonic dynamics model based on a time-dependent three-wave coupled equation, solving the nonlinear interactions among signal laser photons, phonons, and Stokes waves under p-tunable modulation. This model enables systematic optimization, theoretically predicting and experimentally confirming maximal SBS threshold enhancement at p = 0.58. Leveraging this optimized parameter, our system achieves 2.82 kW output power with a 10.34 GHz FWHM linewidth. Compared to systems using pseudo-random binary sequence (PRBS) modulation (achieving 2.46 kW at ∼10 GHz FWHM linewidth), this represents a 13% increase in output power. This integrated hardware-theory solution provides a practical and effective approach for SBS suppression in high-power narrow-linewidth fiber lasers, enabling higher power scaling and stable operation.</w:t>
+      </w:r>
+    </w:p>
+    <w:p>
+      <w:r>
+        <w:rPr>
+          <w:rFonts w:ascii="Times New Roman" w:hAnsi="Times New Roman" w:eastAsia="宋体"/>
+          <w:sz w:val="21"/>
+        </w:rPr>
+        <w:t>__________________________________________________</w:t>
+      </w:r>
+    </w:p>
+    <w:p>
+      <w:pPr>
         <w:pStyle w:val="Heading1"/>
       </w:pPr>
       <w:r>
@@ -683,6 +1587,232 @@
     </w:p>
     <w:p>
       <w:pPr>
+        <w:pStyle w:val="Heading2"/>
+      </w:pPr>
+      <w:r/>
+      <w:r>
+        <w:rPr>
+          <w:rFonts w:ascii="Times New Roman" w:hAnsi="Times New Roman" w:eastAsia="宋体"/>
+          <w:b/>
+          <w:color w:val="000000"/>
+          <w:sz w:val="24"/>
+        </w:rPr>
+        <w:t>太赫兹光子晶体光纤中拓扑狄拉克涡旋模式的实验观察</w:t>
+      </w:r>
+    </w:p>
+    <w:p>
+      <w:r>
+        <w:rPr>
+          <w:rFonts w:ascii="Times New Roman" w:hAnsi="Times New Roman" w:eastAsia="宋体"/>
+          <w:b/>
+          <w:color w:val="003264"/>
+          <w:sz w:val="24"/>
+        </w:rPr>
+        <w:t>Experimental observation of topological Dirac vortex mode in terahertz photonic crystal fibers</w:t>
+      </w:r>
+    </w:p>
+    <w:p>
+      <w:r>
+        <w:rPr>
+          <w:rFonts w:ascii="Times New Roman" w:hAnsi="Times New Roman" w:eastAsia="宋体"/>
+          <w:sz w:val="21"/>
+        </w:rPr>
+        <w:t>作者: Hongyang Xing, Zhanqiang Xue, Perry Ping Shum, Longqing Cong</w:t>
+        <w:br/>
+      </w:r>
+      <w:r>
+        <w:rPr>
+          <w:rFonts w:ascii="Times New Roman" w:hAnsi="Times New Roman" w:eastAsia="宋体"/>
+          <w:sz w:val="21"/>
+        </w:rPr>
+        <w:t xml:space="preserve">时间: 2026-01-30 | </w:t>
+      </w:r>
+      <w:r>
+        <w:t xml:space="preserve">链接: </w:t>
+      </w:r>
+      <w:hyperlink r:id="rId53">
+        <w:r>
+          <w:rPr>
+            <w:rFonts w:ascii="Times New Roman" w:hAnsi="Times New Roman" w:eastAsia="宋体"/>
+            <w:color w:val="0000FF"/>
+            <w:sz w:val="21"/>
+            <w:u w:val="single"/>
+          </w:rPr>
+          <w:t>https://doi.org/10.1038/s41377-026-02197-6</w:t>
+        </w:r>
+      </w:hyperlink>
+    </w:p>
+    <w:p>
+      <w:pPr>
+        <w:spacing w:before="120"/>
+      </w:pPr>
+      <w:r>
+        <w:rPr>
+          <w:rFonts w:ascii="Times New Roman" w:hAnsi="Times New Roman" w:eastAsia="宋体"/>
+          <w:b/>
+          <w:sz w:val="21"/>
+        </w:rPr>
+        <w:t>中文摘要:</w:t>
+      </w:r>
+    </w:p>
+    <w:p>
+      <w:pPr>
+        <w:ind w:firstLine="360"/>
+      </w:pPr>
+      <w:r>
+        <w:rPr>
+          <w:rFonts w:ascii="Times New Roman" w:hAnsi="Times New Roman" w:eastAsia="宋体"/>
+          <w:sz w:val="21"/>
+        </w:rPr>
+        <w:t>摘要 光子晶体光纤具有显着先进的光电学特性，可实现从通信到传感和成像的广泛应用。这些领域长期面临的挑战是实现纯单偏振单模（SPSM）波导以实现高质量信息传输。然而，传统方法不可避免地引入偏振色散并且在窄带宽内运行。尽管实验演示仍然很少，但拓扑相的最新进展为获得以前无法实现的模式属性提供了一个有希望的机会。在这项工作中，我们首次对拓扑保护的光子狄拉克涡旋模式进行了实验观察，该模式支持太赫兹光纤中的纯 SPSM 传播。利用太赫兹扫描近场显微光谱，我们绘制了拓扑模式的时间、光谱和空间特征，从而深入了解其模式轮廓、色散、有效面积和数值孔径。我们展示了具有单一涡旋偏振和宽 85.7% 分数带宽的单一线性分散狄拉克涡旋模式。这一突破填补了 SPSM 光纤发展的关键空白，并引入了探索模式特性的综合方法，为太赫兹光电子学、拓扑光子学和特种光纤的进步铺平了道路。</w:t>
+      </w:r>
+    </w:p>
+    <w:p>
+      <w:pPr>
+        <w:spacing w:before="120"/>
+      </w:pPr>
+      <w:r>
+        <w:rPr>
+          <w:rFonts w:ascii="Times New Roman" w:hAnsi="Times New Roman" w:eastAsia="宋体"/>
+          <w:b/>
+          <w:sz w:val="21"/>
+        </w:rPr>
+        <w:t>English Abstract:</w:t>
+      </w:r>
+    </w:p>
+    <w:p>
+      <w:r>
+        <w:rPr>
+          <w:rFonts w:ascii="Times New Roman" w:hAnsi="Times New Roman" w:eastAsia="宋体"/>
+          <w:sz w:val="21"/>
+        </w:rPr>
+        <w:t>Abstract Photonic crystal fibers have significantly advanced optoelectronics, enabling a wide range of applications from communications to sensing and imaging. A long-standing challenge in these areas has been achieving pure single-polarization single-mode (SPSM) waveguiding for high-quality information transmission. Traditional approaches, however, inevitably introduce polarization dispersion and operate within a narrow bandwidth. Recent advancements in topological phases offer a promising opportunity to access previously unattainable mode properties, though experimental demonstrations remain scarce. In this work, we present the first experimental observation of a topologically protected photonic Dirac vortex mode that supports pure SPSM propagation in terahertz fibers. Utilizing terahertz scanning near-field microscopic spectroscopy, we map the temporal, spectral, and spatial characteristics of the topological mode, providing insights into its mode profile, dispersion, effective area, and numerical aperture. We demonstrate a single linearly dispersed Dirac vortex mode with a single vortex polarization and a broad 85.7% fractional bandwidth. This breakthrough fills a crucial gap in the development of SPSM fibers and introduces a comprehensive methodology for exploring mode properties, paving the way for advancements in terahertz optoelectronics, topological photonics, and specialty optical fibers.</w:t>
+      </w:r>
+    </w:p>
+    <w:p>
+      <w:r>
+        <w:rPr>
+          <w:rFonts w:ascii="Times New Roman" w:hAnsi="Times New Roman" w:eastAsia="宋体"/>
+          <w:sz w:val="21"/>
+        </w:rPr>
+        <w:t>__________________________________________________</w:t>
+      </w:r>
+    </w:p>
+    <w:p>
+      <w:pPr>
+        <w:pStyle w:val="Heading2"/>
+      </w:pPr>
+      <w:r/>
+      <w:r>
+        <w:rPr>
+          <w:rFonts w:ascii="Times New Roman" w:hAnsi="Times New Roman" w:eastAsia="宋体"/>
+          <w:b/>
+          <w:color w:val="000000"/>
+          <w:sz w:val="24"/>
+        </w:rPr>
+        <w:t>使用选择性横向异质外延的 SOI 上的单片 III-V 膜光子晶体激光器</w:t>
+      </w:r>
+    </w:p>
+    <w:p>
+      <w:r>
+        <w:rPr>
+          <w:rFonts w:ascii="Times New Roman" w:hAnsi="Times New Roman" w:eastAsia="宋体"/>
+          <w:b/>
+          <w:color w:val="003264"/>
+          <w:sz w:val="24"/>
+        </w:rPr>
+        <w:t>Monolithic III–V membrane photonic crystal lasers on SOI using selective lateral heteroepitaxy</w:t>
+      </w:r>
+    </w:p>
+    <w:p>
+      <w:r>
+        <w:rPr>
+          <w:rFonts w:ascii="Times New Roman" w:hAnsi="Times New Roman" w:eastAsia="宋体"/>
+          <w:sz w:val="21"/>
+        </w:rPr>
+        <w:t>作者: Cong Zeng, Zhaojie Ren, Zili Lei, Donghui Fu, Yingzhi Zhao, Ying Yu, Yu Han, Siyuan Yu</w:t>
+        <w:br/>
+      </w:r>
+      <w:r>
+        <w:rPr>
+          <w:rFonts w:ascii="Times New Roman" w:hAnsi="Times New Roman" w:eastAsia="宋体"/>
+          <w:sz w:val="21"/>
+        </w:rPr>
+        <w:t xml:space="preserve">时间: 2026-01-30 | </w:t>
+      </w:r>
+      <w:r>
+        <w:t xml:space="preserve">链接: </w:t>
+      </w:r>
+      <w:hyperlink r:id="rId54">
+        <w:r>
+          <w:rPr>
+            <w:rFonts w:ascii="Times New Roman" w:hAnsi="Times New Roman" w:eastAsia="宋体"/>
+            <w:color w:val="0000FF"/>
+            <w:sz w:val="21"/>
+            <w:u w:val="single"/>
+          </w:rPr>
+          <w:t>https://doi.org/10.1038/s41377-025-02074-8</w:t>
+        </w:r>
+      </w:hyperlink>
+    </w:p>
+    <w:p>
+      <w:pPr>
+        <w:spacing w:before="120"/>
+      </w:pPr>
+      <w:r>
+        <w:rPr>
+          <w:rFonts w:ascii="Times New Roman" w:hAnsi="Times New Roman" w:eastAsia="宋体"/>
+          <w:b/>
+          <w:sz w:val="21"/>
+        </w:rPr>
+        <w:t>中文摘要:</w:t>
+      </w:r>
+    </w:p>
+    <w:p>
+      <w:pPr>
+        <w:ind w:firstLine="360"/>
+      </w:pPr>
+      <w:r>
+        <w:rPr>
+          <w:rFonts w:ascii="Times New Roman" w:hAnsi="Times New Roman" w:eastAsia="宋体"/>
+          <w:sz w:val="21"/>
+        </w:rPr>
+        <w:t>摘要 具有小尺寸和低功耗的 III-V 光子晶体 (PhC) 激光器是未来片上光学互连潜在的超紧凑和高能效光源。通过垂直外延制造的传统 PhC 激光器需要悬浮空气桥结构和通过增益介质蚀刻的气孔，严重影响了对外部冲击的机械抵抗力和泵浦效率。虽然键合和再生长可以缓解这些问题，但它们的制造复杂性大大增加了工艺成本并阻碍了大规模生产。在这里，我们使用选择性横向异质外延来解决这些问题，并展示了 (001) 绝缘体上硅 (SOI) 上的单片集成 III-V 膜 PhC 激光器。通过利用选择性横向异质外延和金属有机化学气相沉积 (MOCVD)，我们在硅光子铸造厂图案化的 SOI 晶圆上实现了无位错 InP 膜的生长。独特的 III-V 绝缘体避免了空气悬浮结构的形成，并显着增强了器件的机械稳定性。我们还将横向生长的 InGaAs/InP 量子阱 (QW) 精确定位在 InP 膜的中心，以避免通过增益介质蚀刻气孔，从而消除表面复合并大幅提高泵浦效率。我们使用横向生长的 III-V 膜制造了近红外和电信 PhC 激光器，并在 910 nm 和 1430 nm 处实现了室温激光发射，阈值分别为 17.5 μJ/cm2 和 5.7 μJ/cm2。我们的研究结果建立了一种制造 PhC 激光器的新颖方法，并为下一代光学互连中的单片集成 PhC 激光器提供了优雅的解决方案。</w:t>
+      </w:r>
+    </w:p>
+    <w:p>
+      <w:pPr>
+        <w:spacing w:before="120"/>
+      </w:pPr>
+      <w:r>
+        <w:rPr>
+          <w:rFonts w:ascii="Times New Roman" w:hAnsi="Times New Roman" w:eastAsia="宋体"/>
+          <w:b/>
+          <w:sz w:val="21"/>
+        </w:rPr>
+        <w:t>English Abstract:</w:t>
+      </w:r>
+    </w:p>
+    <w:p>
+      <w:r>
+        <w:rPr>
+          <w:rFonts w:ascii="Times New Roman" w:hAnsi="Times New Roman" w:eastAsia="宋体"/>
+          <w:sz w:val="21"/>
+        </w:rPr>
+        <w:t>Abstract III–V photonic crystal (PhC) lasers with small footprints and low power consumption are potential ultra-compact and power-efficient light sources for future on-chip optical interconnects. Conventional PhC lasers fabricated by vertical epitaxy require suspended air-bridge structures and air holes etched through the gain medium, severely compromising mechanical resistance to external impacts and pumping efficiency. While bonding and regrowth can mitigate these issues, their fabrication complexity substantially increases process costs and hinders mass production. Here, we address these issues using selective lateral heteroepitaxy and demonstrate monolithically integrated III–V membrane PhC lasers on (001) silicon-on-insulator (SOI). By leveraging selective lateral heteroepitaxy and metal organic chemical vapor deposition (MOCVD), we achieved the growth of dislocation-free InP membranes on SOI wafers patterned in Si-photonics foundries. The unique III-V-on-insulator avoids the formation of air-suspended structures and significantly enhances the mechanical stability of the devices. We also precisely positioned the laterally grown InGaAs/InP quantum wells (QWs) at the center of the InP membrane to avoid etching air holes through the gain medium, thus eliminating surface recombination and drastically improving pumping efficiency. We fabricated near-infrared and telecom PhC lasers using laterally grown III–V membranes, and achieved room-temperature lasing at 910 nm and 1430 nm with low thresholds of 17.5 μJ/cm² and 5.7 μJ/cm², respectively. Our results establish a novel approach for fabricating PhC lasers and provide an elegant solution for monolithically integrated PhC lasers in next-generation optical interconnects.</w:t>
+      </w:r>
+    </w:p>
+    <w:p>
+      <w:r>
+        <w:rPr>
+          <w:rFonts w:ascii="Times New Roman" w:hAnsi="Times New Roman" w:eastAsia="宋体"/>
+          <w:sz w:val="21"/>
+        </w:rPr>
+        <w:t>__________________________________________________</w:t>
+      </w:r>
+    </w:p>
+    <w:p>
+      <w:pPr>
         <w:pStyle w:val="Heading1"/>
       </w:pPr>
       <w:r>
@@ -2792,6 +3922,1811 @@
           <w:sz w:val="21"/>
         </w:rPr>
         <w:t>Multimodal anomaly detection (MAD) aims to exploit both texture and spatial attributes to identify deviations from normal patterns in complex scenarios. However, zero-shot (ZS) settings arising from privacy concerns or confidentiality constraints present significant challenges to existing MAD methods. To address this issue, we introduce ZUMA, a training-free, Zero-shot Unified Multimodal Anomaly detection framework that unleashes CLIP's cross-modal potential to perform ZS MAD. To mitigate the domain gap between CLIP's pretraining space and point clouds, we propose cross-domain calibration (CDC), which efficiently bridges the manifold misalignment through source-domain semantic transfer and establishes a hybrid semantic space, enabling a joint embedding of 2D and 3D representations. Subsequently, ZUMA performs dynamic semantic interaction (DSI) to enable structural decoupling of anomaly regions in the high-dimensional embedding space constructed by CDC, where natural languages serve as semantic anchors to help DSI establish discriminative hyperplanes within hybrid modality representations. Within this framework, ZUMA enables plug-and-play detection of 2D, 3D or multimodal anomalies, without training or fine-tuning even for cross-dataset or incomplete-modality scenarios. Additionally, to further investigate the potential of the training-free ZUMA within the training-based paradigm, we develop ZUMA-FT, a fine-tuned variant that achieves notable improvements with minimal parameter trade-off. Extensive experiments are conducted on two MAD benchmarks, MVTec 3D-AD and Eyecandies. Notably, the training-free ZUMA achieves state-of-the-art (SOTA) performance on both datasets, outperforming existing ZS MAD methods, including training-based approaches. Moreover, ZUMA-FT further extends the performance boundary of ZUMA with only 6.75 M learnable parameters. Code is available at: https://github.com/yif-ma/ZUMA</w:t>
+      </w:r>
+    </w:p>
+    <w:p>
+      <w:r>
+        <w:rPr>
+          <w:rFonts w:ascii="Times New Roman" w:hAnsi="Times New Roman" w:eastAsia="宋体"/>
+          <w:sz w:val="21"/>
+        </w:rPr>
+        <w:t>__________________________________________________</w:t>
+      </w:r>
+    </w:p>
+    <w:p>
+      <w:pPr>
+        <w:pStyle w:val="Heading1"/>
+      </w:pPr>
+      <w:r>
+        <w:rPr>
+          <w:rFonts w:ascii="Times New Roman" w:hAnsi="Times New Roman" w:eastAsia="宋体"/>
+          <w:b/>
+          <w:color w:val="000000"/>
+          <w:sz w:val="32"/>
+        </w:rPr>
+        <w:t>Nature Photonics</w:t>
+      </w:r>
+    </w:p>
+    <w:p>
+      <w:pPr>
+        <w:jc w:val="center"/>
+      </w:pPr>
+      <w:r>
+        <w:t>--- 更新: 06:27 ---</w:t>
+      </w:r>
+    </w:p>
+    <w:p>
+      <w:pPr>
+        <w:pStyle w:val="Heading2"/>
+      </w:pPr>
+      <w:r/>
+      <w:r>
+        <w:rPr>
+          <w:rFonts w:ascii="Times New Roman" w:hAnsi="Times New Roman" w:eastAsia="宋体"/>
+          <w:b/>
+          <w:color w:val="000000"/>
+          <w:sz w:val="24"/>
+        </w:rPr>
+        <w:t>通过毛细管自组装实现量子点发光二极管的超高分辨率纳米压印图案</w:t>
+      </w:r>
+    </w:p>
+    <w:p>
+      <w:r>
+        <w:rPr>
+          <w:rFonts w:ascii="Times New Roman" w:hAnsi="Times New Roman" w:eastAsia="宋体"/>
+          <w:b/>
+          <w:color w:val="003264"/>
+          <w:sz w:val="24"/>
+        </w:rPr>
+        <w:t>Ultrahigh-resolution nanoimprint patterning of quantum-dot light-emitting diodes via capillary self-assembly</w:t>
+      </w:r>
+    </w:p>
+    <w:p>
+      <w:r>
+        <w:rPr>
+          <w:rFonts w:ascii="Times New Roman" w:hAnsi="Times New Roman" w:eastAsia="宋体"/>
+          <w:sz w:val="21"/>
+        </w:rPr>
+        <w:t>作者: Wei Cao, Sen Tian, Chao Zhong, Li Qiu, Pan Zeng, Zhiming Chen, Xiancheng Zhang, Haitao Liu, Kaitao Liu, Jian Li, Tao Sun, Pingfan Ning, Delin Zhang, Wenhong Wang, Yong Jiang, An Cao, Liang Li, Dilong Liu, Zhihong Nie, Fan Yang, Fushan Li, Yue Li</w:t>
+        <w:br/>
+      </w:r>
+      <w:r>
+        <w:rPr>
+          <w:rFonts w:ascii="Times New Roman" w:hAnsi="Times New Roman" w:eastAsia="宋体"/>
+          <w:sz w:val="21"/>
+        </w:rPr>
+        <w:t xml:space="preserve">时间: 2026-01-30 | </w:t>
+      </w:r>
+      <w:r>
+        <w:t xml:space="preserve">链接: </w:t>
+      </w:r>
+      <w:hyperlink r:id="rId33">
+        <w:r>
+          <w:rPr>
+            <w:rFonts w:ascii="Times New Roman" w:hAnsi="Times New Roman" w:eastAsia="宋体"/>
+            <w:color w:val="0000FF"/>
+            <w:sz w:val="21"/>
+            <w:u w:val="single"/>
+          </w:rPr>
+          <w:t>https://doi.org/10.1038/s41566-025-01836-5</w:t>
+        </w:r>
+      </w:hyperlink>
+    </w:p>
+    <w:p>
+      <w:pPr>
+        <w:spacing w:before="120"/>
+      </w:pPr>
+      <w:r>
+        <w:rPr>
+          <w:rFonts w:ascii="Times New Roman" w:hAnsi="Times New Roman" w:eastAsia="宋体"/>
+          <w:b/>
+          <w:sz w:val="21"/>
+        </w:rPr>
+        <w:t>中文摘要:</w:t>
+      </w:r>
+    </w:p>
+    <w:p>
+      <w:pPr>
+        <w:ind w:firstLine="360"/>
+      </w:pPr>
+      <w:r>
+        <w:rPr>
+          <w:rFonts w:ascii="Times New Roman" w:hAnsi="Times New Roman" w:eastAsia="宋体"/>
+          <w:sz w:val="21"/>
+        </w:rPr>
+        <w:t>利用纳米孔阵列中的毛细管力的纳米压印技术能够以每英寸近 170,000 像素的分辨率对基于 CdSe 的量子点 LED 进行图案化，同时保持红色、绿色和蓝色发射像素分别为 17.0%、10.5% 和 5.7% 的高平均外部量子效率。</w:t>
+      </w:r>
+    </w:p>
+    <w:p>
+      <w:pPr>
+        <w:spacing w:before="120"/>
+      </w:pPr>
+      <w:r>
+        <w:rPr>
+          <w:rFonts w:ascii="Times New Roman" w:hAnsi="Times New Roman" w:eastAsia="宋体"/>
+          <w:b/>
+          <w:sz w:val="21"/>
+        </w:rPr>
+        <w:t>English Abstract:</w:t>
+      </w:r>
+    </w:p>
+    <w:p>
+      <w:r>
+        <w:rPr>
+          <w:rFonts w:ascii="Times New Roman" w:hAnsi="Times New Roman" w:eastAsia="宋体"/>
+          <w:sz w:val="21"/>
+        </w:rPr>
+        <w:t>A nanoimprint technique exploiting capillary forces in nanohole arrays enables patterning CdSe-based quantum-dot LEDs with a resolution of nearly 170,000 pixels per inch while maintaining high average external quantum efficiencies of 17.0%, 10.5% and 5.7% for red-, green- and blue-emitting pixels, respectively.</w:t>
+      </w:r>
+    </w:p>
+    <w:p>
+      <w:r>
+        <w:rPr>
+          <w:rFonts w:ascii="Times New Roman" w:hAnsi="Times New Roman" w:eastAsia="宋体"/>
+          <w:sz w:val="21"/>
+        </w:rPr>
+        <w:t>__________________________________________________</w:t>
+      </w:r>
+    </w:p>
+    <w:p>
+      <w:pPr>
+        <w:pStyle w:val="Heading1"/>
+      </w:pPr>
+      <w:r>
+        <w:rPr>
+          <w:rFonts w:ascii="Times New Roman" w:hAnsi="Times New Roman" w:eastAsia="宋体"/>
+          <w:b/>
+          <w:color w:val="000000"/>
+          <w:sz w:val="32"/>
+        </w:rPr>
+        <w:t>Opto-Electronic Advances</w:t>
+      </w:r>
+    </w:p>
+    <w:p>
+      <w:pPr>
+        <w:jc w:val="center"/>
+      </w:pPr>
+      <w:r>
+        <w:t>--- 更新: 06:27 ---</w:t>
+      </w:r>
+    </w:p>
+    <w:p>
+      <w:pPr>
+        <w:pStyle w:val="Heading2"/>
+      </w:pPr>
+      <w:r/>
+      <w:r>
+        <w:rPr>
+          <w:rFonts w:ascii="Times New Roman" w:hAnsi="Times New Roman" w:eastAsia="宋体"/>
+          <w:b/>
+          <w:color w:val="000000"/>
+          <w:sz w:val="24"/>
+        </w:rPr>
+        <w:t>连续体中准束缚态赋能的非线性硅超表面的高效红外上转换成像</w:t>
+      </w:r>
+    </w:p>
+    <w:p>
+      <w:r>
+        <w:rPr>
+          <w:rFonts w:ascii="Times New Roman" w:hAnsi="Times New Roman" w:eastAsia="宋体"/>
+          <w:b/>
+          <w:color w:val="003264"/>
+          <w:sz w:val="24"/>
+        </w:rPr>
+        <w:t>High-efficiency infrared upconversion imaging with nonlinear silicon metasurfaces empowered by quasi-bound states in the continuum</w:t>
+      </w:r>
+    </w:p>
+    <w:p>
+      <w:r>
+        <w:rPr>
+          <w:rFonts w:ascii="Times New Roman" w:hAnsi="Times New Roman" w:eastAsia="宋体"/>
+          <w:sz w:val="21"/>
+        </w:rPr>
+        <w:t>作者: Tingting Liu, Jumin Qiu, Meibao Qin, Xu Tu, Huifu Qiu, Feng Wu, Tianbao Yu, Qiegen Liu, Shuyuan Xiao</w:t>
+        <w:br/>
+      </w:r>
+      <w:r>
+        <w:rPr>
+          <w:rFonts w:ascii="Times New Roman" w:hAnsi="Times New Roman" w:eastAsia="宋体"/>
+          <w:sz w:val="21"/>
+        </w:rPr>
+        <w:t xml:space="preserve">时间: 2026 | </w:t>
+      </w:r>
+      <w:r>
+        <w:t xml:space="preserve">链接: </w:t>
+      </w:r>
+      <w:hyperlink r:id="rId34">
+        <w:r>
+          <w:rPr>
+            <w:rFonts w:ascii="Times New Roman" w:hAnsi="Times New Roman" w:eastAsia="宋体"/>
+            <w:color w:val="0000FF"/>
+            <w:sz w:val="21"/>
+            <w:u w:val="single"/>
+          </w:rPr>
+          <w:t>https://doi.org/10.29026/oea.2026.250257</w:t>
+        </w:r>
+      </w:hyperlink>
+    </w:p>
+    <w:p>
+      <w:pPr>
+        <w:spacing w:before="120"/>
+      </w:pPr>
+      <w:r>
+        <w:rPr>
+          <w:rFonts w:ascii="Times New Roman" w:hAnsi="Times New Roman" w:eastAsia="宋体"/>
+          <w:b/>
+          <w:sz w:val="21"/>
+        </w:rPr>
+        <w:t>中文摘要:</w:t>
+      </w:r>
+    </w:p>
+    <w:p>
+      <w:pPr>
+        <w:ind w:firstLine="360"/>
+      </w:pPr>
+      <w:r>
+        <w:rPr>
+          <w:rFonts w:ascii="Times New Roman" w:hAnsi="Times New Roman" w:eastAsia="宋体"/>
+          <w:sz w:val="21"/>
+        </w:rPr>
+        <w:t>红外成像因其穿透遮蔽物和可视化热特征的能力而不可或缺，但其实际应用却受到传统探测器固有局限性的阻碍。非线性上转换可将红外光转换为可见光波段，为解决这些挑战提供了一条有前途的途径。在这里，我们展示了使用非线性硅超表面的高效红外上转换成像。通过策略性地打破面内对称性，超表面在连续共振中支持高Q准束缚态，从而导致三次谐波产生（THG）的强烈增强，在泵浦强度为10 GW/cm 2 时转换效率为3×10 -5 。通过这种 THG 过程，超表面能够将任意红外图像高保真上转换到可见光范围，并使用分辨率目标和各种定制图案进行验证，实现约 6 μm 的空间分辨率。这项工作为高效非线性转换和成像建立了一个强大的平台，凸显了 CMOS 兼容硅超表面在高性能红外传感应用中的潜力，同时降低了系统复杂性。</w:t>
+      </w:r>
+    </w:p>
+    <w:p>
+      <w:pPr>
+        <w:spacing w:before="120"/>
+      </w:pPr>
+      <w:r>
+        <w:rPr>
+          <w:rFonts w:ascii="Times New Roman" w:hAnsi="Times New Roman" w:eastAsia="宋体"/>
+          <w:b/>
+          <w:sz w:val="21"/>
+        </w:rPr>
+        <w:t>English Abstract:</w:t>
+      </w:r>
+    </w:p>
+    <w:p>
+      <w:r>
+        <w:rPr>
+          <w:rFonts w:ascii="Times New Roman" w:hAnsi="Times New Roman" w:eastAsia="宋体"/>
+          <w:sz w:val="21"/>
+        </w:rPr>
+        <w:t>Infrared imaging is indispensable for its ability to penetrate obscurants and visualize thermal signatures, yet its practical use is hindered by the intrinsic limitations of conventional detectors. Nonlinear upconversion, which converts infrared light into the visible band, offers a promising pathway to address these challenges. Here, we demonstrate high-efficiency infrared upconversion imaging using nonlinear silicon metasurfaces. By strategically breaking in-plane symmetry, the metasurface supports a high- Q quasi-bound states in the continuum resonance, leading to strongly enhanced third-harmonic generation (THG) with a conversion efficiency of 3×10 −5 at a pump intensity of 10 GW/cm 2 . Through this THG process, the metasurface enables high-fidelity upconversion of arbitrary infrared images into the visible range, achieving a spatial resolution of ~6 μm as verified using a resolution target and various customized patterns. This work establishes a robust platform for efficient nonlinear conversion and imaging, highlighting the potential of CMOS-compatible silicon metasurfaces for high-performance infrared sensing applications with reduced system complexity.</w:t>
+      </w:r>
+    </w:p>
+    <w:p>
+      <w:r>
+        <w:rPr>
+          <w:rFonts w:ascii="Times New Roman" w:hAnsi="Times New Roman" w:eastAsia="宋体"/>
+          <w:sz w:val="21"/>
+        </w:rPr>
+        <w:t>__________________________________________________</w:t>
+      </w:r>
+    </w:p>
+    <w:p>
+      <w:pPr>
+        <w:pStyle w:val="Heading1"/>
+      </w:pPr>
+      <w:r>
+        <w:rPr>
+          <w:rFonts w:ascii="Times New Roman" w:hAnsi="Times New Roman" w:eastAsia="宋体"/>
+          <w:b/>
+          <w:color w:val="000000"/>
+          <w:sz w:val="32"/>
+        </w:rPr>
+        <w:t>Optics and Laser Technology</w:t>
+      </w:r>
+    </w:p>
+    <w:p>
+      <w:pPr>
+        <w:jc w:val="center"/>
+      </w:pPr>
+      <w:r>
+        <w:t>--- 更新: 06:27 ---</w:t>
+      </w:r>
+    </w:p>
+    <w:p>
+      <w:pPr>
+        <w:pStyle w:val="Heading2"/>
+      </w:pPr>
+      <w:r/>
+      <w:r>
+        <w:rPr>
+          <w:rFonts w:ascii="Times New Roman" w:hAnsi="Times New Roman" w:eastAsia="宋体"/>
+          <w:b/>
+          <w:color w:val="000000"/>
+          <w:sz w:val="24"/>
+        </w:rPr>
+        <w:t>干涉式光纤振动传感的无硬件低频漂移补偿方法</w:t>
+      </w:r>
+    </w:p>
+    <w:p>
+      <w:r>
+        <w:rPr>
+          <w:rFonts w:ascii="Times New Roman" w:hAnsi="Times New Roman" w:eastAsia="宋体"/>
+          <w:b/>
+          <w:color w:val="003264"/>
+          <w:sz w:val="24"/>
+        </w:rPr>
+        <w:t>Hardware-free low-frequency drift compensation method for interferometric fiber-optic vibration sensing</w:t>
+      </w:r>
+    </w:p>
+    <w:p>
+      <w:r>
+        <w:rPr>
+          <w:rFonts w:ascii="Times New Roman" w:hAnsi="Times New Roman" w:eastAsia="宋体"/>
+          <w:sz w:val="21"/>
+        </w:rPr>
+        <w:t>作者: Ke Ai, Cunzheng Fan, Shuolong Zhu, Bin Lu, Wenqi Ren, Junfeng Chen, Zhan Chen, Hao Li, Zhijun Yan, Qizhen Sun</w:t>
+        <w:br/>
+      </w:r>
+      <w:r>
+        <w:rPr>
+          <w:rFonts w:ascii="Times New Roman" w:hAnsi="Times New Roman" w:eastAsia="宋体"/>
+          <w:sz w:val="21"/>
+        </w:rPr>
+        <w:t xml:space="preserve">时间: 2026-05-01 | </w:t>
+      </w:r>
+      <w:r>
+        <w:t xml:space="preserve">链接: </w:t>
+      </w:r>
+      <w:hyperlink r:id="rId35">
+        <w:r>
+          <w:rPr>
+            <w:rFonts w:ascii="Times New Roman" w:hAnsi="Times New Roman" w:eastAsia="宋体"/>
+            <w:color w:val="0000FF"/>
+            <w:sz w:val="21"/>
+            <w:u w:val="single"/>
+          </w:rPr>
+          <w:t>https://doi.org/10.1016/j.optlastec.2026.114830</w:t>
+        </w:r>
+      </w:hyperlink>
+    </w:p>
+    <w:p>
+      <w:pPr>
+        <w:spacing w:before="120"/>
+      </w:pPr>
+      <w:r>
+        <w:rPr>
+          <w:rFonts w:ascii="Times New Roman" w:hAnsi="Times New Roman" w:eastAsia="宋体"/>
+          <w:b/>
+          <w:sz w:val="21"/>
+        </w:rPr>
+        <w:t>中文摘要:</w:t>
+      </w:r>
+    </w:p>
+    <w:p>
+      <w:pPr>
+        <w:ind w:firstLine="360"/>
+      </w:pPr>
+      <w:r>
+        <w:rPr>
+          <w:rFonts w:ascii="Times New Roman" w:hAnsi="Times New Roman" w:eastAsia="宋体"/>
+          <w:sz w:val="21"/>
+        </w:rPr>
+        <w:t>（摘要暂缺，等待官方补全）</w:t>
+      </w:r>
+    </w:p>
+    <w:p>
+      <w:pPr>
+        <w:spacing w:before="120"/>
+      </w:pPr>
+      <w:r>
+        <w:rPr>
+          <w:rFonts w:ascii="Times New Roman" w:hAnsi="Times New Roman" w:eastAsia="宋体"/>
+          <w:b/>
+          <w:sz w:val="21"/>
+        </w:rPr>
+        <w:t>English Abstract:</w:t>
+      </w:r>
+    </w:p>
+    <w:p>
+      <w:r>
+        <w:rPr>
+          <w:rFonts w:ascii="Times New Roman" w:hAnsi="Times New Roman" w:eastAsia="宋体"/>
+          <w:sz w:val="21"/>
+        </w:rPr>
+        <w:t>Abstract not available.</w:t>
+      </w:r>
+    </w:p>
+    <w:p>
+      <w:r>
+        <w:rPr>
+          <w:rFonts w:ascii="Times New Roman" w:hAnsi="Times New Roman" w:eastAsia="宋体"/>
+          <w:sz w:val="21"/>
+        </w:rPr>
+        <w:t>__________________________________________________</w:t>
+      </w:r>
+    </w:p>
+    <w:p>
+      <w:pPr>
+        <w:pStyle w:val="Heading2"/>
+      </w:pPr>
+      <w:r/>
+      <w:r>
+        <w:rPr>
+          <w:rFonts w:ascii="Times New Roman" w:hAnsi="Times New Roman" w:eastAsia="宋体"/>
+          <w:b/>
+          <w:color w:val="000000"/>
+          <w:sz w:val="24"/>
+        </w:rPr>
+        <w:t>PMN-PT单晶超快激光微加工数值模拟与实验研究</w:t>
+      </w:r>
+    </w:p>
+    <w:p>
+      <w:r>
+        <w:rPr>
+          <w:rFonts w:ascii="Times New Roman" w:hAnsi="Times New Roman" w:eastAsia="宋体"/>
+          <w:b/>
+          <w:color w:val="003264"/>
+          <w:sz w:val="24"/>
+        </w:rPr>
+        <w:t>Numerical simulation and experimental study of ultrafast laser micromachining of PMN-PT single crystals</w:t>
+      </w:r>
+    </w:p>
+    <w:p>
+      <w:r>
+        <w:rPr>
+          <w:rFonts w:ascii="Times New Roman" w:hAnsi="Times New Roman" w:eastAsia="宋体"/>
+          <w:sz w:val="21"/>
+        </w:rPr>
+        <w:t>作者: Chao Wang, Zhongwen Cheng, Yan Chen, Haocong He, Zhongliang Zou, Xuanrong Ji</w:t>
+        <w:br/>
+      </w:r>
+      <w:r>
+        <w:rPr>
+          <w:rFonts w:ascii="Times New Roman" w:hAnsi="Times New Roman" w:eastAsia="宋体"/>
+          <w:sz w:val="21"/>
+        </w:rPr>
+        <w:t xml:space="preserve">时间: 2026-05-01 | </w:t>
+      </w:r>
+      <w:r>
+        <w:t xml:space="preserve">链接: </w:t>
+      </w:r>
+      <w:hyperlink r:id="rId36">
+        <w:r>
+          <w:rPr>
+            <w:rFonts w:ascii="Times New Roman" w:hAnsi="Times New Roman" w:eastAsia="宋体"/>
+            <w:color w:val="0000FF"/>
+            <w:sz w:val="21"/>
+            <w:u w:val="single"/>
+          </w:rPr>
+          <w:t>https://doi.org/10.1016/j.optlastec.2026.114814</w:t>
+        </w:r>
+      </w:hyperlink>
+    </w:p>
+    <w:p>
+      <w:pPr>
+        <w:spacing w:before="120"/>
+      </w:pPr>
+      <w:r>
+        <w:rPr>
+          <w:rFonts w:ascii="Times New Roman" w:hAnsi="Times New Roman" w:eastAsia="宋体"/>
+          <w:b/>
+          <w:sz w:val="21"/>
+        </w:rPr>
+        <w:t>中文摘要:</w:t>
+      </w:r>
+    </w:p>
+    <w:p>
+      <w:pPr>
+        <w:ind w:firstLine="360"/>
+      </w:pPr>
+      <w:r>
+        <w:rPr>
+          <w:rFonts w:ascii="Times New Roman" w:hAnsi="Times New Roman" w:eastAsia="宋体"/>
+          <w:sz w:val="21"/>
+        </w:rPr>
+        <w:t>（摘要暂缺，等待官方补全）</w:t>
+      </w:r>
+    </w:p>
+    <w:p>
+      <w:pPr>
+        <w:spacing w:before="120"/>
+      </w:pPr>
+      <w:r>
+        <w:rPr>
+          <w:rFonts w:ascii="Times New Roman" w:hAnsi="Times New Roman" w:eastAsia="宋体"/>
+          <w:b/>
+          <w:sz w:val="21"/>
+        </w:rPr>
+        <w:t>English Abstract:</w:t>
+      </w:r>
+    </w:p>
+    <w:p>
+      <w:r>
+        <w:rPr>
+          <w:rFonts w:ascii="Times New Roman" w:hAnsi="Times New Roman" w:eastAsia="宋体"/>
+          <w:sz w:val="21"/>
+        </w:rPr>
+        <w:t>Abstract not available.</w:t>
+      </w:r>
+    </w:p>
+    <w:p>
+      <w:r>
+        <w:rPr>
+          <w:rFonts w:ascii="Times New Roman" w:hAnsi="Times New Roman" w:eastAsia="宋体"/>
+          <w:sz w:val="21"/>
+        </w:rPr>
+        <w:t>__________________________________________________</w:t>
+      </w:r>
+    </w:p>
+    <w:p>
+      <w:pPr>
+        <w:pStyle w:val="Heading1"/>
+      </w:pPr>
+      <w:r>
+        <w:rPr>
+          <w:rFonts w:ascii="Times New Roman" w:hAnsi="Times New Roman" w:eastAsia="宋体"/>
+          <w:b/>
+          <w:color w:val="000000"/>
+          <w:sz w:val="32"/>
+        </w:rPr>
+        <w:t>Laser &amp; Photonics Reviews</w:t>
+      </w:r>
+    </w:p>
+    <w:p>
+      <w:pPr>
+        <w:jc w:val="center"/>
+      </w:pPr>
+      <w:r>
+        <w:t>--- 更新: 06:28 ---</w:t>
+      </w:r>
+    </w:p>
+    <w:p>
+      <w:pPr>
+        <w:pStyle w:val="Heading2"/>
+      </w:pPr>
+      <w:r/>
+      <w:r>
+        <w:rPr>
+          <w:rFonts w:ascii="Times New Roman" w:hAnsi="Times New Roman" w:eastAsia="宋体"/>
+          <w:b/>
+          <w:color w:val="000000"/>
+          <w:sz w:val="24"/>
+        </w:rPr>
+        <w:t>一步原位合成具有水下颜色可调、双模式长余辉发射的碳点基纳米球</w:t>
+      </w:r>
+    </w:p>
+    <w:p>
+      <w:r>
+        <w:rPr>
+          <w:rFonts w:ascii="Times New Roman" w:hAnsi="Times New Roman" w:eastAsia="宋体"/>
+          <w:b/>
+          <w:color w:val="003264"/>
+          <w:sz w:val="24"/>
+        </w:rPr>
+        <w:t>One‐Step In Situ Synthesis of Carbon Dot‐Based Nanospheres With Underwater Color‐Tunable, Dual‐Mode Long‐Afterglow Emission</w:t>
+      </w:r>
+    </w:p>
+    <w:p>
+      <w:r>
+        <w:rPr>
+          <w:rFonts w:ascii="Times New Roman" w:hAnsi="Times New Roman" w:eastAsia="宋体"/>
+          <w:sz w:val="21"/>
+        </w:rPr>
+        <w:t>作者: Tengyang Cao, Lei Chen, Helang Li, Zinan Jiang, Jiawen Li, Jijun Huang, Caiqi Wang</w:t>
+        <w:br/>
+      </w:r>
+      <w:r>
+        <w:rPr>
+          <w:rFonts w:ascii="Times New Roman" w:hAnsi="Times New Roman" w:eastAsia="宋体"/>
+          <w:sz w:val="21"/>
+        </w:rPr>
+        <w:t xml:space="preserve">时间: 2026-01-29 | </w:t>
+      </w:r>
+      <w:r>
+        <w:t xml:space="preserve">链接: </w:t>
+      </w:r>
+      <w:hyperlink r:id="rId45">
+        <w:r>
+          <w:rPr>
+            <w:rFonts w:ascii="Times New Roman" w:hAnsi="Times New Roman" w:eastAsia="宋体"/>
+            <w:color w:val="0000FF"/>
+            <w:sz w:val="21"/>
+            <w:u w:val="single"/>
+          </w:rPr>
+          <w:t>https://doi.org/10.1002/lpor.202502697</w:t>
+        </w:r>
+      </w:hyperlink>
+    </w:p>
+    <w:p>
+      <w:pPr>
+        <w:spacing w:before="120"/>
+      </w:pPr>
+      <w:r>
+        <w:rPr>
+          <w:rFonts w:ascii="Times New Roman" w:hAnsi="Times New Roman" w:eastAsia="宋体"/>
+          <w:b/>
+          <w:sz w:val="21"/>
+        </w:rPr>
+        <w:t>中文摘要:</w:t>
+      </w:r>
+    </w:p>
+    <w:p>
+      <w:pPr>
+        <w:ind w:firstLine="360"/>
+      </w:pPr>
+      <w:r>
+        <w:rPr>
+          <w:rFonts w:ascii="Times New Roman" w:hAnsi="Times New Roman" w:eastAsia="宋体"/>
+          <w:sz w:val="21"/>
+        </w:rPr>
+        <w:t>摘要 基于碳点（CD）的余辉材料最近在各个领域激增，但颜色可调的基于碳点的水下余辉纳米材料在很大程度上仍未得到探索。此外，现有的合成方法普遍较为复杂，明显缺乏高效的一步制备技术。我们提出了一种简单的一步水热方法来合成基于 CD 的纳米材料，该材料表现出稳定的双模水下发射，包括室温磷光（RTP）和热激活延迟荧光（TADF）。使用 3-氨基丙基三乙氧基硅烷，形成致密交联的 SiO 2 基质，嵌入原位生成的 CD。这种受限结构稳定了三线态激子，实现了 1218 ms 的超长水下余辉寿命和 46.7% 的量子产率。通过掺杂卤化物离子，余辉波长从402 nm调谐到560 nm，实现多色发射。该纳米复合材料在强酸、强碱、氧化剂和极性溶剂等恶劣条件下仍能保持稳定的余辉性能。由于其卓越的稳定性和多色余辉，该材料被用来构建复杂的三重防伪系统，展示了先进信息加密的巨大潜力。</w:t>
+      </w:r>
+    </w:p>
+    <w:p>
+      <w:pPr>
+        <w:spacing w:before="120"/>
+      </w:pPr>
+      <w:r>
+        <w:rPr>
+          <w:rFonts w:ascii="Times New Roman" w:hAnsi="Times New Roman" w:eastAsia="宋体"/>
+          <w:b/>
+          <w:sz w:val="21"/>
+        </w:rPr>
+        <w:t>English Abstract:</w:t>
+      </w:r>
+    </w:p>
+    <w:p>
+      <w:r>
+        <w:rPr>
+          <w:rFonts w:ascii="Times New Roman" w:hAnsi="Times New Roman" w:eastAsia="宋体"/>
+          <w:sz w:val="21"/>
+        </w:rPr>
+        <w:t>ABSTRACT Carbon dot (CD)‐based afterglow materials have recently proliferated in various areas, but color‐tunable, carbon dot‐based underwater afterglow nanomaterials remain largely unexplored. Moreover, the existing synthesis methods are generally complex, and there has been a notable lack of efficient, one‐step preparation techniques. We present a simple one‐step hydrothermal method to synthesize CD‐based nanomaterials that exhibit stable dual‐mode underwater emission comprising room‐temperature phosphorescence (RTP) and thermally activated delayed fluorescence (TADF). Using 3‐aminopropyltriethoxysilane, a densely cross‐linked SiO 2 matrix forms, embedding in situ generated CDs. This confined structure stabilizes triplet excitons, enabling an ultra‐long underwater afterglow lifetime of 1218 ms and a quantum yield of 46.7%. By doping with halide ions, the afterglow wavelength was tuned from 402 to 560 nm, achieving multicolor emission. The nanocomposites maintain stable afterglow performance in harsh conditions, including strong acids, alkalis, oxidants, and polar solvents. Given its exceptional stability and multicolor afterglow, the material was used to construct a sophisticated triple anti‐counterfeiting system, demonstrating great potential for advanced information encryption.</w:t>
+      </w:r>
+    </w:p>
+    <w:p>
+      <w:r>
+        <w:rPr>
+          <w:rFonts w:ascii="Times New Roman" w:hAnsi="Times New Roman" w:eastAsia="宋体"/>
+          <w:sz w:val="21"/>
+        </w:rPr>
+        <w:t>__________________________________________________</w:t>
+      </w:r>
+    </w:p>
+    <w:p>
+      <w:pPr>
+        <w:pStyle w:val="Heading2"/>
+      </w:pPr>
+      <w:r/>
+      <w:r>
+        <w:rPr>
+          <w:rFonts w:ascii="Times New Roman" w:hAnsi="Times New Roman" w:eastAsia="宋体"/>
+          <w:b/>
+          <w:color w:val="000000"/>
+          <w:sz w:val="24"/>
+        </w:rPr>
+        <w:t>信息超表面动态可重构雷达电磁体模</w:t>
+      </w:r>
+    </w:p>
+    <w:p>
+      <w:r>
+        <w:rPr>
+          <w:rFonts w:ascii="Times New Roman" w:hAnsi="Times New Roman" w:eastAsia="宋体"/>
+          <w:b/>
+          <w:color w:val="003264"/>
+          <w:sz w:val="24"/>
+        </w:rPr>
+        <w:t>Information Metasurface‐Enabled Dynamically Reconfigurable Radar Electromagnetic Phantoms</w:t>
+      </w:r>
+    </w:p>
+    <w:p>
+      <w:r>
+        <w:rPr>
+          <w:rFonts w:ascii="Times New Roman" w:hAnsi="Times New Roman" w:eastAsia="宋体"/>
+          <w:sz w:val="21"/>
+        </w:rPr>
+        <w:t>作者: Shijian Yu, Jinxing Guo, Dongfang Guan, Zhen Liu, Yongxiang Liu</w:t>
+        <w:br/>
+      </w:r>
+      <w:r>
+        <w:rPr>
+          <w:rFonts w:ascii="Times New Roman" w:hAnsi="Times New Roman" w:eastAsia="宋体"/>
+          <w:sz w:val="21"/>
+        </w:rPr>
+        <w:t xml:space="preserve">时间: 2026-01-29 | </w:t>
+      </w:r>
+      <w:r>
+        <w:t xml:space="preserve">链接: </w:t>
+      </w:r>
+      <w:hyperlink r:id="rId46">
+        <w:r>
+          <w:rPr>
+            <w:rFonts w:ascii="Times New Roman" w:hAnsi="Times New Roman" w:eastAsia="宋体"/>
+            <w:color w:val="0000FF"/>
+            <w:sz w:val="21"/>
+            <w:u w:val="single"/>
+          </w:rPr>
+          <w:t>https://doi.org/10.1002/lpor.202502619</w:t>
+        </w:r>
+      </w:hyperlink>
+    </w:p>
+    <w:p>
+      <w:pPr>
+        <w:spacing w:before="120"/>
+      </w:pPr>
+      <w:r>
+        <w:rPr>
+          <w:rFonts w:ascii="Times New Roman" w:hAnsi="Times New Roman" w:eastAsia="宋体"/>
+          <w:b/>
+          <w:sz w:val="21"/>
+        </w:rPr>
+        <w:t>中文摘要:</w:t>
+      </w:r>
+    </w:p>
+    <w:p>
+      <w:pPr>
+        <w:ind w:firstLine="360"/>
+      </w:pPr>
+      <w:r>
+        <w:rPr>
+          <w:rFonts w:ascii="Times New Roman" w:hAnsi="Times New Roman" w:eastAsia="宋体"/>
+          <w:sz w:val="21"/>
+        </w:rPr>
+        <w:t>摘要 雷达电磁幻影旨在通过将虚拟目标（物理上不存在的实体）引入雷达图像中来欺骗雷达系统，从而引起错误识别。信息超表面作为数字可重构电磁反射器，在多维雷达目标特征控制方面提供了前所未有的功能。然而，现有的基于空间编码的技术受到静态模型图像模板的限制，限制了它们生成动态可重构雷达模型的能力。在非合作场景下，时间调制策略容易受到同步错误的影响。为了应对这些挑战，本文提出了一种通过信息超表面生成图像级、动态稳定和可重构雷达电磁体模的新方法。该方法利用衍射几何理论（GTD）来提取目标的特征参数。这些参数随后指导在超表面上实现的异步调频序列的设计。开发了 1 位信息超表面原型并进行了实验验证。结果证明其能够实时生成高分辨率距离剖面（HRRP）中的各种可重构雷达模型。此外，人类雷达图像解释和基于人工神经网络（ANN）的分类在将调制图像识别为真实目标方面表现出很高的置信度，从而证实了欺骗的有效性。所开发的超表面及其相关的调制策略对于电子战场景中的关键目标保护具有重大前景。</w:t>
+      </w:r>
+    </w:p>
+    <w:p>
+      <w:pPr>
+        <w:spacing w:before="120"/>
+      </w:pPr>
+      <w:r>
+        <w:rPr>
+          <w:rFonts w:ascii="Times New Roman" w:hAnsi="Times New Roman" w:eastAsia="宋体"/>
+          <w:b/>
+          <w:sz w:val="21"/>
+        </w:rPr>
+        <w:t>English Abstract:</w:t>
+      </w:r>
+    </w:p>
+    <w:p>
+      <w:r>
+        <w:rPr>
+          <w:rFonts w:ascii="Times New Roman" w:hAnsi="Times New Roman" w:eastAsia="宋体"/>
+          <w:sz w:val="21"/>
+        </w:rPr>
+        <w:t>ABSTRACT Radar electromagnetic phantoms aim to deceive radar systems by introducing virtual targets—entities that do not physically exist—into radar imagery, thereby inducing erroneous recognition. Information metasurfaces, functioning as digitally reconfigurable electromagnetic reflectors, offer unprecedented capabilities in multidimensional radar target signatures control. Nevertheless, existing space‐coding‐based techniques are constrained by static phantom image templates, limiting their ability to generate dynamically reconfigurable radar phantoms. Temporal modulation strategies are susceptible to synchronization errors under non‐cooperative scenarios. To address these challenges, this paper proposes a novel method for generating image‐level, dynamically stable, and reconfigurable radar electromagnetic phantoms via information metasurfaces. The proposed approach leverages the geometric theory of diffraction (GTD) to extract characteristic parameters oftargets. These parameters subsequently guide the design of asynchronous frequency‐modulated sequences implemented on the metasurface. A 1‐bit information metasurface prototype was developed and experimentally validated. The results demonstrate its capability to generate a variety of reconfigurable radar phantoms in high‐resolution range profiles (HRRPs) in real time. Furthermore, both human radar image interpretation and artificial neural network (ANN)‐based classification exhibit high confidence in identifying the modulated imagery as authentic targets, thereby confirming the effectiveness of deception. The developed metasurface and its associated modulation strategy hold significant promise for critical target protection in electronic warfare scenarios.</w:t>
+      </w:r>
+    </w:p>
+    <w:p>
+      <w:r>
+        <w:rPr>
+          <w:rFonts w:ascii="Times New Roman" w:hAnsi="Times New Roman" w:eastAsia="宋体"/>
+          <w:sz w:val="21"/>
+        </w:rPr>
+        <w:t>__________________________________________________</w:t>
+      </w:r>
+    </w:p>
+    <w:p>
+      <w:pPr>
+        <w:pStyle w:val="Heading2"/>
+      </w:pPr>
+      <w:r/>
+      <w:r>
+        <w:rPr>
+          <w:rFonts w:ascii="Times New Roman" w:hAnsi="Times New Roman" w:eastAsia="宋体"/>
+          <w:b/>
+          <w:color w:val="000000"/>
+          <w:sz w:val="24"/>
+        </w:rPr>
+        <w:t>宽带完美传输镜像对称无序系统的逆设计</w:t>
+      </w:r>
+    </w:p>
+    <w:p>
+      <w:r>
+        <w:rPr>
+          <w:rFonts w:ascii="Times New Roman" w:hAnsi="Times New Roman" w:eastAsia="宋体"/>
+          <w:b/>
+          <w:color w:val="003264"/>
+          <w:sz w:val="24"/>
+        </w:rPr>
+        <w:t>Inverse Design of Mirror‐Symmetric Disordered Systems for Broadband Perfect Transmission</w:t>
+      </w:r>
+    </w:p>
+    <w:p>
+      <w:r>
+        <w:rPr>
+          <w:rFonts w:ascii="Times New Roman" w:hAnsi="Times New Roman" w:eastAsia="宋体"/>
+          <w:sz w:val="21"/>
+        </w:rPr>
+        <w:t>作者: Zhazira Zhumabay, Clément Ferise, Vincent Pagneux, Stefan Rotter, Matthieu Davy</w:t>
+        <w:br/>
+      </w:r>
+      <w:r>
+        <w:rPr>
+          <w:rFonts w:ascii="Times New Roman" w:hAnsi="Times New Roman" w:eastAsia="宋体"/>
+          <w:sz w:val="21"/>
+        </w:rPr>
+        <w:t xml:space="preserve">时间: 2026-01-29 | </w:t>
+      </w:r>
+      <w:r>
+        <w:t xml:space="preserve">链接: </w:t>
+      </w:r>
+      <w:hyperlink r:id="rId47">
+        <w:r>
+          <w:rPr>
+            <w:rFonts w:ascii="Times New Roman" w:hAnsi="Times New Roman" w:eastAsia="宋体"/>
+            <w:color w:val="0000FF"/>
+            <w:sz w:val="21"/>
+            <w:u w:val="single"/>
+          </w:rPr>
+          <w:t>https://doi.org/10.1002/lpor.202501055</w:t>
+        </w:r>
+      </w:hyperlink>
+    </w:p>
+    <w:p>
+      <w:pPr>
+        <w:spacing w:before="120"/>
+      </w:pPr>
+      <w:r>
+        <w:rPr>
+          <w:rFonts w:ascii="Times New Roman" w:hAnsi="Times New Roman" w:eastAsia="宋体"/>
+          <w:b/>
+          <w:sz w:val="21"/>
+        </w:rPr>
+        <w:t>中文摘要:</w:t>
+      </w:r>
+    </w:p>
+    <w:p>
+      <w:pPr>
+        <w:ind w:firstLine="360"/>
+      </w:pPr>
+      <w:r>
+        <w:rPr>
+          <w:rFonts w:ascii="Times New Roman" w:hAnsi="Times New Roman" w:eastAsia="宋体"/>
+          <w:sz w:val="21"/>
+        </w:rPr>
+        <w:t>摘要：我们提出了一个框架，通过逆向设计优化对称无序介质，在复杂系统中实现宽带完美波传输。我们表明，利用复杂介质的对称性可以降低优化的复杂性，从而能够在参数空间中加入额外的约束。从在特定频率下具有预定义输入和输出波前的单一完美传输状态开始，我们逐步拓宽带宽——从具有扁平线形的无反射特殊点到窄带滤波器，最终到表现出彩虹效应的宽带准完美传输。基于耦合偶极近似的数值模拟在具有介电和金属散射体的多通道微波波导中进行了实验验证。最后，我们展示了通过障碍物的宽带增强波传输，突出了先进波控制应用的潜力。</w:t>
+      </w:r>
+    </w:p>
+    <w:p>
+      <w:pPr>
+        <w:spacing w:before="120"/>
+      </w:pPr>
+      <w:r>
+        <w:rPr>
+          <w:rFonts w:ascii="Times New Roman" w:hAnsi="Times New Roman" w:eastAsia="宋体"/>
+          <w:b/>
+          <w:sz w:val="21"/>
+        </w:rPr>
+        <w:t>English Abstract:</w:t>
+      </w:r>
+    </w:p>
+    <w:p>
+      <w:r>
+        <w:rPr>
+          <w:rFonts w:ascii="Times New Roman" w:hAnsi="Times New Roman" w:eastAsia="宋体"/>
+          <w:sz w:val="21"/>
+        </w:rPr>
+        <w:t>ABSTRACT We present a framework for achieving broadband perfect wave transmission in complex systems by optimizing symmetric disordered media via inverse design. We show that leveraging symmetry of complex media reduces the optimization's complexity enabling the incorporation of additional constraints in the parameter space. Starting from a single perfectly transmitting state with predefined input and output wavefronts at a specific frequency, we progressively broaden the bandwidth — from a reflectionless exceptional point with a flattened lineshape to narrowband filters and ultimately to broadband quasi‐perfect transmission exhibiting a rainbow effect. Numerical simulations based on the coupled dipole approximation are validated experimentally in a multichannel microwave waveguide with dielectric and metallic scatterers. Finally, we demonstrate broadband enhanced wave transmission through barriers highlighting the potential for advanced wave control applications.</w:t>
+      </w:r>
+    </w:p>
+    <w:p>
+      <w:r>
+        <w:rPr>
+          <w:rFonts w:ascii="Times New Roman" w:hAnsi="Times New Roman" w:eastAsia="宋体"/>
+          <w:sz w:val="21"/>
+        </w:rPr>
+        <w:t>__________________________________________________</w:t>
+      </w:r>
+    </w:p>
+    <w:p>
+      <w:pPr>
+        <w:pStyle w:val="Heading2"/>
+      </w:pPr>
+      <w:r/>
+      <w:r>
+        <w:rPr>
+          <w:rFonts w:ascii="Times New Roman" w:hAnsi="Times New Roman" w:eastAsia="宋体"/>
+          <w:b/>
+          <w:color w:val="000000"/>
+          <w:sz w:val="24"/>
+        </w:rPr>
+        <w:t>通过卤化铜闪烁体的即时离子交换实现动态和水下 X 射线成像</w:t>
+      </w:r>
+    </w:p>
+    <w:p>
+      <w:r>
+        <w:rPr>
+          <w:rFonts w:ascii="Times New Roman" w:hAnsi="Times New Roman" w:eastAsia="宋体"/>
+          <w:b/>
+          <w:color w:val="003264"/>
+          <w:sz w:val="24"/>
+        </w:rPr>
+        <w:t>Dynamic and Underwater X‐ray Imaging Enabled by Instant Ion Exchange of Copper Halide Scintillators</w:t>
+      </w:r>
+    </w:p>
+    <w:p>
+      <w:r>
+        <w:rPr>
+          <w:rFonts w:ascii="Times New Roman" w:hAnsi="Times New Roman" w:eastAsia="宋体"/>
+          <w:sz w:val="21"/>
+        </w:rPr>
+        <w:t>作者: Xinjiang Zhan, Jie Cao, Le Dong, Ye Xun, Ya Chen, Yulong Wang, Bing Chen, Shujuan Liu, Xiuwen Xu, Qiang Zhao</w:t>
+        <w:br/>
+      </w:r>
+      <w:r>
+        <w:rPr>
+          <w:rFonts w:ascii="Times New Roman" w:hAnsi="Times New Roman" w:eastAsia="宋体"/>
+          <w:sz w:val="21"/>
+        </w:rPr>
+        <w:t xml:space="preserve">时间: 2026-01-29 | </w:t>
+      </w:r>
+      <w:r>
+        <w:t xml:space="preserve">链接: </w:t>
+      </w:r>
+      <w:hyperlink r:id="rId48">
+        <w:r>
+          <w:rPr>
+            <w:rFonts w:ascii="Times New Roman" w:hAnsi="Times New Roman" w:eastAsia="宋体"/>
+            <w:color w:val="0000FF"/>
+            <w:sz w:val="21"/>
+            <w:u w:val="single"/>
+          </w:rPr>
+          <w:t>https://doi.org/10.1002/lpor.202503085</w:t>
+        </w:r>
+      </w:hyperlink>
+    </w:p>
+    <w:p>
+      <w:pPr>
+        <w:spacing w:before="120"/>
+      </w:pPr>
+      <w:r>
+        <w:rPr>
+          <w:rFonts w:ascii="Times New Roman" w:hAnsi="Times New Roman" w:eastAsia="宋体"/>
+          <w:b/>
+          <w:sz w:val="21"/>
+        </w:rPr>
+        <w:t>中文摘要:</w:t>
+      </w:r>
+    </w:p>
+    <w:p>
+      <w:pPr>
+        <w:ind w:firstLine="360"/>
+      </w:pPr>
+      <w:r>
+        <w:rPr>
+          <w:rFonts w:ascii="Times New Roman" w:hAnsi="Times New Roman" w:eastAsia="宋体"/>
+          <w:sz w:val="21"/>
+        </w:rPr>
+        <w:t>摘要 有机-无机杂化卤化铜具有高度可调谐晶体结构中编码的卓越光电特性，正在成为下一代闪烁体的有希望的候选者。然而，在卤化铜中同时实现高光产率和快速发光衰减仍然是一个重大挑战，限制了它们在实时 X 射线成像中的应用。在这里，开发了一种简单而有效的离子交换方法，能够将 (MeEn) 2 Cu 4 Br 6 （MeEn = 3-甲基丁-2-烯基（三苯基）鏻）快速转化为 (MeEn) 2 Cu 4 I 6 ，从而产生接近一致的光致发光量子产率（PLQY），光产额增加 1.7 倍（39700 光子 MeV -1 ），并且光致发光量子产率增加 15 倍。减少发光衰减时间（2.4 µs）。机理研究表明，闪烁性能的增强源于晶格畸变的减少、电子声子耦合的适当减弱以及重碘原子引起的强自旋轨道耦合。除了 (MeEn) 2 Cu 4 X 6 之外，该方法还适用于各种卤化铜，从而实现光物理性能的持续改进。最后，通过将(MeEn) 2 Cu 4 I 6 嵌入聚合物基质，所得闪烁膜进一步具有所需的柔韧性和耐水性，展示了其静态、动态、弯曲和水下X射线成像的能力。</w:t>
+      </w:r>
+    </w:p>
+    <w:p>
+      <w:pPr>
+        <w:spacing w:before="120"/>
+      </w:pPr>
+      <w:r>
+        <w:rPr>
+          <w:rFonts w:ascii="Times New Roman" w:hAnsi="Times New Roman" w:eastAsia="宋体"/>
+          <w:b/>
+          <w:sz w:val="21"/>
+        </w:rPr>
+        <w:t>English Abstract:</w:t>
+      </w:r>
+    </w:p>
+    <w:p>
+      <w:r>
+        <w:rPr>
+          <w:rFonts w:ascii="Times New Roman" w:hAnsi="Times New Roman" w:eastAsia="宋体"/>
+          <w:sz w:val="21"/>
+        </w:rPr>
+        <w:t>ABSTRACT Organic–inorganic hybrid copper halides, with exceptional optoelectronic properties encoded in their highly tunable crystal structure, are emerging as promising candidates for next‐generation scintillators. However, achieving both high light yield and fast luminescence decay in copper halides remains a significant challenge, limiting their application in real‐time X‐ray imaging. Here, a simple yet effective ion exchange approach is developed to enable rapid conversion of (MeEn) 2 Cu 4 Br 6 (MeEn = 3‐methylbut‐2‐enyl(triphenyl)phosphanium) to (MeEn) 2 Cu 4 I 6 , resulting in a near‐unity photoluminescence quantum yield (PLQY), a 1.7‐fold increase in light yield (39700 photons MeV −1 ), and a 15‐fold reduction in luminescence decay time (2.4 µs). Mechanistic investigations reveal that the enhanced scintillation properties arise from reduced lattice distortion, appropriately weakened electron‐phonon coupling, and strong spin–orbit coupling induced by the heavy iodine atom. Beyond (MeEn) 2 Cu 4 X 6 , this approach is applicable to a variety of copper halides, leading to consistent improvements in photophysical performance. Finally, by embedding (MeEn) 2 Cu 4 I 6 with a polymer matrix, the resulting scintillation film is further entailed with desired flexibility and water resistance, demonstrating its capability in static, dynamic, curved, and underwater X‐ray imaging.</w:t>
+      </w:r>
+    </w:p>
+    <w:p>
+      <w:r>
+        <w:rPr>
+          <w:rFonts w:ascii="Times New Roman" w:hAnsi="Times New Roman" w:eastAsia="宋体"/>
+          <w:sz w:val="21"/>
+        </w:rPr>
+        <w:t>__________________________________________________</w:t>
+      </w:r>
+    </w:p>
+    <w:p>
+      <w:pPr>
+        <w:pStyle w:val="Heading2"/>
+      </w:pPr>
+      <w:r/>
+      <w:r>
+        <w:rPr>
+          <w:rFonts w:ascii="Times New Roman" w:hAnsi="Times New Roman" w:eastAsia="宋体"/>
+          <w:b/>
+          <w:color w:val="000000"/>
+          <w:sz w:val="24"/>
+        </w:rPr>
+        <w:t>三角晶格拓扑光子晶体波导的手性量子光学</w:t>
+      </w:r>
+    </w:p>
+    <w:p>
+      <w:r>
+        <w:rPr>
+          <w:rFonts w:ascii="Times New Roman" w:hAnsi="Times New Roman" w:eastAsia="宋体"/>
+          <w:b/>
+          <w:color w:val="003264"/>
+          <w:sz w:val="24"/>
+        </w:rPr>
+        <w:t>Chiral Quantum Optics With Topological Photonic Crystal Waveguide of Triangular Lattice</w:t>
+      </w:r>
+    </w:p>
+    <w:p>
+      <w:r>
+        <w:rPr>
+          <w:rFonts w:ascii="Times New Roman" w:hAnsi="Times New Roman" w:eastAsia="宋体"/>
+          <w:sz w:val="21"/>
+        </w:rPr>
+        <w:t>作者: Hancong Li, Sai Yan, Zhikai Ma, Rui Zhu, Hanqing Liu, Xiqing Chen, Yu Yuan, Longlong Yang, Haiqiao Ni, Zhichuan Niu, Qihuang Gong, Xiulai Xu</w:t>
+        <w:br/>
+      </w:r>
+      <w:r>
+        <w:rPr>
+          <w:rFonts w:ascii="Times New Roman" w:hAnsi="Times New Roman" w:eastAsia="宋体"/>
+          <w:sz w:val="21"/>
+        </w:rPr>
+        <w:t xml:space="preserve">时间: 2026-01-29 | </w:t>
+      </w:r>
+      <w:r>
+        <w:t xml:space="preserve">链接: </w:t>
+      </w:r>
+      <w:hyperlink r:id="rId49">
+        <w:r>
+          <w:rPr>
+            <w:rFonts w:ascii="Times New Roman" w:hAnsi="Times New Roman" w:eastAsia="宋体"/>
+            <w:color w:val="0000FF"/>
+            <w:sz w:val="21"/>
+            <w:u w:val="single"/>
+          </w:rPr>
+          <w:t>https://doi.org/10.1002/lpor.202501893</w:t>
+        </w:r>
+      </w:hyperlink>
+    </w:p>
+    <w:p>
+      <w:pPr>
+        <w:spacing w:before="120"/>
+      </w:pPr>
+      <w:r>
+        <w:rPr>
+          <w:rFonts w:ascii="Times New Roman" w:hAnsi="Times New Roman" w:eastAsia="宋体"/>
+          <w:b/>
+          <w:sz w:val="21"/>
+        </w:rPr>
+        <w:t>中文摘要:</w:t>
+      </w:r>
+    </w:p>
+    <w:p>
+      <w:pPr>
+        <w:ind w:firstLine="360"/>
+      </w:pPr>
+      <w:r>
+        <w:rPr>
+          <w:rFonts w:ascii="Times New Roman" w:hAnsi="Times New Roman" w:eastAsia="宋体"/>
+          <w:sz w:val="21"/>
+        </w:rPr>
+        <w:t>摘要：我们提出了一个基于三角晶格光子晶体（Tri-PhC）的高弯曲透射率波导（HBT WG）模式的多功能介电平台，用于研究手性光与物质相互作用和腔量子电动力学。手性耦合的演示是通过采用两个 Tri-PhC 之字形界面波导来实现的，这首先提供了简化的几何形状。与之前的蜂窝晶格系统相比，Tri-PhC 之字形波导为量子点 (QD) 相互作用提供至少两倍的有效手性面积，并支持对光与物质相互作用至关重要的慢光模式。集成自组装量子点，我们通过实验证明了 Z 形 Tri-PhC HBT WG 中的手性光子路由，证实了稳健的定向光子传输。此外，我们采用回音壁模式腔波导结构来实现 Purcell 增强的片上单光子发射，Purcell 因子为 4，自旋相关的方向对比度为 82%。我们的结果表明，基于 Tri-PhC 的拓扑波导作为低损耗、高手性量子光子器件的有前途的、可扩展的平台具有潜力。</w:t>
+      </w:r>
+    </w:p>
+    <w:p>
+      <w:pPr>
+        <w:spacing w:before="120"/>
+      </w:pPr>
+      <w:r>
+        <w:rPr>
+          <w:rFonts w:ascii="Times New Roman" w:hAnsi="Times New Roman" w:eastAsia="宋体"/>
+          <w:b/>
+          <w:sz w:val="21"/>
+        </w:rPr>
+        <w:t>English Abstract:</w:t>
+      </w:r>
+    </w:p>
+    <w:p>
+      <w:r>
+        <w:rPr>
+          <w:rFonts w:ascii="Times New Roman" w:hAnsi="Times New Roman" w:eastAsia="宋体"/>
+          <w:sz w:val="21"/>
+        </w:rPr>
+        <w:t>ABSTRACT We present a versatile dielectric platform for studying chiral light–matter interaction and cavity quantum electrodynamics, based on high bend transmittance waveguide (HBT WG) modes of triangular‐lattice photonic crystals (Tri‐PhCs). The demonstration of chiral coupling is realized by employing two Tri‐PhC zigzag interface waveguides which offer a simplified geometry in the first place. Compared to previous honeycomb‐lattice systems, Tri‐PhC zigzag waveguides provide at least twice the effective chiral area for quantum dot (QD) interaction and support accessible slow‐light modes that are crucial for light–matter interaction. Integrating self‐assembled QDs, we experimentally demonstrate chiral photon routing in Z‐shaped Tri‐PhC HBT WGs, confirming robust directional photon transport. Additionally, we incorporate a whispering‐gallery‐mode cavity‐waveguide structure to achieve Purcell‐enhanced on‐chip single‐photon emission, with a Purcell factor of 4 and spin‐dependent directional contrast of 82%. Our results show the potential of Tri‐PhC‐based topological waveguides as a promising, scalable platform for low‐loss, high‐chirality quantum photonic devices.</w:t>
+      </w:r>
+    </w:p>
+    <w:p>
+      <w:r>
+        <w:rPr>
+          <w:rFonts w:ascii="Times New Roman" w:hAnsi="Times New Roman" w:eastAsia="宋体"/>
+          <w:sz w:val="21"/>
+        </w:rPr>
+        <w:t>__________________________________________________</w:t>
+      </w:r>
+    </w:p>
+    <w:p>
+      <w:pPr>
+        <w:pStyle w:val="Heading2"/>
+      </w:pPr>
+      <w:r/>
+      <w:r>
+        <w:rPr>
+          <w:rFonts w:ascii="Times New Roman" w:hAnsi="Times New Roman" w:eastAsia="宋体"/>
+          <w:b/>
+          <w:color w:val="000000"/>
+          <w:sz w:val="24"/>
+        </w:rPr>
+        <w:t>超景深快照光场显微镜</w:t>
+      </w:r>
+    </w:p>
+    <w:p>
+      <w:r>
+        <w:rPr>
+          <w:rFonts w:ascii="Times New Roman" w:hAnsi="Times New Roman" w:eastAsia="宋体"/>
+          <w:b/>
+          <w:color w:val="003264"/>
+          <w:sz w:val="24"/>
+        </w:rPr>
+        <w:t>Super Depth‐of‐Field Snapshot Light‐Field Microscopy</w:t>
+      </w:r>
+    </w:p>
+    <w:p>
+      <w:r>
+        <w:rPr>
+          <w:rFonts w:ascii="Times New Roman" w:hAnsi="Times New Roman" w:eastAsia="宋体"/>
+          <w:sz w:val="21"/>
+        </w:rPr>
+        <w:t>作者: Zhi‐Yong Hu, Chang Qiao, Jian‐Yu Dou, Ming‐Ze Zhao, Zhen‐Nan Tian, Yue‐Ying Zhang, Yan‐Hao Yu, Chong Pan, Yong‐Lai Zhang, Qi‐Dai Chen, Din Ping Tsai, Hong‐Bo Sun</w:t>
+        <w:br/>
+      </w:r>
+      <w:r>
+        <w:rPr>
+          <w:rFonts w:ascii="Times New Roman" w:hAnsi="Times New Roman" w:eastAsia="宋体"/>
+          <w:sz w:val="21"/>
+        </w:rPr>
+        <w:t xml:space="preserve">时间: 2026-01-29 | </w:t>
+      </w:r>
+      <w:r>
+        <w:t xml:space="preserve">链接: </w:t>
+      </w:r>
+      <w:hyperlink r:id="rId50">
+        <w:r>
+          <w:rPr>
+            <w:rFonts w:ascii="Times New Roman" w:hAnsi="Times New Roman" w:eastAsia="宋体"/>
+            <w:color w:val="0000FF"/>
+            <w:sz w:val="21"/>
+            <w:u w:val="single"/>
+          </w:rPr>
+          <w:t>https://doi.org/10.1002/lpor.202502750</w:t>
+        </w:r>
+      </w:hyperlink>
+    </w:p>
+    <w:p>
+      <w:pPr>
+        <w:spacing w:before="120"/>
+      </w:pPr>
+      <w:r>
+        <w:rPr>
+          <w:rFonts w:ascii="Times New Roman" w:hAnsi="Times New Roman" w:eastAsia="宋体"/>
+          <w:b/>
+          <w:sz w:val="21"/>
+        </w:rPr>
+        <w:t>中文摘要:</w:t>
+      </w:r>
+    </w:p>
+    <w:p>
+      <w:pPr>
+        <w:ind w:firstLine="360"/>
+      </w:pPr>
+      <w:r>
+        <w:rPr>
+          <w:rFonts w:ascii="Times New Roman" w:hAnsi="Times New Roman" w:eastAsia="宋体"/>
+          <w:sz w:val="21"/>
+        </w:rPr>
+        <w:t>摘要 快照光场显微镜 (SLFM) 能够对动态微目标进行高速 3D 观察（4D 成像）。然而，它们的性能从根本上受到微透镜阵列（MLA）固有平面结构的限制，这导致分辨率、景深（DOF）和深度感知之间的权衡，使得大DOF光场检测极具挑战性。在这里，我们提出了一种具有对数轮廓的弯曲 MLA 范例，具有极高的焦深 (&gt;346λ)、增强的视差 (273%) 和近衍射极限的分辨率，优于传统的平面同类产品。集成到商用显微镜中并与基于神经网络的重建相结合，该架构产生了超景深快照光场显微镜（SDOF-SLFM），实现了自由度（&gt;3毫米）超过15倍的改进，并实现了微金字塔的原位立体成像和流场中微粒的4D跟踪。这项研究提供了一种无需复杂系统组装或样品处理即可升级 SLFM 的实用途径，有助于传统商用显微镜适应动态 4D 成像应用，例如生物实验室和微流体监测。</w:t>
+      </w:r>
+    </w:p>
+    <w:p>
+      <w:pPr>
+        <w:spacing w:before="120"/>
+      </w:pPr>
+      <w:r>
+        <w:rPr>
+          <w:rFonts w:ascii="Times New Roman" w:hAnsi="Times New Roman" w:eastAsia="宋体"/>
+          <w:b/>
+          <w:sz w:val="21"/>
+        </w:rPr>
+        <w:t>English Abstract:</w:t>
+      </w:r>
+    </w:p>
+    <w:p>
+      <w:r>
+        <w:rPr>
+          <w:rFonts w:ascii="Times New Roman" w:hAnsi="Times New Roman" w:eastAsia="宋体"/>
+          <w:sz w:val="21"/>
+        </w:rPr>
+        <w:t>ABSTRACT Snapshot light‐field microscopes (SLFMs) enable high‐speed 3D observation (4D imaging) of dynamic micro‐targets. However, their performance is fundamentally restricted by the inherent planar structure of microlens arrays (MLAs), which leads to tradeoffs among resolution, depth of field (DOF), and depth perception, making large DOF light‐field detection extremely challenging. Here, we propose a paradigm in curved MLA with a logarithmic profile, featuring extreme depth of focus (&gt;346λ), enhanced parallax (273%), and near‐diffraction‐limited resolution, outperforming conventional planar counterparts. Integrated into a commercial microscope and combined with neural network‐based reconstruction, this architecture yields a super depth‐of‐field snapshot light‐field microscope (SDOF‐SLFM), achieving over 15 times improvement in DOF (&gt;3 mm) and enabling in situ stereo imaging of micro‐pyramids and 4D tracking of micro‐particles in flow fields. This study offers a practical pathway for upgrading SLFMs without complex system assembly or sample processing, facilitating the adaptation of conventional commercial microscopes to dynamic 4D imaging applications such as biological laboratories and microfluidic flow monitoring.</w:t>
+      </w:r>
+    </w:p>
+    <w:p>
+      <w:r>
+        <w:rPr>
+          <w:rFonts w:ascii="Times New Roman" w:hAnsi="Times New Roman" w:eastAsia="宋体"/>
+          <w:sz w:val="21"/>
+        </w:rPr>
+        <w:t>__________________________________________________</w:t>
+      </w:r>
+    </w:p>
+    <w:p>
+      <w:pPr>
+        <w:pStyle w:val="Heading2"/>
+      </w:pPr>
+      <w:r/>
+      <w:r>
+        <w:rPr>
+          <w:rFonts w:ascii="Times New Roman" w:hAnsi="Times New Roman" w:eastAsia="宋体"/>
+          <w:b/>
+          <w:color w:val="000000"/>
+          <w:sz w:val="24"/>
+        </w:rPr>
+        <w:t>单片集成硅光子无本地振荡器零差接收器</w:t>
+      </w:r>
+    </w:p>
+    <w:p>
+      <w:r>
+        <w:rPr>
+          <w:rFonts w:ascii="Times New Roman" w:hAnsi="Times New Roman" w:eastAsia="宋体"/>
+          <w:b/>
+          <w:color w:val="003264"/>
+          <w:sz w:val="24"/>
+        </w:rPr>
+        <w:t>Monolithically Integrated Silicon Photonic Local Oscillator‐Free Homodyne Receiver</w:t>
+      </w:r>
+    </w:p>
+    <w:p>
+      <w:r>
+        <w:rPr>
+          <w:rFonts w:ascii="Times New Roman" w:hAnsi="Times New Roman" w:eastAsia="宋体"/>
+          <w:sz w:val="21"/>
+        </w:rPr>
+        <w:t>作者: Jingchi Li, Hua Zhong, Yixiao Zhu, Yu He, Zhen Wang, Xiong Ni, Xingchen Ji, Qian Hu, Haoshuo Chen, Nicolas K. Fontaine, Roland Ryf, William Shieh, Yikai Su</w:t>
+        <w:br/>
+      </w:r>
+      <w:r>
+        <w:rPr>
+          <w:rFonts w:ascii="Times New Roman" w:hAnsi="Times New Roman" w:eastAsia="宋体"/>
+          <w:sz w:val="21"/>
+        </w:rPr>
+        <w:t xml:space="preserve">时间: 2026-01-30 | </w:t>
+      </w:r>
+      <w:r>
+        <w:t xml:space="preserve">链接: </w:t>
+      </w:r>
+      <w:hyperlink r:id="rId51">
+        <w:r>
+          <w:rPr>
+            <w:rFonts w:ascii="Times New Roman" w:hAnsi="Times New Roman" w:eastAsia="宋体"/>
+            <w:color w:val="0000FF"/>
+            <w:sz w:val="21"/>
+            <w:u w:val="single"/>
+          </w:rPr>
+          <w:t>https://doi.org/10.1002/lpor.202502793</w:t>
+        </w:r>
+      </w:hyperlink>
+    </w:p>
+    <w:p>
+      <w:pPr>
+        <w:spacing w:before="120"/>
+      </w:pPr>
+      <w:r>
+        <w:rPr>
+          <w:rFonts w:ascii="Times New Roman" w:hAnsi="Times New Roman" w:eastAsia="宋体"/>
+          <w:b/>
+          <w:sz w:val="21"/>
+        </w:rPr>
+        <w:t>中文摘要:</w:t>
+      </w:r>
+    </w:p>
+    <w:p>
+      <w:pPr>
+        <w:ind w:firstLine="360"/>
+      </w:pPr>
+      <w:r>
+        <w:rPr>
+          <w:rFonts w:ascii="Times New Roman" w:hAnsi="Times New Roman" w:eastAsia="宋体"/>
+          <w:sz w:val="21"/>
+        </w:rPr>
+        <w:t>摘要：人工智能和云计算推动的全球数据流量呈指数级增长，需要经济高效、超高容量的光互连。集成光子互连提供了一种有前途的解决方案，但面临关键瓶颈：集成相干接收器需要本地振荡器（LO）激光器，导致单片集成的材料不兼容和成本挑战，而集成自相干方案从根本上遭受光电映射期间信号输入之间的非线性拍频过程引起的非线性失真，这限制了容量和频谱效率。在这里，我们提出了一种集成的无 LO 零差检测方案，通过微环滤波器实现卓越的线性度。 Si 3 N 4 微环谐振器有效地滤除用于零差检测的光载波，节省了相干接收器中的本振，并消除了自相干方案中常见的二阶非线性失真。我们制造的单片集成硅光子接收器可在 80 公里光纤上实现单偏振 600 Gb/s 16 进制正交调幅正交频分复用信号传输，实现每偏振 480 Gb/s 的净传输速度。这比之前的集成自相干检测记录提高了 86%，并且与最先进的集成相干系统相匹配。 C 波段的多通道验证进一步证实了密集波分复用兼容性。这项工作提供了光通信、密集波分复用、直接检测、集成光子互连、硅光子可扩展且经济高效的解决方案，这对于未来每通道 1.6 Tb/s 光互连至关重要。</w:t>
+      </w:r>
+    </w:p>
+    <w:p>
+      <w:pPr>
+        <w:spacing w:before="120"/>
+      </w:pPr>
+      <w:r>
+        <w:rPr>
+          <w:rFonts w:ascii="Times New Roman" w:hAnsi="Times New Roman" w:eastAsia="宋体"/>
+          <w:b/>
+          <w:sz w:val="21"/>
+        </w:rPr>
+        <w:t>English Abstract:</w:t>
+      </w:r>
+    </w:p>
+    <w:p>
+      <w:r>
+        <w:rPr>
+          <w:rFonts w:ascii="Times New Roman" w:hAnsi="Times New Roman" w:eastAsia="宋体"/>
+          <w:sz w:val="21"/>
+        </w:rPr>
+        <w:t>ABSTRACT The exponential growth of global data traffic driven by artificial intelligence and cloud computing necessitates cost‐efficient, ultrahigh‐capacity optical interconnects. Integrated photonic interconnect offers a promising solution but faces critical bottlenecks: integrated coherent receivers require local oscillator (LO) lasers, resulting in material incompatibility and cost challenges for monolithic integration, while integrated self‐coherent schemes fundamentally suffer from nonlinear distortions induced by the nonlinear beating process between signal inputs during optical‐to‐electrical mapping, which limits both capacity and spectral efficiency. Here, we present an integrated LO‐free homodyne detection scheme with superior linearity enabled by a micro‐ring filter. The Si 3 N 4 micro‐ring resonator effectively filters out the optical carrier for homodyne detection, saving the LO in coherent receivers and eliminating the second‐order nonlinear distortions commonly encountered in self‐coherent schemes. Our fabricated monolithically integrated silicon photonic receiver enables single‐polarization 600‐Gb/s 16‐ary quadrature amplitude modulated orthogonal frequency division multiplexing signal transmission over an 80‐km fiber, achieving a net 480‐Gb/s per polarization. This represents an 86% improvement over previous integrated self‐coherent detection records and matches that of state‐of‐the‐art integrated coherent systems. Multichannel validation across the C band further confirms the dense wavelength‐division multiplexing compatibility. This work provides an Optical communication, dense wavelength division multiplexing, direct detection, integrated photonic interconnects, silicon photonicsscalable and cost‐effective solution essential for future 1.6 Tb/s per lane optical interconnects.</w:t>
+      </w:r>
+    </w:p>
+    <w:p>
+      <w:r>
+        <w:rPr>
+          <w:rFonts w:ascii="Times New Roman" w:hAnsi="Times New Roman" w:eastAsia="宋体"/>
+          <w:sz w:val="21"/>
+        </w:rPr>
+        <w:t>__________________________________________________</w:t>
+      </w:r>
+    </w:p>
+    <w:p>
+      <w:pPr>
+        <w:pStyle w:val="Heading2"/>
+      </w:pPr>
+      <w:r/>
+      <w:r>
+        <w:rPr>
+          <w:rFonts w:ascii="Times New Roman" w:hAnsi="Times New Roman" w:eastAsia="宋体"/>
+          <w:b/>
+          <w:color w:val="000000"/>
+          <w:sz w:val="24"/>
+        </w:rPr>
+        <w:t>光拓扑微分密码学</w:t>
+      </w:r>
+    </w:p>
+    <w:p>
+      <w:r>
+        <w:rPr>
+          <w:rFonts w:ascii="Times New Roman" w:hAnsi="Times New Roman" w:eastAsia="宋体"/>
+          <w:b/>
+          <w:color w:val="003264"/>
+          <w:sz w:val="24"/>
+        </w:rPr>
+        <w:t>Optical Topological Differentiation Cryptography</w:t>
+      </w:r>
+    </w:p>
+    <w:p>
+      <w:r>
+        <w:rPr>
+          <w:rFonts w:ascii="Times New Roman" w:hAnsi="Times New Roman" w:eastAsia="宋体"/>
+          <w:sz w:val="21"/>
+        </w:rPr>
+        <w:t>作者: Yanliang He, Yuanfeng Zhu, Haimei Luo, Wen Yuan, Guiqiang Liu, Zhengqi Liu, Xianping Wang, Junxiao Zhou</w:t>
+        <w:br/>
+      </w:r>
+      <w:r>
+        <w:rPr>
+          <w:rFonts w:ascii="Times New Roman" w:hAnsi="Times New Roman" w:eastAsia="宋体"/>
+          <w:sz w:val="21"/>
+        </w:rPr>
+        <w:t xml:space="preserve">时间: 2026-01-30 | </w:t>
+      </w:r>
+      <w:r>
+        <w:t xml:space="preserve">链接: </w:t>
+      </w:r>
+      <w:hyperlink r:id="rId52">
+        <w:r>
+          <w:rPr>
+            <w:rFonts w:ascii="Times New Roman" w:hAnsi="Times New Roman" w:eastAsia="宋体"/>
+            <w:color w:val="0000FF"/>
+            <w:sz w:val="21"/>
+            <w:u w:val="single"/>
+          </w:rPr>
+          <w:t>https://doi.org/10.1002/lpor.202502957</w:t>
+        </w:r>
+      </w:hyperlink>
+    </w:p>
+    <w:p>
+      <w:pPr>
+        <w:spacing w:before="120"/>
+      </w:pPr>
+      <w:r>
+        <w:rPr>
+          <w:rFonts w:ascii="Times New Roman" w:hAnsi="Times New Roman" w:eastAsia="宋体"/>
+          <w:b/>
+          <w:sz w:val="21"/>
+        </w:rPr>
+        <w:t>中文摘要:</w:t>
+      </w:r>
+    </w:p>
+    <w:p>
+      <w:pPr>
+        <w:ind w:firstLine="360"/>
+      </w:pPr>
+      <w:r>
+        <w:rPr>
+          <w:rFonts w:ascii="Times New Roman" w:hAnsi="Times New Roman" w:eastAsia="宋体"/>
+          <w:sz w:val="21"/>
+        </w:rPr>
+        <w:t>摘要 光加密提供了一种保护机密信息的有效方法，具有低能耗、并行操作、高速和处理多维数据的能力。然而，仍然缺乏可以跨基本空间物理维度（幅度、相位和偏振）加密和解密光学信息的统一框架。在这里，我们提出了一种基于 Pancharatnam-Berry (PB) 相液晶光学元件拓扑微分的光学密码学方法。通过利用 PB 相位的自旋相关相位调制，任何物理维度的二进制编码光学图像都被加密为相同的密文，通过将其转换为基于边缘的表示来有效隐藏信息。解密是通过共轭拓扑微分运算完成的，该运算通过将能量从边缘重新分配回中心来精确地反转该过程，从而恢复原始图像。作为概念证明，我们成功地演示了在幅度、相位和偏振的空间维度上对明文信息“LIGHT”的加密和解密。这项工作通过创新地将光差分应用于物理层加密和解密，引入了光信息安全的新范式，为保护多维光数据提供了强大且统一的方法。</w:t>
+      </w:r>
+    </w:p>
+    <w:p>
+      <w:pPr>
+        <w:spacing w:before="120"/>
+      </w:pPr>
+      <w:r>
+        <w:rPr>
+          <w:rFonts w:ascii="Times New Roman" w:hAnsi="Times New Roman" w:eastAsia="宋体"/>
+          <w:b/>
+          <w:sz w:val="21"/>
+        </w:rPr>
+        <w:t>English Abstract:</w:t>
+      </w:r>
+    </w:p>
+    <w:p>
+      <w:r>
+        <w:rPr>
+          <w:rFonts w:ascii="Times New Roman" w:hAnsi="Times New Roman" w:eastAsia="宋体"/>
+          <w:sz w:val="21"/>
+        </w:rPr>
+        <w:t>ABSTRACT Optical encryption provides an effective way to secure confidential information, featuring low energy consumption, parallel operation, high speed, and the ability to process multidimensional data. However, a unified framework that can encrypt and decrypt optical information across the fundamental spatial physical dimensions (amplitude, phase, and polarization) is still lacking. Here, we present an optical cryptography approach based on topological differentiation via Pancharatnam–Berry (PB) phase liquid crystal optical elements. By leveraging the spin‐dependent phase modulation of the PB phase, binary‐encoded optical images in any physical dimension are encrypted into an identical ciphertext, effectively hiding the information by converting it into edge‐based representations. Decryption is accomplished through a conjugate topological differentiation operation, which precisely reverses the process by redistributing energy from the edge back to the center, thereby restoring the original image. As a proof of concept, we successfully demonstrated the encryption and decryption of the plaintext information “LIGHT” across the spatial dimensions of amplitude, phase, and polarization. This work introduces a new paradigm in optical information security by innovatively applying optical differentiation to physical‐layer encryption and decryption, providing a robust and unified approach for the protection of multidimensional optical data.</w:t>
+      </w:r>
+    </w:p>
+    <w:p>
+      <w:r>
+        <w:rPr>
+          <w:rFonts w:ascii="Times New Roman" w:hAnsi="Times New Roman" w:eastAsia="宋体"/>
+          <w:sz w:val="21"/>
+        </w:rPr>
+        <w:t>__________________________________________________</w:t>
+      </w:r>
+    </w:p>
+    <w:p>
+      <w:pPr>
+        <w:pStyle w:val="Heading1"/>
+      </w:pPr>
+      <w:r>
+        <w:rPr>
+          <w:rFonts w:ascii="Times New Roman" w:hAnsi="Times New Roman" w:eastAsia="宋体"/>
+          <w:b/>
+          <w:color w:val="000000"/>
+          <w:sz w:val="32"/>
+        </w:rPr>
+        <w:t>ACS Photonics</w:t>
+      </w:r>
+    </w:p>
+    <w:p>
+      <w:pPr>
+        <w:jc w:val="center"/>
+      </w:pPr>
+      <w:r>
+        <w:t>--- 更新: 06:28 ---</w:t>
+      </w:r>
+    </w:p>
+    <w:p>
+      <w:pPr>
+        <w:pStyle w:val="Heading2"/>
+      </w:pPr>
+      <w:r/>
+      <w:r>
+        <w:rPr>
+          <w:rFonts w:ascii="Times New Roman" w:hAnsi="Times New Roman" w:eastAsia="宋体"/>
+          <w:b/>
+          <w:color w:val="000000"/>
+          <w:sz w:val="24"/>
+        </w:rPr>
+        <w:t>基于胆甾型液晶几何相位的动态光场控制光流控平台</w:t>
+      </w:r>
+    </w:p>
+    <w:p>
+      <w:r>
+        <w:rPr>
+          <w:rFonts w:ascii="Times New Roman" w:hAnsi="Times New Roman" w:eastAsia="宋体"/>
+          <w:b/>
+          <w:color w:val="003264"/>
+          <w:sz w:val="24"/>
+        </w:rPr>
+        <w:t>An Optofluidic Platform Based on the Geometric Phase of Cholesteric Liquid Crystals for Dynamic Light Field Control</w:t>
+      </w:r>
+    </w:p>
+    <w:p>
+      <w:r>
+        <w:rPr>
+          <w:rFonts w:ascii="Times New Roman" w:hAnsi="Times New Roman" w:eastAsia="宋体"/>
+          <w:sz w:val="21"/>
+        </w:rPr>
+        <w:t>作者: Shi-Long Li, Wei-Xiang Xiu, Liang Liu, Sen-Sen Li, Xuejia Hu, Lu-Jian Chen</w:t>
+        <w:br/>
+      </w:r>
+      <w:r>
+        <w:rPr>
+          <w:rFonts w:ascii="Times New Roman" w:hAnsi="Times New Roman" w:eastAsia="宋体"/>
+          <w:sz w:val="21"/>
+        </w:rPr>
+        <w:t xml:space="preserve">时间: 2026-01-29 | </w:t>
+      </w:r>
+      <w:r>
+        <w:t xml:space="preserve">链接: </w:t>
+      </w:r>
+      <w:hyperlink r:id="rId55">
+        <w:r>
+          <w:rPr>
+            <w:rFonts w:ascii="Times New Roman" w:hAnsi="Times New Roman" w:eastAsia="宋体"/>
+            <w:color w:val="0000FF"/>
+            <w:sz w:val="21"/>
+            <w:u w:val="single"/>
+          </w:rPr>
+          <w:t>https://doi.org/10.1021/acsphotonics.5c02289</w:t>
+        </w:r>
+      </w:hyperlink>
+    </w:p>
+    <w:p>
+      <w:pPr>
+        <w:spacing w:before="120"/>
+      </w:pPr>
+      <w:r>
+        <w:rPr>
+          <w:rFonts w:ascii="Times New Roman" w:hAnsi="Times New Roman" w:eastAsia="宋体"/>
+          <w:b/>
+          <w:sz w:val="21"/>
+        </w:rPr>
+        <w:t>中文摘要:</w:t>
+      </w:r>
+    </w:p>
+    <w:p>
+      <w:pPr>
+        <w:ind w:firstLine="360"/>
+      </w:pPr>
+      <w:r>
+        <w:rPr>
+          <w:rFonts w:ascii="Times New Roman" w:hAnsi="Times New Roman" w:eastAsia="宋体"/>
+          <w:sz w:val="21"/>
+        </w:rPr>
+        <w:t>（摘要暂缺，等待官方补全）</w:t>
+      </w:r>
+    </w:p>
+    <w:p>
+      <w:pPr>
+        <w:spacing w:before="120"/>
+      </w:pPr>
+      <w:r>
+        <w:rPr>
+          <w:rFonts w:ascii="Times New Roman" w:hAnsi="Times New Roman" w:eastAsia="宋体"/>
+          <w:b/>
+          <w:sz w:val="21"/>
+        </w:rPr>
+        <w:t>English Abstract:</w:t>
+      </w:r>
+    </w:p>
+    <w:p>
+      <w:r>
+        <w:rPr>
+          <w:rFonts w:ascii="Times New Roman" w:hAnsi="Times New Roman" w:eastAsia="宋体"/>
+          <w:sz w:val="21"/>
+        </w:rPr>
+        <w:t>Abstract not available.</w:t>
+      </w:r>
+    </w:p>
+    <w:p>
+      <w:r>
+        <w:rPr>
+          <w:rFonts w:ascii="Times New Roman" w:hAnsi="Times New Roman" w:eastAsia="宋体"/>
+          <w:sz w:val="21"/>
+        </w:rPr>
+        <w:t>__________________________________________________</w:t>
+      </w:r>
+    </w:p>
+    <w:p>
+      <w:pPr>
+        <w:pStyle w:val="Heading2"/>
+      </w:pPr>
+      <w:r/>
+      <w:r>
+        <w:rPr>
+          <w:rFonts w:ascii="Times New Roman" w:hAnsi="Times New Roman" w:eastAsia="宋体"/>
+          <w:b/>
+          <w:color w:val="000000"/>
+          <w:sz w:val="24"/>
+        </w:rPr>
+        <w:t>通过界面光电子转移对 Fe 3 GeTe 2 /n-Si 范德华异质结构中的磁传输进行光伏调制</w:t>
+      </w:r>
+    </w:p>
+    <w:p>
+      <w:r>
+        <w:rPr>
+          <w:rFonts w:ascii="Times New Roman" w:hAnsi="Times New Roman" w:eastAsia="宋体"/>
+          <w:b/>
+          <w:color w:val="003264"/>
+          <w:sz w:val="24"/>
+        </w:rPr>
+        <w:t>Photovoltaic Modulation of Magneto-Transport in Fe 3 GeTe 2 /n-Si van der Waals Heterostructures via Interfacial Photoelectron Transfer</w:t>
+      </w:r>
+    </w:p>
+    <w:p>
+      <w:r>
+        <w:rPr>
+          <w:rFonts w:ascii="Times New Roman" w:hAnsi="Times New Roman" w:eastAsia="宋体"/>
+          <w:sz w:val="21"/>
+        </w:rPr>
+        <w:t>作者: Nan Sun, Chang Niu, Zhibo Zhou, Qian Cao, Jican Hao, Hao Geng, Ning Fang, Han Zhang, Lei Wang, Ziyao Zhou</w:t>
+        <w:br/>
+      </w:r>
+      <w:r>
+        <w:rPr>
+          <w:rFonts w:ascii="Times New Roman" w:hAnsi="Times New Roman" w:eastAsia="宋体"/>
+          <w:sz w:val="21"/>
+        </w:rPr>
+        <w:t xml:space="preserve">时间: 2026-01-30 | </w:t>
+      </w:r>
+      <w:r>
+        <w:t xml:space="preserve">链接: </w:t>
+      </w:r>
+      <w:hyperlink r:id="rId56">
+        <w:r>
+          <w:rPr>
+            <w:rFonts w:ascii="Times New Roman" w:hAnsi="Times New Roman" w:eastAsia="宋体"/>
+            <w:color w:val="0000FF"/>
+            <w:sz w:val="21"/>
+            <w:u w:val="single"/>
+          </w:rPr>
+          <w:t>https://doi.org/10.1021/acsphotonics.5c02359</w:t>
+        </w:r>
+      </w:hyperlink>
+    </w:p>
+    <w:p>
+      <w:pPr>
+        <w:spacing w:before="120"/>
+      </w:pPr>
+      <w:r>
+        <w:rPr>
+          <w:rFonts w:ascii="Times New Roman" w:hAnsi="Times New Roman" w:eastAsia="宋体"/>
+          <w:b/>
+          <w:sz w:val="21"/>
+        </w:rPr>
+        <w:t>中文摘要:</w:t>
+      </w:r>
+    </w:p>
+    <w:p>
+      <w:pPr>
+        <w:ind w:firstLine="360"/>
+      </w:pPr>
+      <w:r>
+        <w:rPr>
+          <w:rFonts w:ascii="Times New Roman" w:hAnsi="Times New Roman" w:eastAsia="宋体"/>
+          <w:sz w:val="21"/>
+        </w:rPr>
+        <w:t>（摘要暂缺，等待官方补全）</w:t>
+      </w:r>
+    </w:p>
+    <w:p>
+      <w:pPr>
+        <w:spacing w:before="120"/>
+      </w:pPr>
+      <w:r>
+        <w:rPr>
+          <w:rFonts w:ascii="Times New Roman" w:hAnsi="Times New Roman" w:eastAsia="宋体"/>
+          <w:b/>
+          <w:sz w:val="21"/>
+        </w:rPr>
+        <w:t>English Abstract:</w:t>
+      </w:r>
+    </w:p>
+    <w:p>
+      <w:r>
+        <w:rPr>
+          <w:rFonts w:ascii="Times New Roman" w:hAnsi="Times New Roman" w:eastAsia="宋体"/>
+          <w:sz w:val="21"/>
+        </w:rPr>
+        <w:t>Abstract not available.</w:t>
+      </w:r>
+    </w:p>
+    <w:p>
+      <w:r>
+        <w:rPr>
+          <w:rFonts w:ascii="Times New Roman" w:hAnsi="Times New Roman" w:eastAsia="宋体"/>
+          <w:sz w:val="21"/>
+        </w:rPr>
+        <w:t>__________________________________________________</w:t>
+      </w:r>
+    </w:p>
+    <w:p>
+      <w:pPr>
+        <w:pStyle w:val="Heading2"/>
+      </w:pPr>
+      <w:r/>
+      <w:r>
+        <w:rPr>
+          <w:rFonts w:ascii="Times New Roman" w:hAnsi="Times New Roman" w:eastAsia="宋体"/>
+          <w:b/>
+          <w:color w:val="000000"/>
+          <w:sz w:val="24"/>
+        </w:rPr>
+        <w:t>基于功率指数相位涡旋自动聚焦光束的深度分辨体积双光子荧光显微镜</w:t>
+      </w:r>
+    </w:p>
+    <w:p>
+      <w:r>
+        <w:rPr>
+          <w:rFonts w:ascii="Times New Roman" w:hAnsi="Times New Roman" w:eastAsia="宋体"/>
+          <w:b/>
+          <w:color w:val="003264"/>
+          <w:sz w:val="24"/>
+        </w:rPr>
+        <w:t>Depth-Resolved Volumetric Two-Photon Fluorescence Microscopy Based on Power-Exponent-Phase Vortex Autofocusing Beam</w:t>
+      </w:r>
+    </w:p>
+    <w:p>
+      <w:r>
+        <w:rPr>
+          <w:rFonts w:ascii="Times New Roman" w:hAnsi="Times New Roman" w:eastAsia="宋体"/>
+          <w:sz w:val="21"/>
+        </w:rPr>
+        <w:t>作者: Guangbo Zhang, Sisi Zhou, Ye Fang, Xuefeng Sun, Qianglong Yang, Chao Zhang, Rui Hu, Jiaqing Guo, Binglin Shen, Yuankai Guo, Can Zhao, Yan Huang, Weiguang Zheng, Zhixin Cong, Liwei Liu</w:t>
+        <w:br/>
+      </w:r>
+      <w:r>
+        <w:rPr>
+          <w:rFonts w:ascii="Times New Roman" w:hAnsi="Times New Roman" w:eastAsia="宋体"/>
+          <w:sz w:val="21"/>
+        </w:rPr>
+        <w:t xml:space="preserve">时间: 2026-01-30 | </w:t>
+      </w:r>
+      <w:r>
+        <w:t xml:space="preserve">链接: </w:t>
+      </w:r>
+      <w:hyperlink r:id="rId57">
+        <w:r>
+          <w:rPr>
+            <w:rFonts w:ascii="Times New Roman" w:hAnsi="Times New Roman" w:eastAsia="宋体"/>
+            <w:color w:val="0000FF"/>
+            <w:sz w:val="21"/>
+            <w:u w:val="single"/>
+          </w:rPr>
+          <w:t>https://doi.org/10.1021/acsphotonics.5c02338</w:t>
+        </w:r>
+      </w:hyperlink>
+    </w:p>
+    <w:p>
+      <w:pPr>
+        <w:spacing w:before="120"/>
+      </w:pPr>
+      <w:r>
+        <w:rPr>
+          <w:rFonts w:ascii="Times New Roman" w:hAnsi="Times New Roman" w:eastAsia="宋体"/>
+          <w:b/>
+          <w:sz w:val="21"/>
+        </w:rPr>
+        <w:t>中文摘要:</w:t>
+      </w:r>
+    </w:p>
+    <w:p>
+      <w:pPr>
+        <w:ind w:firstLine="360"/>
+      </w:pPr>
+      <w:r>
+        <w:rPr>
+          <w:rFonts w:ascii="Times New Roman" w:hAnsi="Times New Roman" w:eastAsia="宋体"/>
+          <w:sz w:val="21"/>
+        </w:rPr>
+        <w:t>（摘要暂缺，等待官方补全）</w:t>
+      </w:r>
+    </w:p>
+    <w:p>
+      <w:pPr>
+        <w:spacing w:before="120"/>
+      </w:pPr>
+      <w:r>
+        <w:rPr>
+          <w:rFonts w:ascii="Times New Roman" w:hAnsi="Times New Roman" w:eastAsia="宋体"/>
+          <w:b/>
+          <w:sz w:val="21"/>
+        </w:rPr>
+        <w:t>English Abstract:</w:t>
+      </w:r>
+    </w:p>
+    <w:p>
+      <w:r>
+        <w:rPr>
+          <w:rFonts w:ascii="Times New Roman" w:hAnsi="Times New Roman" w:eastAsia="宋体"/>
+          <w:sz w:val="21"/>
+        </w:rPr>
+        <w:t>Abstract not available.</w:t>
       </w:r>
     </w:p>
     <w:p>

--- a/Optical_Papers_260131.docx
+++ b/Optical_Papers_260131.docx
@@ -4453,6 +4453,119 @@
     </w:p>
     <w:p>
       <w:pPr>
+        <w:pStyle w:val="Heading2"/>
+      </w:pPr>
+      <w:r/>
+      <w:r>
+        <w:rPr>
+          <w:rFonts w:ascii="Times New Roman" w:hAnsi="Times New Roman" w:eastAsia="宋体"/>
+          <w:b/>
+          <w:color w:val="000000"/>
+          <w:sz w:val="24"/>
+        </w:rPr>
+        <w:t>四芯光纤螺旋长周期光栅色散转折点附近灵敏度增强</w:t>
+      </w:r>
+    </w:p>
+    <w:p>
+      <w:r>
+        <w:rPr>
+          <w:rFonts w:ascii="Times New Roman" w:hAnsi="Times New Roman" w:eastAsia="宋体"/>
+          <w:b/>
+          <w:color w:val="003264"/>
+          <w:sz w:val="24"/>
+        </w:rPr>
+        <w:t>Sensitivity enhancement of four-core fiber helical long-period gratings near dispersion turning point</w:t>
+      </w:r>
+    </w:p>
+    <w:p>
+      <w:r>
+        <w:rPr>
+          <w:rFonts w:ascii="Times New Roman" w:hAnsi="Times New Roman" w:eastAsia="宋体"/>
+          <w:sz w:val="21"/>
+        </w:rPr>
+        <w:t>作者: Yunhe Zhao, Yan Jiang, Xin Wang, Siyu Chen, Chengbo Mou, Yunqi Liu, Lin Ma, Zuyuan He</w:t>
+        <w:br/>
+      </w:r>
+      <w:r>
+        <w:rPr>
+          <w:rFonts w:ascii="Times New Roman" w:hAnsi="Times New Roman" w:eastAsia="宋体"/>
+          <w:sz w:val="21"/>
+        </w:rPr>
+        <w:t xml:space="preserve">时间: 2026-05-01 | </w:t>
+      </w:r>
+      <w:r>
+        <w:t xml:space="preserve">链接: </w:t>
+      </w:r>
+      <w:hyperlink r:id="rId58">
+        <w:r>
+          <w:rPr>
+            <w:rFonts w:ascii="Times New Roman" w:hAnsi="Times New Roman" w:eastAsia="宋体"/>
+            <w:color w:val="0000FF"/>
+            <w:sz w:val="21"/>
+            <w:u w:val="single"/>
+          </w:rPr>
+          <w:t>https://doi.org/10.1016/j.optlastec.2026.114828</w:t>
+        </w:r>
+      </w:hyperlink>
+    </w:p>
+    <w:p>
+      <w:pPr>
+        <w:spacing w:before="120"/>
+      </w:pPr>
+      <w:r>
+        <w:rPr>
+          <w:rFonts w:ascii="Times New Roman" w:hAnsi="Times New Roman" w:eastAsia="宋体"/>
+          <w:b/>
+          <w:sz w:val="21"/>
+        </w:rPr>
+        <w:t>中文摘要:</w:t>
+      </w:r>
+    </w:p>
+    <w:p>
+      <w:pPr>
+        <w:ind w:firstLine="360"/>
+      </w:pPr>
+      <w:r>
+        <w:rPr>
+          <w:rFonts w:ascii="Times New Roman" w:hAnsi="Times New Roman" w:eastAsia="宋体"/>
+          <w:sz w:val="21"/>
+        </w:rPr>
+        <w:t>（摘要暂缺，等待官方补全）</w:t>
+      </w:r>
+    </w:p>
+    <w:p>
+      <w:pPr>
+        <w:spacing w:before="120"/>
+      </w:pPr>
+      <w:r>
+        <w:rPr>
+          <w:rFonts w:ascii="Times New Roman" w:hAnsi="Times New Roman" w:eastAsia="宋体"/>
+          <w:b/>
+          <w:sz w:val="21"/>
+        </w:rPr>
+        <w:t>English Abstract:</w:t>
+      </w:r>
+    </w:p>
+    <w:p>
+      <w:r>
+        <w:rPr>
+          <w:rFonts w:ascii="Times New Roman" w:hAnsi="Times New Roman" w:eastAsia="宋体"/>
+          <w:sz w:val="21"/>
+        </w:rPr>
+        <w:t>Abstract not available.</w:t>
+      </w:r>
+    </w:p>
+    <w:p>
+      <w:r>
+        <w:rPr>
+          <w:rFonts w:ascii="Times New Roman" w:hAnsi="Times New Roman" w:eastAsia="宋体"/>
+          <w:sz w:val="21"/>
+        </w:rPr>
+        <w:t>__________________________________________________</w:t>
+      </w:r>
+    </w:p>
+    <w:p>
+      <w:pPr>
         <w:pStyle w:val="Heading1"/>
       </w:pPr>
       <w:r>
@@ -5727,6 +5840,254 @@
           <w:sz w:val="21"/>
         </w:rPr>
         <w:t>Abstract not available.</w:t>
+      </w:r>
+    </w:p>
+    <w:p>
+      <w:r>
+        <w:rPr>
+          <w:rFonts w:ascii="Times New Roman" w:hAnsi="Times New Roman" w:eastAsia="宋体"/>
+          <w:sz w:val="21"/>
+        </w:rPr>
+        <w:t>__________________________________________________</w:t>
+      </w:r>
+    </w:p>
+    <w:p>
+      <w:pPr>
+        <w:pStyle w:val="Heading1"/>
+      </w:pPr>
+      <w:r>
+        <w:rPr>
+          <w:rFonts w:ascii="Times New Roman" w:hAnsi="Times New Roman" w:eastAsia="宋体"/>
+          <w:b/>
+          <w:color w:val="000000"/>
+          <w:sz w:val="32"/>
+        </w:rPr>
+        <w:t>Applied Optics</w:t>
+      </w:r>
+    </w:p>
+    <w:p>
+      <w:pPr>
+        <w:jc w:val="center"/>
+      </w:pPr>
+      <w:r>
+        <w:t>--- 更新: 08:27 ---</w:t>
+      </w:r>
+    </w:p>
+    <w:p>
+      <w:pPr>
+        <w:pStyle w:val="Heading2"/>
+      </w:pPr>
+      <w:r/>
+      <w:r>
+        <w:rPr>
+          <w:rFonts w:ascii="Times New Roman" w:hAnsi="Times New Roman" w:eastAsia="宋体"/>
+          <w:b/>
+          <w:color w:val="000000"/>
+          <w:sz w:val="24"/>
+        </w:rPr>
+        <w:t>结合 MgCo 2 O 4 改性与机器学习的高性能微腔传感</w:t>
+      </w:r>
+    </w:p>
+    <w:p>
+      <w:r>
+        <w:rPr>
+          <w:rFonts w:ascii="Times New Roman" w:hAnsi="Times New Roman" w:eastAsia="宋体"/>
+          <w:b/>
+          <w:color w:val="003264"/>
+          <w:sz w:val="24"/>
+        </w:rPr>
+        <w:t>High-performance microcavity sensing combining MgCo 2 O 4 modification with machine learning</w:t>
+      </w:r>
+    </w:p>
+    <w:p>
+      <w:r>
+        <w:rPr>
+          <w:rFonts w:ascii="Times New Roman" w:hAnsi="Times New Roman" w:eastAsia="宋体"/>
+          <w:sz w:val="21"/>
+        </w:rPr>
+        <w:t>作者: Wang Xiaohui, Chen Huiyu, Wang Canjin, Yuan Xiaoming, Liu Wenyao, Tang Jun</w:t>
+        <w:br/>
+      </w:r>
+      <w:r>
+        <w:rPr>
+          <w:rFonts w:ascii="Times New Roman" w:hAnsi="Times New Roman" w:eastAsia="宋体"/>
+          <w:sz w:val="21"/>
+        </w:rPr>
+        <w:t xml:space="preserve">时间: 2026-01-23 | </w:t>
+      </w:r>
+      <w:r>
+        <w:t xml:space="preserve">链接: </w:t>
+      </w:r>
+      <w:hyperlink r:id="rId59">
+        <w:r>
+          <w:rPr>
+            <w:rFonts w:ascii="Times New Roman" w:hAnsi="Times New Roman" w:eastAsia="宋体"/>
+            <w:color w:val="0000FF"/>
+            <w:sz w:val="21"/>
+            <w:u w:val="single"/>
+          </w:rPr>
+          <w:t>https://doi.org/10.1364/ao.584168</w:t>
+        </w:r>
+      </w:hyperlink>
+    </w:p>
+    <w:p>
+      <w:pPr>
+        <w:spacing w:before="120"/>
+      </w:pPr>
+      <w:r>
+        <w:rPr>
+          <w:rFonts w:ascii="Times New Roman" w:hAnsi="Times New Roman" w:eastAsia="宋体"/>
+          <w:b/>
+          <w:sz w:val="21"/>
+        </w:rPr>
+        <w:t>中文摘要:</w:t>
+      </w:r>
+    </w:p>
+    <w:p>
+      <w:pPr>
+        <w:ind w:firstLine="360"/>
+      </w:pPr>
+      <w:r>
+        <w:rPr>
+          <w:rFonts w:ascii="Times New Roman" w:hAnsi="Times New Roman" w:eastAsia="宋体"/>
+          <w:sz w:val="21"/>
+        </w:rPr>
+        <w:t>回音壁模式（WGM）微瓶谐振器以其自然的液体输送通道结构和高品质因数（Q），为精确的微流体测量提供了关键的技术平台。为了进一步提高检测灵敏度，本研究通过用MgCo 2 O 4 纳米材料修饰空心微瓶谐振器（HMR）的内壁，构建了高灵敏度的乙醇和丙酮传感器。结果表明，改进后的传感器对乙醇溶液的灵敏度为0.0792 nm/%，是丙酮的2.1倍。这表明该传感器对乙醇具有较高的选择性。此外，为了进一步利用全谱信息，引入多层感知器（MLP）深度学习算法进行智能分析。结果表明，乙醇和丙酮的测试准确度分别为99.85%和99.79%。该研究以其高灵敏度和测试精度，为智能光学微腔传感的发展提供支持。</w:t>
+      </w:r>
+    </w:p>
+    <w:p>
+      <w:pPr>
+        <w:spacing w:before="120"/>
+      </w:pPr>
+      <w:r>
+        <w:rPr>
+          <w:rFonts w:ascii="Times New Roman" w:hAnsi="Times New Roman" w:eastAsia="宋体"/>
+          <w:b/>
+          <w:sz w:val="21"/>
+        </w:rPr>
+        <w:t>English Abstract:</w:t>
+      </w:r>
+    </w:p>
+    <w:p>
+      <w:r>
+        <w:rPr>
+          <w:rFonts w:ascii="Times New Roman" w:hAnsi="Times New Roman" w:eastAsia="宋体"/>
+          <w:sz w:val="21"/>
+        </w:rPr>
+        <w:t>The whispering gallery mode (WGM) microbottle resonators, with their natural liquid delivery channel structure and high-quality factor (Q), provide a crucial technical platform for precise microfluidic measurement. To further enhance the detection sensitivity, this research constructs a highly sensitive ethanol and acetone sensor by modifying the inner wall of a hollow microbottle resonator (HMR) with MgCo 2 O 4 nanomaterials. The results show that the sensitivity of the modified sensor is 0.0792 nm/% to ethanol solution, which is 2.1 times that of acetone. This indicates that the sensor has higher selectivity for ethanol. In addition, to further utilize the full-spectrum information, a multilayer perceptron (MLP) deep learning algorithm is introduced for intelligent analysis. The results indicate that the test accuracy for ethanol and acetone is 99.85% and 99.79%, respectively. With its high sensitivity and testing accuracy, this research provides support for the development of intelligent optical microcavity sensing.</w:t>
+      </w:r>
+    </w:p>
+    <w:p>
+      <w:r>
+        <w:rPr>
+          <w:rFonts w:ascii="Times New Roman" w:hAnsi="Times New Roman" w:eastAsia="宋体"/>
+          <w:sz w:val="21"/>
+        </w:rPr>
+        <w:t>__________________________________________________</w:t>
+      </w:r>
+    </w:p>
+    <w:p>
+      <w:pPr>
+        <w:pStyle w:val="Heading2"/>
+      </w:pPr>
+      <w:r/>
+      <w:r>
+        <w:rPr>
+          <w:rFonts w:ascii="Times New Roman" w:hAnsi="Times New Roman" w:eastAsia="宋体"/>
+          <w:b/>
+          <w:color w:val="000000"/>
+          <w:sz w:val="24"/>
+        </w:rPr>
+        <w:t>专为传感湍流而定制的全光波前传感器重建算法</w:t>
+      </w:r>
+    </w:p>
+    <w:p>
+      <w:r>
+        <w:rPr>
+          <w:rFonts w:ascii="Times New Roman" w:hAnsi="Times New Roman" w:eastAsia="宋体"/>
+          <w:b/>
+          <w:color w:val="003264"/>
+          <w:sz w:val="24"/>
+        </w:rPr>
+        <w:t>Plenoptic wavefront sensor reconstruction algorithm tailored for sensing turbulence</w:t>
+      </w:r>
+    </w:p>
+    <w:p>
+      <w:r>
+        <w:rPr>
+          <w:rFonts w:ascii="Times New Roman" w:hAnsi="Times New Roman" w:eastAsia="宋体"/>
+          <w:sz w:val="21"/>
+        </w:rPr>
+        <w:t>作者: Di Lin, Gregory P. DiComo, Steve J. Frawley, Abbie T. Watnik</w:t>
+        <w:br/>
+      </w:r>
+      <w:r>
+        <w:rPr>
+          <w:rFonts w:ascii="Times New Roman" w:hAnsi="Times New Roman" w:eastAsia="宋体"/>
+          <w:sz w:val="21"/>
+        </w:rPr>
+        <w:t xml:space="preserve">时间: 2026-01-26 | </w:t>
+      </w:r>
+      <w:r>
+        <w:t xml:space="preserve">链接: </w:t>
+      </w:r>
+      <w:hyperlink r:id="rId60">
+        <w:r>
+          <w:rPr>
+            <w:rFonts w:ascii="Times New Roman" w:hAnsi="Times New Roman" w:eastAsia="宋体"/>
+            <w:color w:val="0000FF"/>
+            <w:sz w:val="21"/>
+            <w:u w:val="single"/>
+          </w:rPr>
+          <w:t>https://doi.org/10.1364/ao.582015</w:t>
+        </w:r>
+      </w:hyperlink>
+    </w:p>
+    <w:p>
+      <w:pPr>
+        <w:spacing w:before="120"/>
+      </w:pPr>
+      <w:r>
+        <w:rPr>
+          <w:rFonts w:ascii="Times New Roman" w:hAnsi="Times New Roman" w:eastAsia="宋体"/>
+          <w:b/>
+          <w:sz w:val="21"/>
+        </w:rPr>
+        <w:t>中文摘要:</w:t>
+      </w:r>
+    </w:p>
+    <w:p>
+      <w:pPr>
+        <w:ind w:firstLine="360"/>
+      </w:pPr>
+      <w:r>
+        <w:rPr>
+          <w:rFonts w:ascii="Times New Roman" w:hAnsi="Times New Roman" w:eastAsia="宋体"/>
+          <w:sz w:val="21"/>
+        </w:rPr>
+        <w:t>我们提出了一种适用于恢复湍流波前的全光波前传感器算法。我们的方法采用了一种专门的合并技术，用于不连贯地组合来自复合传感器图像的各个单元的相位倾斜贡献。使用合成湍流波前和全光波前传感器的数值模型来模拟测量过程，我们通过从复合传感器图像重建湍流波前并评估传感器的整体性能来证明我们的技术的有效性。我们确定了传感器架构固有的误差源，并讨论了改进其性能的前景。</w:t>
+      </w:r>
+    </w:p>
+    <w:p>
+      <w:pPr>
+        <w:spacing w:before="120"/>
+      </w:pPr>
+      <w:r>
+        <w:rPr>
+          <w:rFonts w:ascii="Times New Roman" w:hAnsi="Times New Roman" w:eastAsia="宋体"/>
+          <w:b/>
+          <w:sz w:val="21"/>
+        </w:rPr>
+        <w:t>English Abstract:</w:t>
+      </w:r>
+    </w:p>
+    <w:p>
+      <w:r>
+        <w:rPr>
+          <w:rFonts w:ascii="Times New Roman" w:hAnsi="Times New Roman" w:eastAsia="宋体"/>
+          <w:sz w:val="21"/>
+        </w:rPr>
+        <w:t>We present a plenoptic wavefront sensor algorithm adapted for the recovery of turbulent wavefronts. Our approach employs a specialized consolidation technique for incoherently combining phase tilt contributions from the individual cells of the composite sensor image. Using a synthetic turbulent wavefront and a numerical model of the plenoptic wavefront sensor to emulate the measurement process, we demonstrate the efficacy of our technique by reconstructing the turbulent wavefront from the composite sensor image and evaluating the sensor’s overall performance. We identify the sources of error intrinsic to the sensor architecture and discuss prospects for improving its performance.</w:t>
       </w:r>
     </w:p>
     <w:p>

--- a/Optical_Papers_260131.docx
+++ b/Optical_Papers_260131.docx
@@ -4566,6 +4566,119 @@
     </w:p>
     <w:p>
       <w:pPr>
+        <w:pStyle w:val="Heading2"/>
+      </w:pPr>
+      <w:r/>
+      <w:r>
+        <w:rPr>
+          <w:rFonts w:ascii="Times New Roman" w:hAnsi="Times New Roman" w:eastAsia="宋体"/>
+          <w:b/>
+          <w:color w:val="000000"/>
+          <w:sz w:val="24"/>
+        </w:rPr>
+        <w:t>基于镧系元素掺杂微粒的氮化硅片上C带自发发射发电</w:t>
+      </w:r>
+    </w:p>
+    <w:p>
+      <w:r>
+        <w:rPr>
+          <w:rFonts w:ascii="Times New Roman" w:hAnsi="Times New Roman" w:eastAsia="宋体"/>
+          <w:b/>
+          <w:color w:val="003264"/>
+          <w:sz w:val="24"/>
+        </w:rPr>
+        <w:t>Silicon nitride on-chip C-band spontaneous emission generation based on lanthanide doped microparticles</w:t>
+      </w:r>
+    </w:p>
+    <w:p>
+      <w:r>
+        <w:rPr>
+          <w:rFonts w:ascii="Times New Roman" w:hAnsi="Times New Roman" w:eastAsia="宋体"/>
+          <w:sz w:val="21"/>
+        </w:rPr>
+        <w:t>作者: Dmitry V. Obydennov, Ilya M. Asharchuk, Alexander M. Mumlyakov, Maxim V. Shibalov, Nikolay A. Vovk, Ivan A. Filippov, Lidiya S. Volkova, Michael A. Tarkhov</w:t>
+        <w:br/>
+      </w:r>
+      <w:r>
+        <w:rPr>
+          <w:rFonts w:ascii="Times New Roman" w:hAnsi="Times New Roman" w:eastAsia="宋体"/>
+          <w:sz w:val="21"/>
+        </w:rPr>
+        <w:t xml:space="preserve">时间: 2026-05-01 | </w:t>
+      </w:r>
+      <w:r>
+        <w:t xml:space="preserve">链接: </w:t>
+      </w:r>
+      <w:hyperlink r:id="rId61">
+        <w:r>
+          <w:rPr>
+            <w:rFonts w:ascii="Times New Roman" w:hAnsi="Times New Roman" w:eastAsia="宋体"/>
+            <w:color w:val="0000FF"/>
+            <w:sz w:val="21"/>
+            <w:u w:val="single"/>
+          </w:rPr>
+          <w:t>https://doi.org/10.1016/j.optlastec.2026.114834</w:t>
+        </w:r>
+      </w:hyperlink>
+    </w:p>
+    <w:p>
+      <w:pPr>
+        <w:spacing w:before="120"/>
+      </w:pPr>
+      <w:r>
+        <w:rPr>
+          <w:rFonts w:ascii="Times New Roman" w:hAnsi="Times New Roman" w:eastAsia="宋体"/>
+          <w:b/>
+          <w:sz w:val="21"/>
+        </w:rPr>
+        <w:t>中文摘要:</w:t>
+      </w:r>
+    </w:p>
+    <w:p>
+      <w:pPr>
+        <w:ind w:firstLine="360"/>
+      </w:pPr>
+      <w:r>
+        <w:rPr>
+          <w:rFonts w:ascii="Times New Roman" w:hAnsi="Times New Roman" w:eastAsia="宋体"/>
+          <w:sz w:val="21"/>
+        </w:rPr>
+        <w:t>（摘要暂缺，等待官方补全）</w:t>
+      </w:r>
+    </w:p>
+    <w:p>
+      <w:pPr>
+        <w:spacing w:before="120"/>
+      </w:pPr>
+      <w:r>
+        <w:rPr>
+          <w:rFonts w:ascii="Times New Roman" w:hAnsi="Times New Roman" w:eastAsia="宋体"/>
+          <w:b/>
+          <w:sz w:val="21"/>
+        </w:rPr>
+        <w:t>English Abstract:</w:t>
+      </w:r>
+    </w:p>
+    <w:p>
+      <w:r>
+        <w:rPr>
+          <w:rFonts w:ascii="Times New Roman" w:hAnsi="Times New Roman" w:eastAsia="宋体"/>
+          <w:sz w:val="21"/>
+        </w:rPr>
+        <w:t>Abstract not available.</w:t>
+      </w:r>
+    </w:p>
+    <w:p>
+      <w:r>
+        <w:rPr>
+          <w:rFonts w:ascii="Times New Roman" w:hAnsi="Times New Roman" w:eastAsia="宋体"/>
+          <w:sz w:val="21"/>
+        </w:rPr>
+        <w:t>__________________________________________________</w:t>
+      </w:r>
+    </w:p>
+    <w:p>
+      <w:pPr>
         <w:pStyle w:val="Heading1"/>
       </w:pPr>
       <w:r>
@@ -6088,6 +6201,615 @@
           <w:sz w:val="21"/>
         </w:rPr>
         <w:t>We present a plenoptic wavefront sensor algorithm adapted for the recovery of turbulent wavefronts. Our approach employs a specialized consolidation technique for incoherently combining phase tilt contributions from the individual cells of the composite sensor image. Using a synthetic turbulent wavefront and a numerical model of the plenoptic wavefront sensor to emulate the measurement process, we demonstrate the efficacy of our technique by reconstructing the turbulent wavefront from the composite sensor image and evaluating the sensor’s overall performance. We identify the sources of error intrinsic to the sensor architecture and discuss prospects for improving its performance.</w:t>
+      </w:r>
+    </w:p>
+    <w:p>
+      <w:r>
+        <w:rPr>
+          <w:rFonts w:ascii="Times New Roman" w:hAnsi="Times New Roman" w:eastAsia="宋体"/>
+          <w:sz w:val="21"/>
+        </w:rPr>
+        <w:t>__________________________________________________</w:t>
+      </w:r>
+    </w:p>
+    <w:p>
+      <w:pPr>
+        <w:pStyle w:val="Heading1"/>
+      </w:pPr>
+      <w:r>
+        <w:rPr>
+          <w:rFonts w:ascii="Times New Roman" w:hAnsi="Times New Roman" w:eastAsia="宋体"/>
+          <w:b/>
+          <w:color w:val="000000"/>
+          <w:sz w:val="32"/>
+        </w:rPr>
+        <w:t>Applied Optics</w:t>
+      </w:r>
+    </w:p>
+    <w:p>
+      <w:pPr>
+        <w:jc w:val="center"/>
+      </w:pPr>
+      <w:r>
+        <w:t>--- 更新: 11:27 ---</w:t>
+      </w:r>
+    </w:p>
+    <w:p>
+      <w:pPr>
+        <w:pStyle w:val="Heading2"/>
+      </w:pPr>
+      <w:r/>
+      <w:r>
+        <w:rPr>
+          <w:rFonts w:ascii="Times New Roman" w:hAnsi="Times New Roman" w:eastAsia="宋体"/>
+          <w:b/>
+          <w:color w:val="000000"/>
+          <w:sz w:val="24"/>
+        </w:rPr>
+        <w:t>将 1535 和 1562 nm 激光器同时锁频至单个法布里-珀罗腔</w:t>
+      </w:r>
+    </w:p>
+    <w:p>
+      <w:r>
+        <w:rPr>
+          <w:rFonts w:ascii="Times New Roman" w:hAnsi="Times New Roman" w:eastAsia="宋体"/>
+          <w:b/>
+          <w:color w:val="003264"/>
+          <w:sz w:val="24"/>
+        </w:rPr>
+        <w:t>Simultaneous frequency locking of 1535 and 1562 nm lasers to a single Fabry–Pérot cavity</w:t>
+      </w:r>
+    </w:p>
+    <w:p>
+      <w:r>
+        <w:rPr>
+          <w:rFonts w:ascii="Times New Roman" w:hAnsi="Times New Roman" w:eastAsia="宋体"/>
+          <w:sz w:val="21"/>
+        </w:rPr>
+        <w:t>作者: Xilun Gao, Leilei Lin, Fengfan Cai, Peipei Jiang, Yonghang Shen</w:t>
+        <w:br/>
+      </w:r>
+      <w:r>
+        <w:rPr>
+          <w:rFonts w:ascii="Times New Roman" w:hAnsi="Times New Roman" w:eastAsia="宋体"/>
+          <w:sz w:val="21"/>
+        </w:rPr>
+        <w:t xml:space="preserve">时间: 2026-01-27 | </w:t>
+      </w:r>
+      <w:r>
+        <w:t xml:space="preserve">链接: </w:t>
+      </w:r>
+      <w:hyperlink r:id="rId62">
+        <w:r>
+          <w:rPr>
+            <w:rFonts w:ascii="Times New Roman" w:hAnsi="Times New Roman" w:eastAsia="宋体"/>
+            <w:color w:val="0000FF"/>
+            <w:sz w:val="21"/>
+            <w:u w:val="single"/>
+          </w:rPr>
+          <w:t>https://doi.org/10.1364/ao.583408</w:t>
+        </w:r>
+      </w:hyperlink>
+    </w:p>
+    <w:p>
+      <w:pPr>
+        <w:spacing w:before="120"/>
+      </w:pPr>
+      <w:r>
+        <w:rPr>
+          <w:rFonts w:ascii="Times New Roman" w:hAnsi="Times New Roman" w:eastAsia="宋体"/>
+          <w:b/>
+          <w:sz w:val="21"/>
+        </w:rPr>
+        <w:t>中文摘要:</w:t>
+      </w:r>
+    </w:p>
+    <w:p>
+      <w:pPr>
+        <w:ind w:firstLine="360"/>
+      </w:pPr>
+      <w:r>
+        <w:rPr>
+          <w:rFonts w:ascii="Times New Roman" w:hAnsi="Times New Roman" w:eastAsia="宋体"/>
+          <w:sz w:val="21"/>
+        </w:rPr>
+        <w:t>我们报告了两个单频激光器分别在 1535 nm 和 1562 nm 附近同时锁频到单个超稳定法布里-珀罗腔。通过 Pound-Drever-Hall 锁定技术，激光器的频率稳定性分别达到 398 kHz 和 391 kHz，产生约 3.395 THz 的大合成频率，具有 5.8×10 -8 的高相对频率稳定性。干涉测试表明，激光器的相位波动抑制也实现了两个数量级。结果对于多波长干涉测量特别有益。</w:t>
+      </w:r>
+    </w:p>
+    <w:p>
+      <w:pPr>
+        <w:spacing w:before="120"/>
+      </w:pPr>
+      <w:r>
+        <w:rPr>
+          <w:rFonts w:ascii="Times New Roman" w:hAnsi="Times New Roman" w:eastAsia="宋体"/>
+          <w:b/>
+          <w:sz w:val="21"/>
+        </w:rPr>
+        <w:t>English Abstract:</w:t>
+      </w:r>
+    </w:p>
+    <w:p>
+      <w:r>
+        <w:rPr>
+          <w:rFonts w:ascii="Times New Roman" w:hAnsi="Times New Roman" w:eastAsia="宋体"/>
+          <w:sz w:val="21"/>
+        </w:rPr>
+        <w:t>We report the simultaneous frequency locking of two single frequency lasers around 1535 and 1562 nm to a single ultra-stable Fabry–Pérot cavity, respectively. Frequency stabilities up to 398 and 391 kHz are achieved for the lasers, respectively, through the Pound–Drever–Hall locking technique, producing a large synthesized frequency around 3.395 THz with high relative frequency stability of 5.8×10 −8 . Interferometric tests demonstrate that the phase fluctuation suppression is also realized for the lasers by two orders of magnitude. The results are especially beneficial for multi-wavelength interferometric measurement.</w:t>
+      </w:r>
+    </w:p>
+    <w:p>
+      <w:r>
+        <w:rPr>
+          <w:rFonts w:ascii="Times New Roman" w:hAnsi="Times New Roman" w:eastAsia="宋体"/>
+          <w:sz w:val="21"/>
+        </w:rPr>
+        <w:t>__________________________________________________</w:t>
+      </w:r>
+    </w:p>
+    <w:p>
+      <w:pPr>
+        <w:pStyle w:val="Heading2"/>
+      </w:pPr>
+      <w:r/>
+      <w:r>
+        <w:rPr>
+          <w:rFonts w:ascii="Times New Roman" w:hAnsi="Times New Roman" w:eastAsia="宋体"/>
+          <w:b/>
+          <w:color w:val="000000"/>
+          <w:sz w:val="24"/>
+        </w:rPr>
+        <w:t>用于动态纳米级测距的紧凑型激光干涉仪</w:t>
+      </w:r>
+    </w:p>
+    <w:p>
+      <w:r>
+        <w:rPr>
+          <w:rFonts w:ascii="Times New Roman" w:hAnsi="Times New Roman" w:eastAsia="宋体"/>
+          <w:b/>
+          <w:color w:val="003264"/>
+          <w:sz w:val="24"/>
+        </w:rPr>
+        <w:t>Compact laser interferometer for dynamic nanometer-level ranging</w:t>
+      </w:r>
+    </w:p>
+    <w:p>
+      <w:r>
+        <w:rPr>
+          <w:rFonts w:ascii="Times New Roman" w:hAnsi="Times New Roman" w:eastAsia="宋体"/>
+          <w:sz w:val="21"/>
+        </w:rPr>
+        <w:t>作者: E. Germano, O. Mandel, A. Sell, D. Weise, C. Braxmaier</w:t>
+        <w:br/>
+      </w:r>
+      <w:r>
+        <w:rPr>
+          <w:rFonts w:ascii="Times New Roman" w:hAnsi="Times New Roman" w:eastAsia="宋体"/>
+          <w:sz w:val="21"/>
+        </w:rPr>
+        <w:t xml:space="preserve">时间: 2026-01-26 | </w:t>
+      </w:r>
+      <w:r>
+        <w:t xml:space="preserve">链接: </w:t>
+      </w:r>
+      <w:hyperlink r:id="rId63">
+        <w:r>
+          <w:rPr>
+            <w:rFonts w:ascii="Times New Roman" w:hAnsi="Times New Roman" w:eastAsia="宋体"/>
+            <w:color w:val="0000FF"/>
+            <w:sz w:val="21"/>
+            <w:u w:val="single"/>
+          </w:rPr>
+          <w:t>https://doi.org/10.1364/ao.581206</w:t>
+        </w:r>
+      </w:hyperlink>
+    </w:p>
+    <w:p>
+      <w:pPr>
+        <w:spacing w:before="120"/>
+      </w:pPr>
+      <w:r>
+        <w:rPr>
+          <w:rFonts w:ascii="Times New Roman" w:hAnsi="Times New Roman" w:eastAsia="宋体"/>
+          <w:b/>
+          <w:sz w:val="21"/>
+        </w:rPr>
+        <w:t>中文摘要:</w:t>
+      </w:r>
+    </w:p>
+    <w:p>
+      <w:pPr>
+        <w:ind w:firstLine="360"/>
+      </w:pPr>
+      <w:r>
+        <w:rPr>
+          <w:rFonts w:ascii="Times New Roman" w:hAnsi="Times New Roman" w:eastAsia="宋体"/>
+          <w:sz w:val="21"/>
+        </w:rPr>
+        <w:t>六足定位系统用于各种工业和研究应用，例如卫星传感器测试、光学计量和运动模拟。在模拟航天器间激光测距干涉测量的测试台中，六足机构用于重现轨道动力学，包括航天器抖动。由于其内部传感器的分辨率不足，我们提出了一种具有纳米级测距能力的新型干涉仪架构，作为外部参考系统。通过将光学元件直接粘合到钛基板上，实现了简单的光学布局；执行基于闭环控制器的主动对准，以最大化光电探测器处光束的叠加。由此产生的器件满足空气和真空中的性能要求，其中本底噪声在 1 mHz–1 Hz 范围内评估为低于 1nm/Hz。并行操作两个干涉仪可以进一步降低噪声水平，从而确定热弹性变化是信号噪声的主要贡献者。该设备在整个范围内有效跟踪六足机器人的运动，最大速度≥5mm/s，并且能够识别平台内部传感器的不准确性。</w:t>
+      </w:r>
+    </w:p>
+    <w:p>
+      <w:pPr>
+        <w:spacing w:before="120"/>
+      </w:pPr>
+      <w:r>
+        <w:rPr>
+          <w:rFonts w:ascii="Times New Roman" w:hAnsi="Times New Roman" w:eastAsia="宋体"/>
+          <w:b/>
+          <w:sz w:val="21"/>
+        </w:rPr>
+        <w:t>English Abstract:</w:t>
+      </w:r>
+    </w:p>
+    <w:p>
+      <w:r>
+        <w:rPr>
+          <w:rFonts w:ascii="Times New Roman" w:hAnsi="Times New Roman" w:eastAsia="宋体"/>
+          <w:sz w:val="21"/>
+        </w:rPr>
+        <w:t>Hexapod positioning systems are employed in a variety of industrial and research applications, such as satellite sensor testing, optical metrology, and motion simulation. In the context of a testbed simulating spacecraft-to-spacecraft laser ranging interferometry, a hexapod is used to reproduce orbit dynamics, including spacecraft jitter. Due to the insufficient resolution of its internal sensors, what we believe to be a novel interferometer architecture with the capability for nm-level ranging is presented, to act as an external reference system. The simple optical layout is achieved through the direct bonding of the optical components to a titanium baseplate; an active alignment, based on a closed-loop controller, is performed to maximize the superimposition of the beams at the photodetector. The resulting device meets the performance requirements both in air and in vacuum, where the noise floor was evaluated as under 1nm/Hz in the 1 mHz–1 Hz range. Operating two interferometers in parallel enables a further reduction of the noise levels, identifying thermo-elastic variations as the main contributor to signal noise. The device effectively tracks the motion of the hexapod across its full range and at a maximum speed ≥5mm/s, and is able to identify inaccuracies of the internal sensors of the platform.</w:t>
+      </w:r>
+    </w:p>
+    <w:p>
+      <w:r>
+        <w:rPr>
+          <w:rFonts w:ascii="Times New Roman" w:hAnsi="Times New Roman" w:eastAsia="宋体"/>
+          <w:sz w:val="21"/>
+        </w:rPr>
+        <w:t>__________________________________________________</w:t>
+      </w:r>
+    </w:p>
+    <w:p>
+      <w:pPr>
+        <w:pStyle w:val="Heading1"/>
+      </w:pPr>
+      <w:r>
+        <w:rPr>
+          <w:rFonts w:ascii="Times New Roman" w:hAnsi="Times New Roman" w:eastAsia="宋体"/>
+          <w:b/>
+          <w:color w:val="000000"/>
+          <w:sz w:val="32"/>
+        </w:rPr>
+        <w:t>Optica</w:t>
+      </w:r>
+    </w:p>
+    <w:p>
+      <w:pPr>
+        <w:jc w:val="center"/>
+      </w:pPr>
+      <w:r>
+        <w:t>--- 更新: 11:27 ---</w:t>
+      </w:r>
+    </w:p>
+    <w:p>
+      <w:pPr>
+        <w:pStyle w:val="Heading2"/>
+      </w:pPr>
+      <w:r/>
+      <w:r>
+        <w:rPr>
+          <w:rFonts w:ascii="Times New Roman" w:hAnsi="Times New Roman" w:eastAsia="宋体"/>
+          <w:b/>
+          <w:color w:val="000000"/>
+          <w:sz w:val="24"/>
+        </w:rPr>
+        <w:t>激光稳定的电离跃迁</w:t>
+      </w:r>
+    </w:p>
+    <w:p>
+      <w:r>
+        <w:rPr>
+          <w:rFonts w:ascii="Times New Roman" w:hAnsi="Times New Roman" w:eastAsia="宋体"/>
+          <w:b/>
+          <w:color w:val="003264"/>
+          <w:sz w:val="24"/>
+        </w:rPr>
+        <w:t>Laser-stabilized ionizing transitions</w:t>
+      </w:r>
+    </w:p>
+    <w:p>
+      <w:r>
+        <w:rPr>
+          <w:rFonts w:ascii="Times New Roman" w:hAnsi="Times New Roman" w:eastAsia="宋体"/>
+          <w:sz w:val="21"/>
+        </w:rPr>
+        <w:t>作者: Erika Cortese, Simone De Liberato</w:t>
+        <w:br/>
+      </w:r>
+      <w:r>
+        <w:rPr>
+          <w:rFonts w:ascii="Times New Roman" w:hAnsi="Times New Roman" w:eastAsia="宋体"/>
+          <w:sz w:val="21"/>
+        </w:rPr>
+        <w:t xml:space="preserve">时间: 2026-01-16 | </w:t>
+      </w:r>
+      <w:r>
+        <w:t xml:space="preserve">链接: </w:t>
+      </w:r>
+      <w:hyperlink r:id="rId64">
+        <w:r>
+          <w:rPr>
+            <w:rFonts w:ascii="Times New Roman" w:hAnsi="Times New Roman" w:eastAsia="宋体"/>
+            <w:color w:val="0000FF"/>
+            <w:sz w:val="21"/>
+            <w:u w:val="single"/>
+          </w:rPr>
+          <w:t>https://doi.org/10.1364/optica.572425</w:t>
+        </w:r>
+      </w:hyperlink>
+    </w:p>
+    <w:p>
+      <w:pPr>
+        <w:spacing w:before="120"/>
+      </w:pPr>
+      <w:r>
+        <w:rPr>
+          <w:rFonts w:ascii="Times New Roman" w:hAnsi="Times New Roman" w:eastAsia="宋体"/>
+          <w:b/>
+          <w:sz w:val="21"/>
+        </w:rPr>
+        <w:t>中文摘要:</w:t>
+      </w:r>
+    </w:p>
+    <w:p>
+      <w:pPr>
+        <w:ind w:firstLine="360"/>
+      </w:pPr>
+      <w:r>
+        <w:rPr>
+          <w:rFonts w:ascii="Times New Roman" w:hAnsi="Times New Roman" w:eastAsia="宋体"/>
+          <w:sz w:val="21"/>
+        </w:rPr>
+        <w:t>几十年来，稳定暴露在强激光场下的原子一直是原子物理学的中心话题，激发了一些描述不同共振条件和耦合机制下现象的理论框架。在这里，我们从理论上研究了由谐振泵浦场驱动的电离电子跃迁，这与由非微扰、非谐振激光脉冲稳定的克莱默斯-亨内伯格原子形成鲜明对比。我们表明，在临界泵浦强度之上，驱动器会从连续体中产生亚稳态电子束缚态，该束缚态通过双光子电离而衰变。我们计算了所得的共振荧光光谱，并发现了与熟悉的与结合到结合跃迁相关的莫洛三重态在质量上不同的结构。这种荧光提供了亚稳态群体的时间分辨探针。类似于 AC 斯塔克位移是光学腔中观察到的单光子拉比分裂的半经典对应物，我们描述的现象最好理解为最近观察到的由单腔光子束缚的激子的半经典模拟。</w:t>
+      </w:r>
+    </w:p>
+    <w:p>
+      <w:pPr>
+        <w:spacing w:before="120"/>
+      </w:pPr>
+      <w:r>
+        <w:rPr>
+          <w:rFonts w:ascii="Times New Roman" w:hAnsi="Times New Roman" w:eastAsia="宋体"/>
+          <w:b/>
+          <w:sz w:val="21"/>
+        </w:rPr>
+        <w:t>English Abstract:</w:t>
+      </w:r>
+    </w:p>
+    <w:p>
+      <w:r>
+        <w:rPr>
+          <w:rFonts w:ascii="Times New Roman" w:hAnsi="Times New Roman" w:eastAsia="宋体"/>
+          <w:sz w:val="21"/>
+        </w:rPr>
+        <w:t>Stabilizing atoms exposed to intense laser fields has been a central topic in atomic physics for decades, inspiring several theoretical frameworks that describe the phenomenon under different resonance conditions and coupling regimes. Here, we theoretically investigate an ionizing electronic transition driven by a resonant pump field, in contrast to Kramers–Henneberger atoms, which are stabilized by non-perturbative, non-resonant laser pulses. We show that, above a critical pump intensity, the drive creates a metastable electronic bound state emerging from the continuum, which decays via two-photon ionization. We calculate the resulting resonant fluorescence spectrum and find a qualitatively different structure from the familiar Mollow triplet associated with bound-to-bound transitions. This fluorescence provides a time-resolved probe of the population in the metastable state. In analogy to how the AC Stark shift is a semiclassical counterpart of the single-photon Rabi splitting observed in optical cavities, the phenomenon we describe is best understood as a semiclassical analog of recently observed excitons bound by a single cavity photon.</w:t>
+      </w:r>
+    </w:p>
+    <w:p>
+      <w:r>
+        <w:rPr>
+          <w:rFonts w:ascii="Times New Roman" w:hAnsi="Times New Roman" w:eastAsia="宋体"/>
+          <w:sz w:val="21"/>
+        </w:rPr>
+        <w:t>__________________________________________________</w:t>
+      </w:r>
+    </w:p>
+    <w:p>
+      <w:pPr>
+        <w:pStyle w:val="Heading2"/>
+      </w:pPr>
+      <w:r/>
+      <w:r>
+        <w:rPr>
+          <w:rFonts w:ascii="Times New Roman" w:hAnsi="Times New Roman" w:eastAsia="宋体"/>
+          <w:b/>
+          <w:color w:val="000000"/>
+          <w:sz w:val="24"/>
+        </w:rPr>
+        <w:t>通过非线性干涉的实时全光重叠时间透镜阵列</w:t>
+      </w:r>
+    </w:p>
+    <w:p>
+      <w:r>
+        <w:rPr>
+          <w:rFonts w:ascii="Times New Roman" w:hAnsi="Times New Roman" w:eastAsia="宋体"/>
+          <w:b/>
+          <w:color w:val="003264"/>
+          <w:sz w:val="24"/>
+        </w:rPr>
+        <w:t>Real-time all-optical overlapping time-lens array through nonlinear interference</w:t>
+      </w:r>
+    </w:p>
+    <w:p>
+      <w:r>
+        <w:rPr>
+          <w:rFonts w:ascii="Times New Roman" w:hAnsi="Times New Roman" w:eastAsia="宋体"/>
+          <w:sz w:val="21"/>
+        </w:rPr>
+        <w:t>作者: Manuel P. Fernández, Benjamin Crockett, Connor Rowe, Laureano A. Bulus-Rossini, Pablo A. Costanzo-Caso, Jose Azaña</w:t>
+        <w:br/>
+      </w:r>
+      <w:r>
+        <w:rPr>
+          <w:rFonts w:ascii="Times New Roman" w:hAnsi="Times New Roman" w:eastAsia="宋体"/>
+          <w:sz w:val="21"/>
+        </w:rPr>
+        <w:t xml:space="preserve">时间: 2026-01-16 | </w:t>
+      </w:r>
+      <w:r>
+        <w:t xml:space="preserve">链接: </w:t>
+      </w:r>
+      <w:hyperlink r:id="rId65">
+        <w:r>
+          <w:rPr>
+            <w:rFonts w:ascii="Times New Roman" w:hAnsi="Times New Roman" w:eastAsia="宋体"/>
+            <w:color w:val="0000FF"/>
+            <w:sz w:val="21"/>
+            <w:u w:val="single"/>
+          </w:rPr>
+          <w:t>https://doi.org/10.1364/optica.581406</w:t>
+        </w:r>
+      </w:hyperlink>
+    </w:p>
+    <w:p>
+      <w:pPr>
+        <w:spacing w:before="120"/>
+      </w:pPr>
+      <w:r>
+        <w:rPr>
+          <w:rFonts w:ascii="Times New Roman" w:hAnsi="Times New Roman" w:eastAsia="宋体"/>
+          <w:b/>
+          <w:sz w:val="21"/>
+        </w:rPr>
+        <w:t>中文摘要:</w:t>
+      </w:r>
+    </w:p>
+    <w:p>
+      <w:pPr>
+        <w:ind w:firstLine="360"/>
+      </w:pPr>
+      <w:r>
+        <w:rPr>
+          <w:rFonts w:ascii="Times New Roman" w:hAnsi="Times New Roman" w:eastAsia="宋体"/>
+          <w:sz w:val="21"/>
+        </w:rPr>
+        <w:t>时空二象性是现代光信号处理的基本原理，可以实现空间成像系统的时间模拟。此类系统的关键组件之一是时间透镜，当排列成阵列时，其多功能性仍然受到限制。然而，此类配置对于实现高分辨率、无间隙光谱分析和光子波形生成以及其他要求苛刻的应用至关重要。在这项工作中，我们引入了重叠时间透镜阵列（oTLA），它通过简并和非简并四波混频利用非线性干扰。这种设计打破了传统方法中固有的孔径长度和重复率之间的严格权衡。因此，oTLA 能够同时实现超过数千的高时间带宽乘积，以及输入光信号的高重复率和完整且冗余的时间覆盖，从而确保真正的无间隙操作。我们展示了 oTLA 的重叠因子超过 4 的功能以及分析带宽为 400 GHz 的实时无间隙光谱分析方案。该提案为时间成像系统在需要无缝处理的应用中开辟了道路，例如超快光谱、高速电信、量子光学和宽带光信号的全场测量。</w:t>
+      </w:r>
+    </w:p>
+    <w:p>
+      <w:pPr>
+        <w:spacing w:before="120"/>
+      </w:pPr>
+      <w:r>
+        <w:rPr>
+          <w:rFonts w:ascii="Times New Roman" w:hAnsi="Times New Roman" w:eastAsia="宋体"/>
+          <w:b/>
+          <w:sz w:val="21"/>
+        </w:rPr>
+        <w:t>English Abstract:</w:t>
+      </w:r>
+    </w:p>
+    <w:p>
+      <w:r>
+        <w:rPr>
+          <w:rFonts w:ascii="Times New Roman" w:hAnsi="Times New Roman" w:eastAsia="宋体"/>
+          <w:sz w:val="21"/>
+        </w:rPr>
+        <w:t>The space–time duality is a foundational principle in modern optical signal processing, enabling temporal analogues of spatial imaging systems. Among the key components in such systems are time-lenses, whose versatility remains limited when arranged in arrays. Yet such configurations are essential for enabling high-resolution, gap-free optical spectral analysis and photonic waveform generation, among other demanding applications. In this work, we introduce an overlapping time-lens array (oTLA) that exploits nonlinear interference via both degenerate and non-degenerate four-wave mixing. This design breaks the strict trade-off between aperture length and repetition rate inherent in conventional approaches. As a result, the oTLA enables the simultaneous achievement of high time-bandwidth products—beyond several thousand—along with high repetition rate and complete and redundant temporal coverage of the input optical signal, ensuring truly gap-free operation. We showcase the capabilities of the oTLA with overlapping factors exceeding 4 and a real-time gap-free optical spectrum analysis scheme with an analysis bandwidth of 400 GHz. This proposal opens avenues for temporal imaging systems in applications demanding seamless processing, such as in ultrafast spectroscopy, high-speed telecommunications, quantum optics, and the full-field measurement of broadband optical signals.</w:t>
+      </w:r>
+    </w:p>
+    <w:p>
+      <w:r>
+        <w:rPr>
+          <w:rFonts w:ascii="Times New Roman" w:hAnsi="Times New Roman" w:eastAsia="宋体"/>
+          <w:sz w:val="21"/>
+        </w:rPr>
+        <w:t>__________________________________________________</w:t>
+      </w:r>
+    </w:p>
+    <w:p>
+      <w:pPr>
+        <w:pStyle w:val="Heading2"/>
+      </w:pPr>
+      <w:r/>
+      <w:r>
+        <w:rPr>
+          <w:rFonts w:ascii="Times New Roman" w:hAnsi="Times New Roman" w:eastAsia="宋体"/>
+          <w:b/>
+          <w:color w:val="000000"/>
+          <w:sz w:val="24"/>
+        </w:rPr>
+        <w:t>超分辨率显微镜非线性发射的控制和缩放</w:t>
+      </w:r>
+    </w:p>
+    <w:p>
+      <w:r>
+        <w:rPr>
+          <w:rFonts w:ascii="Times New Roman" w:hAnsi="Times New Roman" w:eastAsia="宋体"/>
+          <w:b/>
+          <w:color w:val="003264"/>
+          <w:sz w:val="24"/>
+        </w:rPr>
+        <w:t>Control and scaling of nonlinear emission for super-resolution microscopy</w:t>
+      </w:r>
+    </w:p>
+    <w:p>
+      <w:r>
+        <w:rPr>
+          <w:rFonts w:ascii="Times New Roman" w:hAnsi="Times New Roman" w:eastAsia="宋体"/>
+          <w:sz w:val="21"/>
+        </w:rPr>
+        <w:t>作者: Kevin Murzyn, Tanya W. P. van Horen, Peter M. Kraus</w:t>
+        <w:br/>
+      </w:r>
+      <w:r>
+        <w:rPr>
+          <w:rFonts w:ascii="Times New Roman" w:hAnsi="Times New Roman" w:eastAsia="宋体"/>
+          <w:sz w:val="21"/>
+        </w:rPr>
+        <w:t xml:space="preserve">时间: 2026-01-20 | </w:t>
+      </w:r>
+      <w:r>
+        <w:t xml:space="preserve">链接: </w:t>
+      </w:r>
+      <w:hyperlink r:id="rId66">
+        <w:r>
+          <w:rPr>
+            <w:rFonts w:ascii="Times New Roman" w:hAnsi="Times New Roman" w:eastAsia="宋体"/>
+            <w:color w:val="0000FF"/>
+            <w:sz w:val="21"/>
+            <w:u w:val="single"/>
+          </w:rPr>
+          <w:t>https://doi.org/10.1364/optica.576385</w:t>
+        </w:r>
+      </w:hyperlink>
+    </w:p>
+    <w:p>
+      <w:pPr>
+        <w:spacing w:before="120"/>
+      </w:pPr>
+      <w:r>
+        <w:rPr>
+          <w:rFonts w:ascii="Times New Roman" w:hAnsi="Times New Roman" w:eastAsia="宋体"/>
+          <w:b/>
+          <w:sz w:val="21"/>
+        </w:rPr>
+        <w:t>中文摘要:</w:t>
+      </w:r>
+    </w:p>
+    <w:p>
+      <w:pPr>
+        <w:ind w:firstLine="360"/>
+      </w:pPr>
+      <w:r>
+        <w:rPr>
+          <w:rFonts w:ascii="Times New Roman" w:hAnsi="Times New Roman" w:eastAsia="宋体"/>
+          <w:sz w:val="21"/>
+        </w:rPr>
+        <w:t>超分辨率显微镜（低于阿贝衍射极限的成像）在光学远场显微镜的发展和生物成像革命中取得了巨大成功。然而大多数超分辨率技术都是基于荧光显微镜。然而，荧光标记对该技术在某些科学领域的实施施加了限制。无标记技术（例如三次谐波发生 (THG) 显微镜）是一种替代技术，但由于其红外驱动器仅提供有限的分辨率。在这项工作中，我们展示了如何优化 THG 显微镜的点扩散函数 (PSF)，首先针对单色谐波驱动激光器，然后针对双色场。对于单色驱动器，低输入强度会导致最小的 PSF。发生这种情况是因为接近发射谐波阶次的有效非线性阶次导致谐波发射轮廓相对于驱动器的入射强度轮廓的光斑尺寸最大可能减小。在双色情况下，我们利用第二个光脉冲，其聚焦的圆环形注量分布是通过引入轨道角动量产生的。我们表明，第二个脉冲将 PSF 缩小到衍射极限以下。尽管这种收缩没有主要限制，这意味着我们的方法中的分辨率没有主要限制，但当前的实现实际上受到样本损坏的限制。目前，这有望将相干谐波显微成像系统的 PSF 降低 4 倍，同时将分辨率提高 4 倍。这些发现为在更广泛的科学和工业应用（即凝聚态物理和半导体晶圆计量学）中实施超分辨率技术开辟了道路。</w:t>
+      </w:r>
+    </w:p>
+    <w:p>
+      <w:pPr>
+        <w:spacing w:before="120"/>
+      </w:pPr>
+      <w:r>
+        <w:rPr>
+          <w:rFonts w:ascii="Times New Roman" w:hAnsi="Times New Roman" w:eastAsia="宋体"/>
+          <w:b/>
+          <w:sz w:val="21"/>
+        </w:rPr>
+        <w:t>English Abstract:</w:t>
+      </w:r>
+    </w:p>
+    <w:p>
+      <w:r>
+        <w:rPr>
+          <w:rFonts w:ascii="Times New Roman" w:hAnsi="Times New Roman" w:eastAsia="宋体"/>
+          <w:sz w:val="21"/>
+        </w:rPr>
+        <w:t>Super-resolution microscopy—imaging below the Abbe diffraction limit—was a resounding success in the development of optical far-field microscopy and revolutionized bioimaging. Yet most super-resolution techniques are based on fluorescence microscopy. However, fluorescent labels impose restrictions on implementing this technique in some fields of science. Label-free techniques such as third-harmonic generation (THG) microscopy are an alternative, but only provide limited resolution due to their infrared driver. In this work, we show how to optimize the point-spread function (PSF) of THG microscopes, first for a single-color harmonic driving laser, and then in a two-color field. For a single-color driver, a low input intensity leads to the smallest PSF. This occurs because an effective nonlinear order close to the order of the emitted harmonic leads to the maximum possible spot size reduction of the harmonic emission profile with respect to the incident intensity profile of the driver. In the two-color case, we utilize a second light pulse with a donut-shaped fluence profile in focus, which is generated by introducing orbital angular momentum. We show that this second pulse shrinks the PSF below the diffraction limit. Although there is no principal limit to this shrinkage, meaning that there is no principal limit to resolution in our approach, the current implementation is practically limited by sample damage. Currently, this promises a factor of 4 reduction of the PSF and a concomitant improvement of the resolution by a factor of 4 in a coherent harmonic microscopy imaging system. These findings open the pathway to implement super-resolution techniques in a broader scientific and industrial application, i.e., in condensed-matter physics and for semiconductor wafer metrology.</w:t>
       </w:r>
     </w:p>
     <w:p>

--- a/Optical_Papers_260131.docx
+++ b/Optical_Papers_260131.docx
@@ -6810,6 +6810,146 @@
           <w:sz w:val="21"/>
         </w:rPr>
         <w:t>Super-resolution microscopy—imaging below the Abbe diffraction limit—was a resounding success in the development of optical far-field microscopy and revolutionized bioimaging. Yet most super-resolution techniques are based on fluorescence microscopy. However, fluorescent labels impose restrictions on implementing this technique in some fields of science. Label-free techniques such as third-harmonic generation (THG) microscopy are an alternative, but only provide limited resolution due to their infrared driver. In this work, we show how to optimize the point-spread function (PSF) of THG microscopes, first for a single-color harmonic driving laser, and then in a two-color field. For a single-color driver, a low input intensity leads to the smallest PSF. This occurs because an effective nonlinear order close to the order of the emitted harmonic leads to the maximum possible spot size reduction of the harmonic emission profile with respect to the incident intensity profile of the driver. In the two-color case, we utilize a second light pulse with a donut-shaped fluence profile in focus, which is generated by introducing orbital angular momentum. We show that this second pulse shrinks the PSF below the diffraction limit. Although there is no principal limit to this shrinkage, meaning that there is no principal limit to resolution in our approach, the current implementation is practically limited by sample damage. Currently, this promises a factor of 4 reduction of the PSF and a concomitant improvement of the resolution by a factor of 4 in a coherent harmonic microscopy imaging system. These findings open the pathway to implement super-resolution techniques in a broader scientific and industrial application, i.e., in condensed-matter physics and for semiconductor wafer metrology.</w:t>
+      </w:r>
+    </w:p>
+    <w:p>
+      <w:r>
+        <w:rPr>
+          <w:rFonts w:ascii="Times New Roman" w:hAnsi="Times New Roman" w:eastAsia="宋体"/>
+          <w:sz w:val="21"/>
+        </w:rPr>
+        <w:t>__________________________________________________</w:t>
+      </w:r>
+    </w:p>
+    <w:p>
+      <w:pPr>
+        <w:pStyle w:val="Heading1"/>
+      </w:pPr>
+      <w:r>
+        <w:rPr>
+          <w:rFonts w:ascii="Times New Roman" w:hAnsi="Times New Roman" w:eastAsia="宋体"/>
+          <w:b/>
+          <w:color w:val="000000"/>
+          <w:sz w:val="32"/>
+        </w:rPr>
+        <w:t>J. Opt. Soc. Am. A</w:t>
+      </w:r>
+    </w:p>
+    <w:p>
+      <w:pPr>
+        <w:jc w:val="center"/>
+      </w:pPr>
+      <w:r>
+        <w:t>--- 更新: 13:27 ---</w:t>
+      </w:r>
+    </w:p>
+    <w:p>
+      <w:pPr>
+        <w:pStyle w:val="Heading2"/>
+      </w:pPr>
+      <w:r/>
+      <w:r>
+        <w:rPr>
+          <w:rFonts w:ascii="Times New Roman" w:hAnsi="Times New Roman" w:eastAsia="宋体"/>
+          <w:b/>
+          <w:color w:val="000000"/>
+          <w:sz w:val="24"/>
+        </w:rPr>
+        <w:t>中值剪切颜色量化算法：回顾性</w:t>
+      </w:r>
+    </w:p>
+    <w:p>
+      <w:r>
+        <w:rPr>
+          <w:rFonts w:ascii="Times New Roman" w:hAnsi="Times New Roman" w:eastAsia="宋体"/>
+          <w:b/>
+          <w:color w:val="003264"/>
+          <w:sz w:val="24"/>
+        </w:rPr>
+        <w:t>Median cut color quantization algorithm: retrospective</w:t>
+      </w:r>
+    </w:p>
+    <w:p>
+      <w:r>
+        <w:rPr>
+          <w:rFonts w:ascii="Times New Roman" w:hAnsi="Times New Roman" w:eastAsia="宋体"/>
+          <w:sz w:val="21"/>
+        </w:rPr>
+        <w:t>作者: M.</w:t>
+        <w:br/>
+        <w:tab/>
+        <w:tab/>
+        <w:tab/>
+        <w:t>Emre Celebi, María-Luisa Pérez-Delgado</w:t>
+        <w:br/>
+      </w:r>
+      <w:r>
+        <w:rPr>
+          <w:rFonts w:ascii="Times New Roman" w:hAnsi="Times New Roman" w:eastAsia="宋体"/>
+          <w:sz w:val="21"/>
+        </w:rPr>
+        <w:t xml:space="preserve">时间: 2026-01-29 | </w:t>
+      </w:r>
+      <w:r>
+        <w:t xml:space="preserve">链接: </w:t>
+      </w:r>
+      <w:hyperlink r:id="rId67">
+        <w:r>
+          <w:rPr>
+            <w:rFonts w:ascii="Times New Roman" w:hAnsi="Times New Roman" w:eastAsia="宋体"/>
+            <w:color w:val="0000FF"/>
+            <w:sz w:val="21"/>
+            <w:u w:val="single"/>
+          </w:rPr>
+          <w:t>https://doi.org/10.1364/josaa.577058</w:t>
+        </w:r>
+      </w:hyperlink>
+    </w:p>
+    <w:p>
+      <w:pPr>
+        <w:spacing w:before="120"/>
+      </w:pPr>
+      <w:r>
+        <w:rPr>
+          <w:rFonts w:ascii="Times New Roman" w:hAnsi="Times New Roman" w:eastAsia="宋体"/>
+          <w:b/>
+          <w:sz w:val="21"/>
+        </w:rPr>
+        <w:t>中文摘要:</w:t>
+      </w:r>
+    </w:p>
+    <w:p>
+      <w:pPr>
+        <w:ind w:firstLine="360"/>
+      </w:pPr>
+      <w:r>
+        <w:rPr>
+          <w:rFonts w:ascii="Times New Roman" w:hAnsi="Times New Roman" w:eastAsia="宋体"/>
+          <w:sz w:val="21"/>
+        </w:rPr>
+        <w:t>颜色量化以最小的失真减少给定图像中不同颜色的数量，是一种常见的图像处理操作，在视觉计算中有许多应用。 Heckbert 的中值切割算法可以追溯到 20 世纪 80 年代初，通常被认为是第一个真彩色量化算法。赫克伯特的开创性工作引发了大量后续研究，以各种方式扩展了他的算法。在本次回顾中，我们对中值切割算法进行了详细分析，并演示了它如何影响后来的颜色量化、矢量量化和数据聚类算法。</w:t>
+      </w:r>
+    </w:p>
+    <w:p>
+      <w:pPr>
+        <w:spacing w:before="120"/>
+      </w:pPr>
+      <w:r>
+        <w:rPr>
+          <w:rFonts w:ascii="Times New Roman" w:hAnsi="Times New Roman" w:eastAsia="宋体"/>
+          <w:b/>
+          <w:sz w:val="21"/>
+        </w:rPr>
+        <w:t>English Abstract:</w:t>
+      </w:r>
+    </w:p>
+    <w:p>
+      <w:r>
+        <w:rPr>
+          <w:rFonts w:ascii="Times New Roman" w:hAnsi="Times New Roman" w:eastAsia="宋体"/>
+          <w:sz w:val="21"/>
+        </w:rPr>
+        <w:t>Color quantization, reducing the number of distinct colors in a given image with minimal distortion, is a common image processing operation with many applications in visual computing. Heckbert’s median cut algorithm, which dates back to the early 1980s, is generally considered the first true color quantization algorithm. Heckbert’s seminal work generated numerous subsequent studies extending his algorithm in various ways. In this retrospective, we present a detailed analysis of the median cut algorithm and demonstrate how it influenced later color quantization, vector quantization, and data clustering algorithms.</w:t>
       </w:r>
     </w:p>
     <w:p>

--- a/Optical_Papers_260131.docx
+++ b/Optical_Papers_260131.docx
@@ -1439,6 +1439,119 @@
           <w:sz w:val="21"/>
         </w:rPr>
         <w:t>Power scaling of high-power narrow-linewidth continuous-wave fiber lasers is limited by stimulated Brillouin scattering (SBS). While inversion probability-tunable (p-tunable) sequence modulation offers dynamic spectral control for enhanced SBS suppression, its practical implementation has been hindered by reliance on complex, expensive arbitrary waveform generators (AWG) or significant hardware complexity (particularly demanding logic resource requirements) of conventional field-programmable gate array (FPGA)-based implementations. This work introduces what we believe to be a novel, hardware-efficient approach to overcome these limitations. We present a hardware-efficient parallel linear feedback shift register (LFSR) architecture with comparator probability adjustment, enabling real-time, precise p-value control at 10 GHz clock rates, significantly reducing cost and complexity. Concurrently, we establish a quantitative acoustic-photonic dynamics model based on a time-dependent three-wave coupled equation, solving the nonlinear interactions among signal laser photons, phonons, and Stokes waves under p-tunable modulation. This model enables systematic optimization, theoretically predicting and experimentally confirming maximal SBS threshold enhancement at p = 0.58. Leveraging this optimized parameter, our system achieves 2.82 kW output power with a 10.34 GHz FWHM linewidth. Compared to systems using pseudo-random binary sequence (PRBS) modulation (achieving 2.46 kW at ∼10 GHz FWHM linewidth), this represents a 13% increase in output power. This integrated hardware-theory solution provides a practical and effective approach for SBS suppression in high-power narrow-linewidth fiber lasers, enabling higher power scaling and stable operation.</w:t>
+      </w:r>
+    </w:p>
+    <w:p>
+      <w:r>
+        <w:rPr>
+          <w:rFonts w:ascii="Times New Roman" w:hAnsi="Times New Roman" w:eastAsia="宋体"/>
+          <w:sz w:val="21"/>
+        </w:rPr>
+        <w:t>__________________________________________________</w:t>
+      </w:r>
+    </w:p>
+    <w:p>
+      <w:pPr>
+        <w:pStyle w:val="Heading2"/>
+      </w:pPr>
+      <w:r/>
+      <w:r>
+        <w:rPr>
+          <w:rFonts w:ascii="Times New Roman" w:hAnsi="Times New Roman" w:eastAsia="宋体"/>
+          <w:b/>
+          <w:color w:val="000000"/>
+          <w:sz w:val="24"/>
+        </w:rPr>
+        <w:t>用于在类似关节镜配置下监测 PCL 伸长的宽带反射光谱标记</w:t>
+      </w:r>
+    </w:p>
+    <w:p>
+      <w:r>
+        <w:rPr>
+          <w:rFonts w:ascii="Times New Roman" w:hAnsi="Times New Roman" w:eastAsia="宋体"/>
+          <w:b/>
+          <w:color w:val="003264"/>
+          <w:sz w:val="24"/>
+        </w:rPr>
+        <w:t>Broadband reflectance spectral markers for monitoring PCL elongation under an arthroscopy-like configuration</w:t>
+      </w:r>
+    </w:p>
+    <w:p>
+      <w:r>
+        <w:rPr>
+          <w:rFonts w:ascii="Times New Roman" w:hAnsi="Times New Roman" w:eastAsia="宋体"/>
+          <w:sz w:val="21"/>
+        </w:rPr>
+        <w:t>作者: Chia-Lin Yu, Jung-Chia Lin, Ying-Chun Chen</w:t>
+        <w:br/>
+      </w:r>
+      <w:r>
+        <w:rPr>
+          <w:rFonts w:ascii="Times New Roman" w:hAnsi="Times New Roman" w:eastAsia="宋体"/>
+          <w:sz w:val="21"/>
+        </w:rPr>
+        <w:t xml:space="preserve">时间: 2026-01-16 | </w:t>
+      </w:r>
+      <w:r>
+        <w:t xml:space="preserve">链接: </w:t>
+      </w:r>
+      <w:hyperlink r:id="rId68">
+        <w:r>
+          <w:rPr>
+            <w:rFonts w:ascii="Times New Roman" w:hAnsi="Times New Roman" w:eastAsia="宋体"/>
+            <w:color w:val="0000FF"/>
+            <w:sz w:val="21"/>
+            <w:u w:val="single"/>
+          </w:rPr>
+          <w:t>https://doi.org/10.1364/oe.581472</w:t>
+        </w:r>
+      </w:hyperlink>
+    </w:p>
+    <w:p>
+      <w:pPr>
+        <w:spacing w:before="120"/>
+      </w:pPr>
+      <w:r>
+        <w:rPr>
+          <w:rFonts w:ascii="Times New Roman" w:hAnsi="Times New Roman" w:eastAsia="宋体"/>
+          <w:b/>
+          <w:sz w:val="21"/>
+        </w:rPr>
+        <w:t>中文摘要:</w:t>
+      </w:r>
+    </w:p>
+    <w:p>
+      <w:pPr>
+        <w:ind w:firstLine="360"/>
+      </w:pPr>
+      <w:r>
+        <w:rPr>
+          <w:rFonts w:ascii="Times New Roman" w:hAnsi="Times New Roman" w:eastAsia="宋体"/>
+          <w:sz w:val="21"/>
+        </w:rPr>
+        <w:t>后十字韧带（PCL）修复缺乏实时定量评估。这项研究探索了类似关节镜几何形状下的宽带反射光谱，以评估韧带伸长率。加载猪 PCL，同时以 0°、30° 和 45° 的探头角度记录光谱。反射率斜率和 680/620 nm 比率随着伸长率的增加而增加，并在 620–680 nm 范围内保持角度弹性，从而识别伸长敏感但可耐受探头角度的光谱标记。米氏散射分析支持几何相关响应。据我们所知，这些结果为关节镜检查中 PCL 伸长的潜在定量反馈建立了系统的光谱基础，只需进行最小的修改。</w:t>
+      </w:r>
+    </w:p>
+    <w:p>
+      <w:pPr>
+        <w:spacing w:before="120"/>
+      </w:pPr>
+      <w:r>
+        <w:rPr>
+          <w:rFonts w:ascii="Times New Roman" w:hAnsi="Times New Roman" w:eastAsia="宋体"/>
+          <w:b/>
+          <w:sz w:val="21"/>
+        </w:rPr>
+        <w:t>English Abstract:</w:t>
+      </w:r>
+    </w:p>
+    <w:p>
+      <w:r>
+        <w:rPr>
+          <w:rFonts w:ascii="Times New Roman" w:hAnsi="Times New Roman" w:eastAsia="宋体"/>
+          <w:sz w:val="21"/>
+        </w:rPr>
+        <w:t>Posterior cruciate ligament (PCL) repair lacks real-time quantitative evaluation. This study explores broadband reflectance spectroscopy under arthroscopy-like geometry to assess ligament elongation. Porcine PCLs were loaded while spectra were recorded at probe angles of 0°, 30°, and 45°. Reflectance slope and 680/620 nm ratio increased with elongation and remained angle-resilient within 620–680 nm, thereby identifying elongation-sensitive yet probe-angle-tolerant spectral markers. Mie scattering analysis supported the geometry-dependent response. These results establish, to the best of our knowledge, a systematic spectral basis for potential quantitative feedback on PCL elongation in arthroscopy with minimal modification.</w:t>
       </w:r>
     </w:p>
     <w:p>
